--- a/reports/Bergamo_Rental_Strategies_Complete_EN_v03.docx
+++ b/reports/Bergamo_Rental_Strategies_Complete_EN_v03.docx
@@ -2,31 +2,269 @@
 <file path=word/document.xml><?xml version="1.0" encoding="utf-8"?>
 <w:document xmlns:wpc="http://schemas.microsoft.com/office/word/2010/wordprocessingCanvas" xmlns:cx="http://schemas.microsoft.com/office/drawing/2014/chartex" xmlns:cx1="http://schemas.microsoft.com/office/drawing/2015/9/8/chartex" xmlns:cx2="http://schemas.microsoft.com/office/drawing/2015/10/21/chartex" xmlns:cx3="http://schemas.microsoft.com/office/drawing/2016/5/9/chartex" xmlns:cx4="http://schemas.microsoft.com/office/drawing/2016/5/10/chartex" xmlns:cx5="http://schemas.microsoft.com/office/drawing/2016/5/11/chartex" xmlns:cx6="http://schemas.microsoft.com/office/drawing/2016/5/12/chartex" xmlns:cx7="http://schemas.microsoft.com/office/drawing/2016/5/13/chartex" xmlns:cx8="http://schemas.microsoft.com/office/drawing/2016/5/14/chartex" xmlns:mc="http://schemas.openxmlformats.org/markup-compatibility/2006" xmlns:aink="http://schemas.microsoft.com/office/drawing/2016/ink" xmlns:am3d="http://schemas.microsoft.com/office/drawing/2017/model3d" xmlns:o="urn:schemas-microsoft-com:office:office" xmlns:oel="http://schemas.microsoft.com/office/2019/extlst" xmlns:r="http://schemas.openxmlformats.org/officeDocument/2006/relationships" xmlns:m="http://schemas.openxmlformats.org/officeDocument/2006/math" xmlns:v="urn:schemas-microsoft-com:vml" xmlns:wp14="http://schemas.microsoft.com/office/word/2010/wordprocessingDrawing" xmlns:wp="http://schemas.openxmlformats.org/drawingml/2006/wordprocessingDrawing" xmlns:w10="urn:schemas-microsoft-com:office:word" xmlns:w="http://schemas.openxmlformats.org/wordprocessingml/2006/main" xmlns:w14="http://schemas.microsoft.com/office/word/2010/wordml" xmlns:w15="http://schemas.microsoft.com/office/word/2012/wordml" xmlns:w16cex="http://schemas.microsoft.com/office/word/2018/wordml/cex" xmlns:w16cid="http://schemas.microsoft.com/office/word/2016/wordml/cid" xmlns:w16="http://schemas.microsoft.com/office/word/2018/wordml" xmlns:w16du="http://schemas.microsoft.com/office/word/2023/wordml/word16du" xmlns:w16sdtdh="http://schemas.microsoft.com/office/word/2020/wordml/sdtdatahash" xmlns:w16sdtfl="http://schemas.microsoft.com/office/word/2024/wordml/sdtformatlock" xmlns:w16se="http://schemas.microsoft.com/office/word/2015/wordml/symex" xmlns:wpg="http://schemas.microsoft.com/office/word/2010/wordprocessingGroup" xmlns:wpi="http://schemas.microsoft.com/office/word/2010/wordprocessingInk" xmlns:wne="http://schemas.microsoft.com/office/word/2006/wordml" xmlns:wps="http://schemas.microsoft.com/office/word/2010/wordprocessingShape" mc:Ignorable="w14 w15 w16se w16cid w16 w16cex w16sdtdh w16sdtfl w16du wp14">
   <w:body>
+    <w:tbl>
+      <w:tblPr>
+        <w:tblW w:w="0" w:type="auto"/>
+        <w:tblLayout w:type="fixed"/>
+        <w:tblLook w:val="04A0" w:firstRow="1" w:lastRow="0" w:firstColumn="1" w:lastColumn="0" w:noHBand="0" w:noVBand="1"/>
+      </w:tblPr>
+      <w:tblGrid>
+        <w:gridCol w:w="9746"/>
+      </w:tblGrid>
+      <w:tr>
+        <w:tc>
+          <w:tcPr>
+            <w:tcW w:w="9746" w:type="dxa"/>
+            <w:shd w:val="clear" w:color="auto" w:fill="101C30"/>
+            <w:tcMar>
+              <w:top w:w="400" w:type="dxa"/>
+              <w:left w:w="380" w:type="dxa"/>
+              <w:bottom w:w="400" w:type="dxa"/>
+              <w:right w:w="380" w:type="dxa"/>
+            </w:tcMar>
+          </w:tcPr>
+          <w:p>
+            <w:pPr>
+              <w:spacing w:after="840" w:line="252" w:lineRule="auto"/>
+            </w:pPr>
+            <w:r>
+              <w:rPr>
+                <w:b/>
+                <w:color w:val="C6A46C"/>
+                <w:sz w:val="18"/>
+              </w:rPr>
+              <w:t>INDEPENDENT RESEARCH</w:t>
+            </w:r>
+            <w:r>
+              <w:rPr>
+                <w:b/>
+                <w:color w:val="C6A46C"/>
+                <w:sz w:val="18"/>
+              </w:rPr>
+              <w:br/>
+              <w:t>BERGAMO, ITALY</w:t>
+            </w:r>
+          </w:p>
+          <w:p>
+            <w:pPr>
+              <w:spacing w:after="440" w:line="252" w:lineRule="auto"/>
+            </w:pPr>
+            <w:r>
+              <w:rPr>
+                <w:b/>
+                <w:color w:val="F7F5F0"/>
+                <w:sz w:val="72"/>
+              </w:rPr>
+              <w:t>MORE TOURISTS,</w:t>
+            </w:r>
+            <w:r>
+              <w:rPr>
+                <w:b/>
+                <w:color w:val="F7F5F0"/>
+                <w:sz w:val="72"/>
+              </w:rPr>
+              <w:br/>
+              <w:t>MORE PROFIT?</w:t>
+            </w:r>
+          </w:p>
+          <w:p>
+            <w:pPr>
+              <w:spacing w:after="400" w:line="252" w:lineRule="auto"/>
+            </w:pPr>
+            <w:r>
+              <w:rPr>
+                <w:color w:val="F7F5F0"/>
+                <w:sz w:val="32"/>
+              </w:rPr>
+              <w:t>A Data-Driven Business Case Study on</w:t>
+            </w:r>
+            <w:r>
+              <w:rPr>
+                <w:color w:val="F7F5F0"/>
+                <w:sz w:val="32"/>
+              </w:rPr>
+              <w:br/>
+              <w:t>Rental Profitability in Bergamo</w:t>
+            </w:r>
+          </w:p>
+          <w:p>
+            <w:pPr>
+              <w:spacing w:after="960" w:line="252" w:lineRule="auto"/>
+            </w:pPr>
+            <w:r>
+              <w:rPr>
+                <w:color w:val="B3C7C7"/>
+                <w:sz w:val="24"/>
+              </w:rPr>
+              <w:t>Short-Term Rentals vs</w:t>
+            </w:r>
+            <w:r>
+              <w:rPr>
+                <w:color w:val="B3C7C7"/>
+                <w:sz w:val="24"/>
+              </w:rPr>
+              <w:br/>
+              <w:t>Long-Term Residential Leasing</w:t>
+            </w:r>
+          </w:p>
+          <w:p>
+            <w:pPr>
+              <w:spacing w:after="160"/>
+            </w:pPr>
+            <w:r>
+              <w:rPr>
+                <w:noProof/>
+              </w:rPr>
+              <w:drawing>
+                <wp:inline distT="0" distB="0" distL="0" distR="0" wp14:anchorId="66E5AEEA" wp14:editId="147444E4">
+                  <wp:extent cx="5486400" cy="1097280"/>
+                  <wp:effectExtent l="0" t="0" r="0" b="0"/>
+                  <wp:docPr id="1" name="Picture 1"/>
+                  <wp:cNvGraphicFramePr>
+                    <a:graphicFrameLocks xmlns:a="http://schemas.openxmlformats.org/drawingml/2006/main" noChangeAspect="1"/>
+                  </wp:cNvGraphicFramePr>
+                  <a:graphic xmlns:a="http://schemas.openxmlformats.org/drawingml/2006/main">
+                    <a:graphicData uri="http://schemas.openxmlformats.org/drawingml/2006/picture">
+                      <pic:pic xmlns:pic="http://schemas.openxmlformats.org/drawingml/2006/picture">
+                        <pic:nvPicPr>
+                          <pic:cNvPr id="0" name="bergamo-cover-art.png"/>
+                          <pic:cNvPicPr/>
+                        </pic:nvPicPr>
+                        <pic:blipFill>
+                          <a:blip r:embed="rId8"/>
+                          <a:stretch>
+                            <a:fillRect/>
+                          </a:stretch>
+                        </pic:blipFill>
+                        <pic:spPr>
+                          <a:xfrm>
+                            <a:off x="0" y="0"/>
+                            <a:ext cx="5486400" cy="1097280"/>
+                          </a:xfrm>
+                          <a:prstGeom prst="rect">
+                            <a:avLst/>
+                          </a:prstGeom>
+                        </pic:spPr>
+                      </pic:pic>
+                    </a:graphicData>
+                  </a:graphic>
+                </wp:inline>
+              </w:drawing>
+            </w:r>
+          </w:p>
+          <w:p>
+            <w:pPr>
+              <w:spacing w:after="900" w:line="252" w:lineRule="auto"/>
+            </w:pPr>
+            <w:r>
+              <w:rPr>
+                <w:color w:val="B3C7C7"/>
+                <w:sz w:val="16"/>
+              </w:rPr>
+              <w:t>Original schematic architecture inspired by Bergamo</w:t>
+            </w:r>
+          </w:p>
+          <w:p>
+            <w:pPr>
+              <w:spacing w:after="180" w:line="252" w:lineRule="auto"/>
+            </w:pPr>
+            <w:r>
+              <w:rPr>
+                <w:b/>
+                <w:color w:val="F7F5F0"/>
+                <w:sz w:val="44"/>
+              </w:rPr>
+              <w:t>Pedram Kojouri</w:t>
+            </w:r>
+          </w:p>
+          <w:p>
+            <w:pPr>
+              <w:spacing w:after="160" w:line="252" w:lineRule="auto"/>
+            </w:pPr>
+            <w:r>
+              <w:rPr>
+                <w:color w:val="C6A46C"/>
+              </w:rPr>
+              <w:t>Independent Data Analytics Portfolio Project</w:t>
+            </w:r>
+          </w:p>
+          <w:p>
+            <w:pPr>
+              <w:spacing w:after="640" w:line="252" w:lineRule="auto"/>
+            </w:pPr>
+            <w:r>
+              <w:rPr>
+                <w:color w:val="F7F5F0"/>
+              </w:rPr>
+              <w:t>October 2026</w:t>
+            </w:r>
+          </w:p>
+          <w:p>
+            <w:pPr>
+              <w:spacing w:after="0" w:line="252" w:lineRule="auto"/>
+            </w:pPr>
+            <w:r>
+              <w:rPr>
+                <w:color w:val="B3C7C7"/>
+                <w:sz w:val="18"/>
+              </w:rPr>
+              <w:t>Tourism Demand | Rental Economics</w:t>
+            </w:r>
+            <w:r>
+              <w:rPr>
+                <w:color w:val="B3C7C7"/>
+                <w:sz w:val="18"/>
+              </w:rPr>
+              <w:br/>
+              <w:t>Financial Modelling | Business Decision-Making</w:t>
+            </w:r>
+          </w:p>
+        </w:tc>
+      </w:tr>
+    </w:tbl>
+    <w:p>
+      <w:pPr>
+        <w:sectPr>
+          <w:headerReference w:type="default" r:id="rId9"/>
+          <w:footerReference w:type="default" r:id="rId10"/>
+          <w:pgSz w:w="11906" w:h="16838"/>
+          <w:pgMar w:top="936" w:right="1080" w:bottom="936" w:left="1080" w:header="360" w:footer="720" w:gutter="0"/>
+          <w:cols w:space="720"/>
+          <w:docGrid w:linePitch="360"/>
+        </w:sectPr>
+      </w:pPr>
+    </w:p>
     <w:p>
       <w:pPr>
         <w:pStyle w:val="Title"/>
       </w:pPr>
       <w:r>
-        <w:t>Rental Strategies in Bergamo: More Tourists, More Profit?</w:t>
+        <w:lastRenderedPageBreak/>
+        <w:t>Executive summary</w:t>
       </w:r>
     </w:p>
     <w:p>
       <w:r>
-        <w:t>A comparison of short-term and long-term rentals</w:t>
+        <w:t>More Tourists, More Profit?</w:t>
       </w:r>
     </w:p>
     <w:p>
       <w:r>
-        <w:t>Pedram Kojouri | Complete research report | 13 October 2026</w:t>
+        <w:t>A Data-Driven Business Case Study on Rental Profitability in Bergamo</w:t>
+      </w:r>
+    </w:p>
+    <w:p>
+      <w:r>
+        <w:t>Pedram Kojouri | Research correction | 14 October 2026</w:t>
       </w:r>
     </w:p>
     <w:p>
       <w:pPr>
         <w:pStyle w:val="Heading2"/>
       </w:pPr>
-      <w:bookmarkStart w:id="0" w:name="_Toc242800382"/>
+      <w:bookmarkStart w:id="0" w:name="_Toc242872141"/>
       <w:r>
-        <w:t>Executive finding</w:t>
+        <w:t>Main business finding</w:t>
       </w:r>
       <w:bookmarkEnd w:id="0"/>
     </w:p>
@@ -38,6 +276,11 @@
     <w:p>
       <w:r>
         <w:t>The market analysis concerns the City of Bergamo. Financial calculations explain conditions under which strategies may differ; they do not estimate average city-wide profit. Acquisition, financing, professional management and incremental preparation are outside the base calculation. No monetary deduction is made for the owner’s time.</w:t>
+      </w:r>
+    </w:p>
+    <w:p>
+      <w:r>
+        <w:t>The EUR 900 long-term baseline remains a scenario assumption. The registry contains 21 candidate records, but four prices are missing and the requested city-centre arithmetic mean cannot be verified. The 17 recorded numeric prices have an arithmetic mean of EUR 1,014.12; they cover mixed contract and service conditions and are not a comparable residential benchmark.</w:t>
       </w:r>
     </w:p>
     <w:p>
@@ -54,7 +297,7 @@
       <w:pPr>
         <w:pStyle w:val="TOC2"/>
         <w:tabs>
-          <w:tab w:val="right" w:leader="dot" w:pos="9926"/>
+          <w:tab w:val="right" w:leader="dot" w:pos="9592"/>
         </w:tabs>
         <w:rPr>
           <w:rFonts w:asciiTheme="minorHAnsi" w:hAnsiTheme="minorHAnsi"/>
@@ -75,13 +318,13 @@
       <w:r>
         <w:fldChar w:fldCharType="separate"/>
       </w:r>
-      <w:hyperlink w:anchor="_Toc242800382" w:history="1">
+      <w:hyperlink w:anchor="_Toc242872141" w:history="1">
         <w:r>
           <w:rPr>
             <w:rStyle w:val="Hyperlink"/>
             <w:noProof/>
           </w:rPr>
-          <w:t>Executive finding</w:t>
+          <w:t>Main business finding</w:t>
         </w:r>
         <w:r>
           <w:rPr>
@@ -102,7 +345,7 @@
             <w:noProof/>
             <w:webHidden/>
           </w:rPr>
-          <w:instrText xml:space="preserve"> PAGEREF _Toc242800382 \h </w:instrText>
+          <w:instrText xml:space="preserve"> PAGEREF _Toc242872141 \h </w:instrText>
         </w:r>
         <w:r>
           <w:rPr>
@@ -137,7 +380,7 @@
       <w:pPr>
         <w:pStyle w:val="TOC1"/>
         <w:tabs>
-          <w:tab w:val="right" w:leader="dot" w:pos="9926"/>
+          <w:tab w:val="right" w:leader="dot" w:pos="9592"/>
         </w:tabs>
         <w:rPr>
           <w:rFonts w:asciiTheme="minorHAnsi" w:hAnsiTheme="minorHAnsi"/>
@@ -149,7 +392,7 @@
           <w14:ligatures w14:val="standardContextual"/>
         </w:rPr>
       </w:pPr>
-      <w:hyperlink w:anchor="_Toc242800383" w:history="1">
+      <w:hyperlink w:anchor="_Toc242872142" w:history="1">
         <w:r>
           <w:rPr>
             <w:rStyle w:val="Hyperlink"/>
@@ -176,7 +419,7 @@
             <w:noProof/>
             <w:webHidden/>
           </w:rPr>
-          <w:instrText xml:space="preserve"> PAGEREF _Toc242800383 \h </w:instrText>
+          <w:instrText xml:space="preserve"> PAGEREF _Toc242872142 \h </w:instrText>
         </w:r>
         <w:r>
           <w:rPr>
@@ -211,7 +454,7 @@
       <w:pPr>
         <w:pStyle w:val="TOC2"/>
         <w:tabs>
-          <w:tab w:val="right" w:leader="dot" w:pos="9926"/>
+          <w:tab w:val="right" w:leader="dot" w:pos="9592"/>
         </w:tabs>
         <w:rPr>
           <w:rFonts w:asciiTheme="minorHAnsi" w:hAnsiTheme="minorHAnsi"/>
@@ -223,7 +466,7 @@
           <w14:ligatures w14:val="standardContextual"/>
         </w:rPr>
       </w:pPr>
-      <w:hyperlink w:anchor="_Toc242800384" w:history="1">
+      <w:hyperlink w:anchor="_Toc242872143" w:history="1">
         <w:r>
           <w:rPr>
             <w:rStyle w:val="Hyperlink"/>
@@ -250,7 +493,7 @@
             <w:noProof/>
             <w:webHidden/>
           </w:rPr>
-          <w:instrText xml:space="preserve"> PAGEREF _Toc242800384 \h </w:instrText>
+          <w:instrText xml:space="preserve"> PAGEREF _Toc242872143 \h </w:instrText>
         </w:r>
         <w:r>
           <w:rPr>
@@ -285,7 +528,7 @@
       <w:pPr>
         <w:pStyle w:val="TOC2"/>
         <w:tabs>
-          <w:tab w:val="right" w:leader="dot" w:pos="9926"/>
+          <w:tab w:val="right" w:leader="dot" w:pos="9592"/>
         </w:tabs>
         <w:rPr>
           <w:rFonts w:asciiTheme="minorHAnsi" w:hAnsiTheme="minorHAnsi"/>
@@ -297,7 +540,7 @@
           <w14:ligatures w14:val="standardContextual"/>
         </w:rPr>
       </w:pPr>
-      <w:hyperlink w:anchor="_Toc242800385" w:history="1">
+      <w:hyperlink w:anchor="_Toc242872144" w:history="1">
         <w:r>
           <w:rPr>
             <w:rStyle w:val="Hyperlink"/>
@@ -324,7 +567,7 @@
             <w:noProof/>
             <w:webHidden/>
           </w:rPr>
-          <w:instrText xml:space="preserve"> PAGEREF _Toc242800385 \h </w:instrText>
+          <w:instrText xml:space="preserve"> PAGEREF _Toc242872144 \h </w:instrText>
         </w:r>
         <w:r>
           <w:rPr>
@@ -359,7 +602,7 @@
       <w:pPr>
         <w:pStyle w:val="TOC1"/>
         <w:tabs>
-          <w:tab w:val="right" w:leader="dot" w:pos="9926"/>
+          <w:tab w:val="right" w:leader="dot" w:pos="9592"/>
         </w:tabs>
         <w:rPr>
           <w:rFonts w:asciiTheme="minorHAnsi" w:hAnsiTheme="minorHAnsi"/>
@@ -371,7 +614,7 @@
           <w14:ligatures w14:val="standardContextual"/>
         </w:rPr>
       </w:pPr>
-      <w:hyperlink w:anchor="_Toc242800386" w:history="1">
+      <w:hyperlink w:anchor="_Toc242872145" w:history="1">
         <w:r>
           <w:rPr>
             <w:rStyle w:val="Hyperlink"/>
@@ -398,7 +641,7 @@
             <w:noProof/>
             <w:webHidden/>
           </w:rPr>
-          <w:instrText xml:space="preserve"> PAGEREF _Toc242800386 \h </w:instrText>
+          <w:instrText xml:space="preserve"> PAGEREF _Toc242872145 \h </w:instrText>
         </w:r>
         <w:r>
           <w:rPr>
@@ -433,7 +676,7 @@
       <w:pPr>
         <w:pStyle w:val="TOC2"/>
         <w:tabs>
-          <w:tab w:val="right" w:leader="dot" w:pos="9926"/>
+          <w:tab w:val="right" w:leader="dot" w:pos="9592"/>
         </w:tabs>
         <w:rPr>
           <w:rFonts w:asciiTheme="minorHAnsi" w:hAnsiTheme="minorHAnsi"/>
@@ -445,7 +688,7 @@
           <w14:ligatures w14:val="standardContextual"/>
         </w:rPr>
       </w:pPr>
-      <w:hyperlink w:anchor="_Toc242800387" w:history="1">
+      <w:hyperlink w:anchor="_Toc242872146" w:history="1">
         <w:r>
           <w:rPr>
             <w:rStyle w:val="Hyperlink"/>
@@ -472,7 +715,7 @@
             <w:noProof/>
             <w:webHidden/>
           </w:rPr>
-          <w:instrText xml:space="preserve"> PAGEREF _Toc242800387 \h </w:instrText>
+          <w:instrText xml:space="preserve"> PAGEREF _Toc242872146 \h </w:instrText>
         </w:r>
         <w:r>
           <w:rPr>
@@ -507,7 +750,7 @@
       <w:pPr>
         <w:pStyle w:val="TOC2"/>
         <w:tabs>
-          <w:tab w:val="right" w:leader="dot" w:pos="9926"/>
+          <w:tab w:val="right" w:leader="dot" w:pos="9592"/>
         </w:tabs>
         <w:rPr>
           <w:rFonts w:asciiTheme="minorHAnsi" w:hAnsiTheme="minorHAnsi"/>
@@ -519,7 +762,7 @@
           <w14:ligatures w14:val="standardContextual"/>
         </w:rPr>
       </w:pPr>
-      <w:hyperlink w:anchor="_Toc242800388" w:history="1">
+      <w:hyperlink w:anchor="_Toc242872147" w:history="1">
         <w:r>
           <w:rPr>
             <w:rStyle w:val="Hyperlink"/>
@@ -546,7 +789,7 @@
             <w:noProof/>
             <w:webHidden/>
           </w:rPr>
-          <w:instrText xml:space="preserve"> PAGEREF _Toc242800388 \h </w:instrText>
+          <w:instrText xml:space="preserve"> PAGEREF _Toc242872147 \h </w:instrText>
         </w:r>
         <w:r>
           <w:rPr>
@@ -581,7 +824,7 @@
       <w:pPr>
         <w:pStyle w:val="TOC2"/>
         <w:tabs>
-          <w:tab w:val="right" w:leader="dot" w:pos="9926"/>
+          <w:tab w:val="right" w:leader="dot" w:pos="9592"/>
         </w:tabs>
         <w:rPr>
           <w:rFonts w:asciiTheme="minorHAnsi" w:hAnsiTheme="minorHAnsi"/>
@@ -593,7 +836,7 @@
           <w14:ligatures w14:val="standardContextual"/>
         </w:rPr>
       </w:pPr>
-      <w:hyperlink w:anchor="_Toc242800389" w:history="1">
+      <w:hyperlink w:anchor="_Toc242872148" w:history="1">
         <w:r>
           <w:rPr>
             <w:rStyle w:val="Hyperlink"/>
@@ -620,7 +863,7 @@
             <w:noProof/>
             <w:webHidden/>
           </w:rPr>
-          <w:instrText xml:space="preserve"> PAGEREF _Toc242800389 \h </w:instrText>
+          <w:instrText xml:space="preserve"> PAGEREF _Toc242872148 \h </w:instrText>
         </w:r>
         <w:r>
           <w:rPr>
@@ -655,7 +898,7 @@
       <w:pPr>
         <w:pStyle w:val="TOC2"/>
         <w:tabs>
-          <w:tab w:val="right" w:leader="dot" w:pos="9926"/>
+          <w:tab w:val="right" w:leader="dot" w:pos="9592"/>
         </w:tabs>
         <w:rPr>
           <w:rFonts w:asciiTheme="minorHAnsi" w:hAnsiTheme="minorHAnsi"/>
@@ -667,7 +910,7 @@
           <w14:ligatures w14:val="standardContextual"/>
         </w:rPr>
       </w:pPr>
-      <w:hyperlink w:anchor="_Toc242800390" w:history="1">
+      <w:hyperlink w:anchor="_Toc242872149" w:history="1">
         <w:r>
           <w:rPr>
             <w:rStyle w:val="Hyperlink"/>
@@ -694,7 +937,7 @@
             <w:noProof/>
             <w:webHidden/>
           </w:rPr>
-          <w:instrText xml:space="preserve"> PAGEREF _Toc242800390 \h </w:instrText>
+          <w:instrText xml:space="preserve"> PAGEREF _Toc242872149 \h </w:instrText>
         </w:r>
         <w:r>
           <w:rPr>
@@ -729,7 +972,7 @@
       <w:pPr>
         <w:pStyle w:val="TOC1"/>
         <w:tabs>
-          <w:tab w:val="right" w:leader="dot" w:pos="9926"/>
+          <w:tab w:val="right" w:leader="dot" w:pos="9592"/>
         </w:tabs>
         <w:rPr>
           <w:rFonts w:asciiTheme="minorHAnsi" w:hAnsiTheme="minorHAnsi"/>
@@ -741,7 +984,7 @@
           <w14:ligatures w14:val="standardContextual"/>
         </w:rPr>
       </w:pPr>
-      <w:hyperlink w:anchor="_Toc242800391" w:history="1">
+      <w:hyperlink w:anchor="_Toc242872150" w:history="1">
         <w:r>
           <w:rPr>
             <w:rStyle w:val="Hyperlink"/>
@@ -768,7 +1011,7 @@
             <w:noProof/>
             <w:webHidden/>
           </w:rPr>
-          <w:instrText xml:space="preserve"> PAGEREF _Toc242800391 \h </w:instrText>
+          <w:instrText xml:space="preserve"> PAGEREF _Toc242872150 \h </w:instrText>
         </w:r>
         <w:r>
           <w:rPr>
@@ -803,7 +1046,7 @@
       <w:pPr>
         <w:pStyle w:val="TOC2"/>
         <w:tabs>
-          <w:tab w:val="right" w:leader="dot" w:pos="9926"/>
+          <w:tab w:val="right" w:leader="dot" w:pos="9592"/>
         </w:tabs>
         <w:rPr>
           <w:rFonts w:asciiTheme="minorHAnsi" w:hAnsiTheme="minorHAnsi"/>
@@ -815,7 +1058,7 @@
           <w14:ligatures w14:val="standardContextual"/>
         </w:rPr>
       </w:pPr>
-      <w:hyperlink w:anchor="_Toc242800392" w:history="1">
+      <w:hyperlink w:anchor="_Toc242872151" w:history="1">
         <w:r>
           <w:rPr>
             <w:rStyle w:val="Hyperlink"/>
@@ -842,7 +1085,7 @@
             <w:noProof/>
             <w:webHidden/>
           </w:rPr>
-          <w:instrText xml:space="preserve"> PAGEREF _Toc242800392 \h </w:instrText>
+          <w:instrText xml:space="preserve"> PAGEREF _Toc242872151 \h </w:instrText>
         </w:r>
         <w:r>
           <w:rPr>
@@ -877,7 +1120,7 @@
       <w:pPr>
         <w:pStyle w:val="TOC2"/>
         <w:tabs>
-          <w:tab w:val="right" w:leader="dot" w:pos="9926"/>
+          <w:tab w:val="right" w:leader="dot" w:pos="9592"/>
         </w:tabs>
         <w:rPr>
           <w:rFonts w:asciiTheme="minorHAnsi" w:hAnsiTheme="minorHAnsi"/>
@@ -889,7 +1132,7 @@
           <w14:ligatures w14:val="standardContextual"/>
         </w:rPr>
       </w:pPr>
-      <w:hyperlink w:anchor="_Toc242800393" w:history="1">
+      <w:hyperlink w:anchor="_Toc242872152" w:history="1">
         <w:r>
           <w:rPr>
             <w:rStyle w:val="Hyperlink"/>
@@ -916,7 +1159,7 @@
             <w:noProof/>
             <w:webHidden/>
           </w:rPr>
-          <w:instrText xml:space="preserve"> PAGEREF _Toc242800393 \h </w:instrText>
+          <w:instrText xml:space="preserve"> PAGEREF _Toc242872152 \h </w:instrText>
         </w:r>
         <w:r>
           <w:rPr>
@@ -951,7 +1194,7 @@
       <w:pPr>
         <w:pStyle w:val="TOC1"/>
         <w:tabs>
-          <w:tab w:val="right" w:leader="dot" w:pos="9926"/>
+          <w:tab w:val="right" w:leader="dot" w:pos="9592"/>
         </w:tabs>
         <w:rPr>
           <w:rFonts w:asciiTheme="minorHAnsi" w:hAnsiTheme="minorHAnsi"/>
@@ -963,7 +1206,7 @@
           <w14:ligatures w14:val="standardContextual"/>
         </w:rPr>
       </w:pPr>
-      <w:hyperlink w:anchor="_Toc242800394" w:history="1">
+      <w:hyperlink w:anchor="_Toc242872153" w:history="1">
         <w:r>
           <w:rPr>
             <w:rStyle w:val="Hyperlink"/>
@@ -990,7 +1233,7 @@
             <w:noProof/>
             <w:webHidden/>
           </w:rPr>
-          <w:instrText xml:space="preserve"> PAGEREF _Toc242800394 \h </w:instrText>
+          <w:instrText xml:space="preserve"> PAGEREF _Toc242872153 \h </w:instrText>
         </w:r>
         <w:r>
           <w:rPr>
@@ -1025,7 +1268,7 @@
       <w:pPr>
         <w:pStyle w:val="TOC2"/>
         <w:tabs>
-          <w:tab w:val="right" w:leader="dot" w:pos="9926"/>
+          <w:tab w:val="right" w:leader="dot" w:pos="9592"/>
         </w:tabs>
         <w:rPr>
           <w:rFonts w:asciiTheme="minorHAnsi" w:hAnsiTheme="minorHAnsi"/>
@@ -1037,7 +1280,7 @@
           <w14:ligatures w14:val="standardContextual"/>
         </w:rPr>
       </w:pPr>
-      <w:hyperlink w:anchor="_Toc242800395" w:history="1">
+      <w:hyperlink w:anchor="_Toc242872154" w:history="1">
         <w:r>
           <w:rPr>
             <w:rStyle w:val="Hyperlink"/>
@@ -1064,7 +1307,7 @@
             <w:noProof/>
             <w:webHidden/>
           </w:rPr>
-          <w:instrText xml:space="preserve"> PAGEREF _Toc242800395 \h </w:instrText>
+          <w:instrText xml:space="preserve"> PAGEREF _Toc242872154 \h </w:instrText>
         </w:r>
         <w:r>
           <w:rPr>
@@ -1099,7 +1342,7 @@
       <w:pPr>
         <w:pStyle w:val="TOC2"/>
         <w:tabs>
-          <w:tab w:val="right" w:leader="dot" w:pos="9926"/>
+          <w:tab w:val="right" w:leader="dot" w:pos="9592"/>
         </w:tabs>
         <w:rPr>
           <w:rFonts w:asciiTheme="minorHAnsi" w:hAnsiTheme="minorHAnsi"/>
@@ -1111,13 +1354,13 @@
           <w14:ligatures w14:val="standardContextual"/>
         </w:rPr>
       </w:pPr>
-      <w:hyperlink w:anchor="_Toc242800396" w:history="1">
+      <w:hyperlink w:anchor="_Toc242872155" w:history="1">
         <w:r>
           <w:rPr>
             <w:rStyle w:val="Hyperlink"/>
             <w:noProof/>
           </w:rPr>
-          <w:t>Expanded rental listing screening</w:t>
+          <w:t>Rental listing methodology and verification</w:t>
         </w:r>
         <w:r>
           <w:rPr>
@@ -1138,7 +1381,7 @@
             <w:noProof/>
             <w:webHidden/>
           </w:rPr>
-          <w:instrText xml:space="preserve"> PAGEREF _Toc242800396 \h </w:instrText>
+          <w:instrText xml:space="preserve"> PAGEREF _Toc242872155 \h </w:instrText>
         </w:r>
         <w:r>
           <w:rPr>
@@ -1173,7 +1416,7 @@
       <w:pPr>
         <w:pStyle w:val="TOC1"/>
         <w:tabs>
-          <w:tab w:val="right" w:leader="dot" w:pos="9926"/>
+          <w:tab w:val="right" w:leader="dot" w:pos="9592"/>
         </w:tabs>
         <w:rPr>
           <w:rFonts w:asciiTheme="minorHAnsi" w:hAnsiTheme="minorHAnsi"/>
@@ -1185,7 +1428,7 @@
           <w14:ligatures w14:val="standardContextual"/>
         </w:rPr>
       </w:pPr>
-      <w:hyperlink w:anchor="_Toc242800397" w:history="1">
+      <w:hyperlink w:anchor="_Toc242872156" w:history="1">
         <w:r>
           <w:rPr>
             <w:rStyle w:val="Hyperlink"/>
@@ -1212,7 +1455,7 @@
             <w:noProof/>
             <w:webHidden/>
           </w:rPr>
-          <w:instrText xml:space="preserve"> PAGEREF _Toc242800397 \h </w:instrText>
+          <w:instrText xml:space="preserve"> PAGEREF _Toc242872156 \h </w:instrText>
         </w:r>
         <w:r>
           <w:rPr>
@@ -1247,7 +1490,7 @@
       <w:pPr>
         <w:pStyle w:val="TOC2"/>
         <w:tabs>
-          <w:tab w:val="right" w:leader="dot" w:pos="9926"/>
+          <w:tab w:val="right" w:leader="dot" w:pos="9592"/>
         </w:tabs>
         <w:rPr>
           <w:rFonts w:asciiTheme="minorHAnsi" w:hAnsiTheme="minorHAnsi"/>
@@ -1259,7 +1502,7 @@
           <w14:ligatures w14:val="standardContextual"/>
         </w:rPr>
       </w:pPr>
-      <w:hyperlink w:anchor="_Toc242800398" w:history="1">
+      <w:hyperlink w:anchor="_Toc242872157" w:history="1">
         <w:r>
           <w:rPr>
             <w:rStyle w:val="Hyperlink"/>
@@ -1286,7 +1529,7 @@
             <w:noProof/>
             <w:webHidden/>
           </w:rPr>
-          <w:instrText xml:space="preserve"> PAGEREF _Toc242800398 \h </w:instrText>
+          <w:instrText xml:space="preserve"> PAGEREF _Toc242872157 \h </w:instrText>
         </w:r>
         <w:r>
           <w:rPr>
@@ -1321,7 +1564,7 @@
       <w:pPr>
         <w:pStyle w:val="TOC2"/>
         <w:tabs>
-          <w:tab w:val="right" w:leader="dot" w:pos="9926"/>
+          <w:tab w:val="right" w:leader="dot" w:pos="9592"/>
         </w:tabs>
         <w:rPr>
           <w:rFonts w:asciiTheme="minorHAnsi" w:hAnsiTheme="minorHAnsi"/>
@@ -1333,7 +1576,7 @@
           <w14:ligatures w14:val="standardContextual"/>
         </w:rPr>
       </w:pPr>
-      <w:hyperlink w:anchor="_Toc242800399" w:history="1">
+      <w:hyperlink w:anchor="_Toc242872158" w:history="1">
         <w:r>
           <w:rPr>
             <w:rStyle w:val="Hyperlink"/>
@@ -1360,7 +1603,7 @@
             <w:noProof/>
             <w:webHidden/>
           </w:rPr>
-          <w:instrText xml:space="preserve"> PAGEREF _Toc242800399 \h </w:instrText>
+          <w:instrText xml:space="preserve"> PAGEREF _Toc242872158 \h </w:instrText>
         </w:r>
         <w:r>
           <w:rPr>
@@ -1395,7 +1638,7 @@
       <w:pPr>
         <w:pStyle w:val="TOC1"/>
         <w:tabs>
-          <w:tab w:val="right" w:leader="dot" w:pos="9926"/>
+          <w:tab w:val="right" w:leader="dot" w:pos="9592"/>
         </w:tabs>
         <w:rPr>
           <w:rFonts w:asciiTheme="minorHAnsi" w:hAnsiTheme="minorHAnsi"/>
@@ -1407,7 +1650,7 @@
           <w14:ligatures w14:val="standardContextual"/>
         </w:rPr>
       </w:pPr>
-      <w:hyperlink w:anchor="_Toc242800400" w:history="1">
+      <w:hyperlink w:anchor="_Toc242872159" w:history="1">
         <w:r>
           <w:rPr>
             <w:rStyle w:val="Hyperlink"/>
@@ -1434,7 +1677,7 @@
             <w:noProof/>
             <w:webHidden/>
           </w:rPr>
-          <w:instrText xml:space="preserve"> PAGEREF _Toc242800400 \h </w:instrText>
+          <w:instrText xml:space="preserve"> PAGEREF _Toc242872159 \h </w:instrText>
         </w:r>
         <w:r>
           <w:rPr>
@@ -1469,7 +1712,7 @@
       <w:pPr>
         <w:pStyle w:val="TOC2"/>
         <w:tabs>
-          <w:tab w:val="right" w:leader="dot" w:pos="9926"/>
+          <w:tab w:val="right" w:leader="dot" w:pos="9592"/>
         </w:tabs>
         <w:rPr>
           <w:rFonts w:asciiTheme="minorHAnsi" w:hAnsiTheme="minorHAnsi"/>
@@ -1481,7 +1724,7 @@
           <w14:ligatures w14:val="standardContextual"/>
         </w:rPr>
       </w:pPr>
-      <w:hyperlink w:anchor="_Toc242800401" w:history="1">
+      <w:hyperlink w:anchor="_Toc242872160" w:history="1">
         <w:r>
           <w:rPr>
             <w:rStyle w:val="Hyperlink"/>
@@ -1508,7 +1751,7 @@
             <w:noProof/>
             <w:webHidden/>
           </w:rPr>
-          <w:instrText xml:space="preserve"> PAGEREF _Toc242800401 \h </w:instrText>
+          <w:instrText xml:space="preserve"> PAGEREF _Toc242872160 \h </w:instrText>
         </w:r>
         <w:r>
           <w:rPr>
@@ -1543,7 +1786,7 @@
       <w:pPr>
         <w:pStyle w:val="TOC2"/>
         <w:tabs>
-          <w:tab w:val="right" w:leader="dot" w:pos="9926"/>
+          <w:tab w:val="right" w:leader="dot" w:pos="9592"/>
         </w:tabs>
         <w:rPr>
           <w:rFonts w:asciiTheme="minorHAnsi" w:hAnsiTheme="minorHAnsi"/>
@@ -1555,7 +1798,7 @@
           <w14:ligatures w14:val="standardContextual"/>
         </w:rPr>
       </w:pPr>
-      <w:hyperlink w:anchor="_Toc242800402" w:history="1">
+      <w:hyperlink w:anchor="_Toc242872161" w:history="1">
         <w:r>
           <w:rPr>
             <w:rStyle w:val="Hyperlink"/>
@@ -1582,7 +1825,7 @@
             <w:noProof/>
             <w:webHidden/>
           </w:rPr>
-          <w:instrText xml:space="preserve"> PAGEREF _Toc242800402 \h </w:instrText>
+          <w:instrText xml:space="preserve"> PAGEREF _Toc242872161 \h </w:instrText>
         </w:r>
         <w:r>
           <w:rPr>
@@ -1617,7 +1860,7 @@
       <w:pPr>
         <w:pStyle w:val="TOC2"/>
         <w:tabs>
-          <w:tab w:val="right" w:leader="dot" w:pos="9926"/>
+          <w:tab w:val="right" w:leader="dot" w:pos="9592"/>
         </w:tabs>
         <w:rPr>
           <w:rFonts w:asciiTheme="minorHAnsi" w:hAnsiTheme="minorHAnsi"/>
@@ -1629,7 +1872,7 @@
           <w14:ligatures w14:val="standardContextual"/>
         </w:rPr>
       </w:pPr>
-      <w:hyperlink w:anchor="_Toc242800403" w:history="1">
+      <w:hyperlink w:anchor="_Toc242872162" w:history="1">
         <w:r>
           <w:rPr>
             <w:rStyle w:val="Hyperlink"/>
@@ -1656,7 +1899,7 @@
             <w:noProof/>
             <w:webHidden/>
           </w:rPr>
-          <w:instrText xml:space="preserve"> PAGEREF _Toc242800403 \h </w:instrText>
+          <w:instrText xml:space="preserve"> PAGEREF _Toc242872162 \h </w:instrText>
         </w:r>
         <w:r>
           <w:rPr>
@@ -1691,7 +1934,7 @@
       <w:pPr>
         <w:pStyle w:val="TOC1"/>
         <w:tabs>
-          <w:tab w:val="right" w:leader="dot" w:pos="9926"/>
+          <w:tab w:val="right" w:leader="dot" w:pos="9592"/>
         </w:tabs>
         <w:rPr>
           <w:rFonts w:asciiTheme="minorHAnsi" w:hAnsiTheme="minorHAnsi"/>
@@ -1703,7 +1946,7 @@
           <w14:ligatures w14:val="standardContextual"/>
         </w:rPr>
       </w:pPr>
-      <w:hyperlink w:anchor="_Toc242800404" w:history="1">
+      <w:hyperlink w:anchor="_Toc242872163" w:history="1">
         <w:r>
           <w:rPr>
             <w:rStyle w:val="Hyperlink"/>
@@ -1730,7 +1973,7 @@
             <w:noProof/>
             <w:webHidden/>
           </w:rPr>
-          <w:instrText xml:space="preserve"> PAGEREF _Toc242800404 \h </w:instrText>
+          <w:instrText xml:space="preserve"> PAGEREF _Toc242872163 \h </w:instrText>
         </w:r>
         <w:r>
           <w:rPr>
@@ -1765,7 +2008,7 @@
       <w:pPr>
         <w:pStyle w:val="TOC2"/>
         <w:tabs>
-          <w:tab w:val="right" w:leader="dot" w:pos="9926"/>
+          <w:tab w:val="right" w:leader="dot" w:pos="9592"/>
         </w:tabs>
         <w:rPr>
           <w:rFonts w:asciiTheme="minorHAnsi" w:hAnsiTheme="minorHAnsi"/>
@@ -1777,7 +2020,7 @@
           <w14:ligatures w14:val="standardContextual"/>
         </w:rPr>
       </w:pPr>
-      <w:hyperlink w:anchor="_Toc242800405" w:history="1">
+      <w:hyperlink w:anchor="_Toc242872164" w:history="1">
         <w:r>
           <w:rPr>
             <w:rStyle w:val="Hyperlink"/>
@@ -1804,7 +2047,7 @@
             <w:noProof/>
             <w:webHidden/>
           </w:rPr>
-          <w:instrText xml:space="preserve"> PAGEREF _Toc242800405 \h </w:instrText>
+          <w:instrText xml:space="preserve"> PAGEREF _Toc242872164 \h </w:instrText>
         </w:r>
         <w:r>
           <w:rPr>
@@ -1839,7 +2082,7 @@
       <w:pPr>
         <w:pStyle w:val="TOC1"/>
         <w:tabs>
-          <w:tab w:val="right" w:leader="dot" w:pos="9926"/>
+          <w:tab w:val="right" w:leader="dot" w:pos="9592"/>
         </w:tabs>
         <w:rPr>
           <w:rFonts w:asciiTheme="minorHAnsi" w:hAnsiTheme="minorHAnsi"/>
@@ -1851,7 +2094,7 @@
           <w14:ligatures w14:val="standardContextual"/>
         </w:rPr>
       </w:pPr>
-      <w:hyperlink w:anchor="_Toc242800406" w:history="1">
+      <w:hyperlink w:anchor="_Toc242872165" w:history="1">
         <w:r>
           <w:rPr>
             <w:rStyle w:val="Hyperlink"/>
@@ -1878,7 +2121,7 @@
             <w:noProof/>
             <w:webHidden/>
           </w:rPr>
-          <w:instrText xml:space="preserve"> PAGEREF _Toc242800406 \h </w:instrText>
+          <w:instrText xml:space="preserve"> PAGEREF _Toc242872165 \h </w:instrText>
         </w:r>
         <w:r>
           <w:rPr>
@@ -1913,7 +2156,7 @@
       <w:pPr>
         <w:pStyle w:val="TOC2"/>
         <w:tabs>
-          <w:tab w:val="right" w:leader="dot" w:pos="9926"/>
+          <w:tab w:val="right" w:leader="dot" w:pos="9592"/>
         </w:tabs>
         <w:rPr>
           <w:rFonts w:asciiTheme="minorHAnsi" w:hAnsiTheme="minorHAnsi"/>
@@ -1925,7 +2168,7 @@
           <w14:ligatures w14:val="standardContextual"/>
         </w:rPr>
       </w:pPr>
-      <w:hyperlink w:anchor="_Toc242800407" w:history="1">
+      <w:hyperlink w:anchor="_Toc242872166" w:history="1">
         <w:r>
           <w:rPr>
             <w:rStyle w:val="Hyperlink"/>
@@ -1952,7 +2195,7 @@
             <w:noProof/>
             <w:webHidden/>
           </w:rPr>
-          <w:instrText xml:space="preserve"> PAGEREF _Toc242800407 \h </w:instrText>
+          <w:instrText xml:space="preserve"> PAGEREF _Toc242872166 \h </w:instrText>
         </w:r>
         <w:r>
           <w:rPr>
@@ -1987,7 +2230,7 @@
       <w:pPr>
         <w:pStyle w:val="TOC2"/>
         <w:tabs>
-          <w:tab w:val="right" w:leader="dot" w:pos="9926"/>
+          <w:tab w:val="right" w:leader="dot" w:pos="9592"/>
         </w:tabs>
         <w:rPr>
           <w:rFonts w:asciiTheme="minorHAnsi" w:hAnsiTheme="minorHAnsi"/>
@@ -1999,7 +2242,7 @@
           <w14:ligatures w14:val="standardContextual"/>
         </w:rPr>
       </w:pPr>
-      <w:hyperlink w:anchor="_Toc242800408" w:history="1">
+      <w:hyperlink w:anchor="_Toc242872167" w:history="1">
         <w:r>
           <w:rPr>
             <w:rStyle w:val="Hyperlink"/>
@@ -2026,7 +2269,7 @@
             <w:noProof/>
             <w:webHidden/>
           </w:rPr>
-          <w:instrText xml:space="preserve"> PAGEREF _Toc242800408 \h </w:instrText>
+          <w:instrText xml:space="preserve"> PAGEREF _Toc242872167 \h </w:instrText>
         </w:r>
         <w:r>
           <w:rPr>
@@ -2061,7 +2304,7 @@
       <w:pPr>
         <w:pStyle w:val="TOC1"/>
         <w:tabs>
-          <w:tab w:val="right" w:leader="dot" w:pos="9926"/>
+          <w:tab w:val="right" w:leader="dot" w:pos="9592"/>
         </w:tabs>
         <w:rPr>
           <w:rFonts w:asciiTheme="minorHAnsi" w:hAnsiTheme="minorHAnsi"/>
@@ -2073,7 +2316,7 @@
           <w14:ligatures w14:val="standardContextual"/>
         </w:rPr>
       </w:pPr>
-      <w:hyperlink w:anchor="_Toc242800409" w:history="1">
+      <w:hyperlink w:anchor="_Toc242872168" w:history="1">
         <w:r>
           <w:rPr>
             <w:rStyle w:val="Hyperlink"/>
@@ -2100,7 +2343,7 @@
             <w:noProof/>
             <w:webHidden/>
           </w:rPr>
-          <w:instrText xml:space="preserve"> PAGEREF _Toc242800409 \h </w:instrText>
+          <w:instrText xml:space="preserve"> PAGEREF _Toc242872168 \h </w:instrText>
         </w:r>
         <w:r>
           <w:rPr>
@@ -2121,6 +2364,80 @@
             <w:webHidden/>
           </w:rPr>
           <w:t>18</w:t>
+        </w:r>
+        <w:r>
+          <w:rPr>
+            <w:noProof/>
+            <w:webHidden/>
+          </w:rPr>
+          <w:fldChar w:fldCharType="end"/>
+        </w:r>
+      </w:hyperlink>
+    </w:p>
+    <w:p>
+      <w:pPr>
+        <w:pStyle w:val="TOC1"/>
+        <w:tabs>
+          <w:tab w:val="right" w:leader="dot" w:pos="9592"/>
+        </w:tabs>
+        <w:rPr>
+          <w:rFonts w:asciiTheme="minorHAnsi" w:hAnsiTheme="minorHAnsi"/>
+          <w:noProof/>
+          <w:color w:val="auto"/>
+          <w:kern w:val="2"/>
+          <w:sz w:val="24"/>
+          <w:szCs w:val="24"/>
+          <w14:ligatures w14:val="standardContextual"/>
+        </w:rPr>
+      </w:pPr>
+      <w:hyperlink w:anchor="_Toc242872169" w:history="1">
+        <w:r>
+          <w:rPr>
+            <w:rStyle w:val="Hyperlink"/>
+            <w:noProof/>
+          </w:rPr>
+          <w:t>Appendix A Rental registry audit</w:t>
+        </w:r>
+        <w:r>
+          <w:rPr>
+            <w:noProof/>
+            <w:webHidden/>
+          </w:rPr>
+          <w:tab/>
+        </w:r>
+        <w:r>
+          <w:rPr>
+            <w:noProof/>
+            <w:webHidden/>
+          </w:rPr>
+          <w:fldChar w:fldCharType="begin"/>
+        </w:r>
+        <w:r>
+          <w:rPr>
+            <w:noProof/>
+            <w:webHidden/>
+          </w:rPr>
+          <w:instrText xml:space="preserve"> PAGEREF _Toc242872169 \h </w:instrText>
+        </w:r>
+        <w:r>
+          <w:rPr>
+            <w:noProof/>
+            <w:webHidden/>
+          </w:rPr>
+        </w:r>
+        <w:r>
+          <w:rPr>
+            <w:noProof/>
+            <w:webHidden/>
+          </w:rPr>
+          <w:fldChar w:fldCharType="separate"/>
+        </w:r>
+        <w:r>
+          <w:rPr>
+            <w:noProof/>
+            <w:webHidden/>
+          </w:rPr>
+          <w:t>21</w:t>
         </w:r>
         <w:r>
           <w:rPr>
@@ -2141,7 +2458,7 @@
         <w:pStyle w:val="Heading1"/>
         <w:pageBreakBefore/>
       </w:pPr>
-      <w:bookmarkStart w:id="1" w:name="_Toc242800383"/>
+      <w:bookmarkStart w:id="1" w:name="_Toc242872142"/>
       <w:r>
         <w:lastRenderedPageBreak/>
         <w:t>1 Introduction and analytical scope</w:t>
@@ -2162,7 +2479,7 @@
       <w:pPr>
         <w:pStyle w:val="Heading2"/>
       </w:pPr>
-      <w:bookmarkStart w:id="2" w:name="_Toc242800384"/>
+      <w:bookmarkStart w:id="2" w:name="_Toc242872143"/>
       <w:r>
         <w:t>Geography and evidence</w:t>
       </w:r>
@@ -2182,7 +2499,7 @@
       <w:pPr>
         <w:pStyle w:val="Heading2"/>
       </w:pPr>
-      <w:bookmarkStart w:id="3" w:name="_Toc242800385"/>
+      <w:bookmarkStart w:id="3" w:name="_Toc242872144"/>
       <w:r>
         <w:t>Definitions and validation</w:t>
       </w:r>
@@ -2194,8 +2511,8 @@
         <w:tblLook w:val="04A0" w:firstRow="1" w:lastRow="0" w:firstColumn="1" w:lastColumn="0" w:noHBand="0" w:noVBand="1"/>
       </w:tblPr>
       <w:tblGrid>
-        <w:gridCol w:w="4968"/>
-        <w:gridCol w:w="4968"/>
+        <w:gridCol w:w="4801"/>
+        <w:gridCol w:w="4801"/>
       </w:tblGrid>
       <w:tr>
         <w:trPr>
@@ -2203,7 +2520,7 @@
         </w:trPr>
         <w:tc>
           <w:tcPr>
-            <w:tcW w:w="4968" w:type="dxa"/>
+            <w:tcW w:w="4801" w:type="dxa"/>
             <w:tcBorders>
               <w:top w:val="single" w:sz="4" w:space="0" w:color="D9D9D9"/>
               <w:left w:val="single" w:sz="4" w:space="0" w:color="D9D9D9"/>
@@ -2226,7 +2543,7 @@
         </w:tc>
         <w:tc>
           <w:tcPr>
-            <w:tcW w:w="4968" w:type="dxa"/>
+            <w:tcW w:w="4801" w:type="dxa"/>
             <w:tcBorders>
               <w:top w:val="single" w:sz="4" w:space="0" w:color="D9D9D9"/>
               <w:left w:val="single" w:sz="4" w:space="0" w:color="D9D9D9"/>
@@ -2251,7 +2568,7 @@
       <w:tr>
         <w:tc>
           <w:tcPr>
-            <w:tcW w:w="4968" w:type="dxa"/>
+            <w:tcW w:w="4801" w:type="dxa"/>
             <w:tcBorders>
               <w:top w:val="single" w:sz="4" w:space="0" w:color="D9D9D9"/>
               <w:left w:val="single" w:sz="4" w:space="0" w:color="D9D9D9"/>
@@ -2274,7 +2591,7 @@
         </w:tc>
         <w:tc>
           <w:tcPr>
-            <w:tcW w:w="4968" w:type="dxa"/>
+            <w:tcW w:w="4801" w:type="dxa"/>
             <w:tcBorders>
               <w:top w:val="single" w:sz="4" w:space="0" w:color="D9D9D9"/>
               <w:left w:val="single" w:sz="4" w:space="0" w:color="D9D9D9"/>
@@ -2299,7 +2616,7 @@
       <w:tr>
         <w:tc>
           <w:tcPr>
-            <w:tcW w:w="4968" w:type="dxa"/>
+            <w:tcW w:w="4801" w:type="dxa"/>
             <w:tcBorders>
               <w:top w:val="single" w:sz="4" w:space="0" w:color="D9D9D9"/>
               <w:left w:val="single" w:sz="4" w:space="0" w:color="D9D9D9"/>
@@ -2322,7 +2639,7 @@
         </w:tc>
         <w:tc>
           <w:tcPr>
-            <w:tcW w:w="4968" w:type="dxa"/>
+            <w:tcW w:w="4801" w:type="dxa"/>
             <w:tcBorders>
               <w:top w:val="single" w:sz="4" w:space="0" w:color="D9D9D9"/>
               <w:left w:val="single" w:sz="4" w:space="0" w:color="D9D9D9"/>
@@ -2347,7 +2664,7 @@
       <w:tr>
         <w:tc>
           <w:tcPr>
-            <w:tcW w:w="4968" w:type="dxa"/>
+            <w:tcW w:w="4801" w:type="dxa"/>
             <w:tcBorders>
               <w:top w:val="single" w:sz="4" w:space="0" w:color="D9D9D9"/>
               <w:left w:val="single" w:sz="4" w:space="0" w:color="D9D9D9"/>
@@ -2370,7 +2687,7 @@
         </w:tc>
         <w:tc>
           <w:tcPr>
-            <w:tcW w:w="4968" w:type="dxa"/>
+            <w:tcW w:w="4801" w:type="dxa"/>
             <w:tcBorders>
               <w:top w:val="single" w:sz="4" w:space="0" w:color="D9D9D9"/>
               <w:left w:val="single" w:sz="4" w:space="0" w:color="D9D9D9"/>
@@ -2395,7 +2712,7 @@
       <w:tr>
         <w:tc>
           <w:tcPr>
-            <w:tcW w:w="4968" w:type="dxa"/>
+            <w:tcW w:w="4801" w:type="dxa"/>
             <w:tcBorders>
               <w:top w:val="single" w:sz="4" w:space="0" w:color="D9D9D9"/>
               <w:left w:val="single" w:sz="4" w:space="0" w:color="D9D9D9"/>
@@ -2418,7 +2735,7 @@
         </w:tc>
         <w:tc>
           <w:tcPr>
-            <w:tcW w:w="4968" w:type="dxa"/>
+            <w:tcW w:w="4801" w:type="dxa"/>
             <w:tcBorders>
               <w:top w:val="single" w:sz="4" w:space="0" w:color="D9D9D9"/>
               <w:left w:val="single" w:sz="4" w:space="0" w:color="D9D9D9"/>
@@ -2443,7 +2760,7 @@
       <w:tr>
         <w:tc>
           <w:tcPr>
-            <w:tcW w:w="4968" w:type="dxa"/>
+            <w:tcW w:w="4801" w:type="dxa"/>
             <w:tcBorders>
               <w:top w:val="single" w:sz="4" w:space="0" w:color="D9D9D9"/>
               <w:left w:val="single" w:sz="4" w:space="0" w:color="D9D9D9"/>
@@ -2466,7 +2783,7 @@
         </w:tc>
         <w:tc>
           <w:tcPr>
-            <w:tcW w:w="4968" w:type="dxa"/>
+            <w:tcW w:w="4801" w:type="dxa"/>
             <w:tcBorders>
               <w:top w:val="single" w:sz="4" w:space="0" w:color="D9D9D9"/>
               <w:left w:val="single" w:sz="4" w:space="0" w:color="D9D9D9"/>
@@ -2491,7 +2808,7 @@
       <w:tr>
         <w:tc>
           <w:tcPr>
-            <w:tcW w:w="4968" w:type="dxa"/>
+            <w:tcW w:w="4801" w:type="dxa"/>
             <w:tcBorders>
               <w:top w:val="single" w:sz="4" w:space="0" w:color="D9D9D9"/>
               <w:left w:val="single" w:sz="4" w:space="0" w:color="D9D9D9"/>
@@ -2514,7 +2831,7 @@
         </w:tc>
         <w:tc>
           <w:tcPr>
-            <w:tcW w:w="4968" w:type="dxa"/>
+            <w:tcW w:w="4801" w:type="dxa"/>
             <w:tcBorders>
               <w:top w:val="single" w:sz="4" w:space="0" w:color="D9D9D9"/>
               <w:left w:val="single" w:sz="4" w:space="0" w:color="D9D9D9"/>
@@ -2548,7 +2865,7 @@
         <w:pStyle w:val="Heading1"/>
         <w:pageBreakBefore/>
       </w:pPr>
-      <w:bookmarkStart w:id="4" w:name="_Toc242800386"/>
+      <w:bookmarkStart w:id="4" w:name="_Toc242872145"/>
       <w:r>
         <w:lastRenderedPageBreak/>
         <w:t>2 Tourism demand and competing supply</w:t>
@@ -2566,10 +2883,10 @@
           <w:noProof/>
         </w:rPr>
         <w:drawing>
-          <wp:inline distT="0" distB="0" distL="0" distR="0" wp14:anchorId="516B866C" wp14:editId="2510BAD2">
+          <wp:inline distT="0" distB="0" distL="0" distR="0" wp14:anchorId="4B83984C" wp14:editId="127681AA">
             <wp:extent cx="6035040" cy="2536466"/>
             <wp:effectExtent l="0" t="0" r="0" b="0"/>
-            <wp:docPr id="1" name="Picture 1"/>
+            <wp:docPr id="2" name="Picture 2"/>
             <wp:cNvGraphicFramePr>
               <a:graphicFrameLocks xmlns:a="http://schemas.openxmlformats.org/drawingml/2006/main" noChangeAspect="1"/>
             </wp:cNvGraphicFramePr>
@@ -2581,7 +2898,7 @@
                     <pic:cNvPicPr/>
                   </pic:nvPicPr>
                   <pic:blipFill>
-                    <a:blip r:embed="rId8"/>
+                    <a:blip r:embed="rId11"/>
                     <a:stretch>
                       <a:fillRect/>
                     </a:stretch>
@@ -2619,7 +2936,7 @@
       <w:pPr>
         <w:pStyle w:val="Heading2"/>
       </w:pPr>
-      <w:bookmarkStart w:id="5" w:name="_Toc242800387"/>
+      <w:bookmarkStart w:id="5" w:name="_Toc242872146"/>
       <w:r>
         <w:t>Source reconciliation</w:t>
       </w:r>
@@ -2634,7 +2951,7 @@
       <w:pPr>
         <w:pStyle w:val="Heading2"/>
       </w:pPr>
-      <w:bookmarkStart w:id="6" w:name="_Toc242800388"/>
+      <w:bookmarkStart w:id="6" w:name="_Toc242872147"/>
       <w:r>
         <w:t>Supply and geography</w:t>
       </w:r>
@@ -2655,7 +2972,7 @@
         <w:pStyle w:val="Heading2"/>
         <w:pageBreakBefore/>
       </w:pPr>
-      <w:bookmarkStart w:id="7" w:name="_Toc242800389"/>
+      <w:bookmarkStart w:id="7" w:name="_Toc242872148"/>
       <w:r>
         <w:lastRenderedPageBreak/>
         <w:t>2.1 The role of Bergamo Airport in tourism demand</w:t>
@@ -2673,10 +2990,10 @@
         <w:tblLook w:val="04A0" w:firstRow="1" w:lastRow="0" w:firstColumn="1" w:lastColumn="0" w:noHBand="0" w:noVBand="1"/>
       </w:tblPr>
       <w:tblGrid>
-        <w:gridCol w:w="2484"/>
-        <w:gridCol w:w="2484"/>
-        <w:gridCol w:w="2484"/>
-        <w:gridCol w:w="2484"/>
+        <w:gridCol w:w="2400"/>
+        <w:gridCol w:w="2400"/>
+        <w:gridCol w:w="2400"/>
+        <w:gridCol w:w="2400"/>
       </w:tblGrid>
       <w:tr>
         <w:trPr>
@@ -2684,7 +3001,7 @@
         </w:trPr>
         <w:tc>
           <w:tcPr>
-            <w:tcW w:w="2484" w:type="dxa"/>
+            <w:tcW w:w="2400" w:type="dxa"/>
             <w:tcBorders>
               <w:top w:val="single" w:sz="4" w:space="0" w:color="D9D9D9"/>
               <w:left w:val="single" w:sz="4" w:space="0" w:color="D9D9D9"/>
@@ -2707,7 +3024,7 @@
         </w:tc>
         <w:tc>
           <w:tcPr>
-            <w:tcW w:w="2484" w:type="dxa"/>
+            <w:tcW w:w="2400" w:type="dxa"/>
             <w:tcBorders>
               <w:top w:val="single" w:sz="4" w:space="0" w:color="D9D9D9"/>
               <w:left w:val="single" w:sz="4" w:space="0" w:color="D9D9D9"/>
@@ -2730,7 +3047,7 @@
         </w:tc>
         <w:tc>
           <w:tcPr>
-            <w:tcW w:w="2484" w:type="dxa"/>
+            <w:tcW w:w="2400" w:type="dxa"/>
             <w:tcBorders>
               <w:top w:val="single" w:sz="4" w:space="0" w:color="D9D9D9"/>
               <w:left w:val="single" w:sz="4" w:space="0" w:color="D9D9D9"/>
@@ -2753,7 +3070,7 @@
         </w:tc>
         <w:tc>
           <w:tcPr>
-            <w:tcW w:w="2484" w:type="dxa"/>
+            <w:tcW w:w="2400" w:type="dxa"/>
             <w:tcBorders>
               <w:top w:val="single" w:sz="4" w:space="0" w:color="D9D9D9"/>
               <w:left w:val="single" w:sz="4" w:space="0" w:color="D9D9D9"/>
@@ -2778,7 +3095,7 @@
       <w:tr>
         <w:tc>
           <w:tcPr>
-            <w:tcW w:w="2484" w:type="dxa"/>
+            <w:tcW w:w="2400" w:type="dxa"/>
             <w:tcBorders>
               <w:top w:val="single" w:sz="4" w:space="0" w:color="D9D9D9"/>
               <w:left w:val="single" w:sz="4" w:space="0" w:color="D9D9D9"/>
@@ -2801,7 +3118,7 @@
         </w:tc>
         <w:tc>
           <w:tcPr>
-            <w:tcW w:w="2484" w:type="dxa"/>
+            <w:tcW w:w="2400" w:type="dxa"/>
             <w:tcBorders>
               <w:top w:val="single" w:sz="4" w:space="0" w:color="D9D9D9"/>
               <w:left w:val="single" w:sz="4" w:space="0" w:color="D9D9D9"/>
@@ -2824,7 +3141,7 @@
         </w:tc>
         <w:tc>
           <w:tcPr>
-            <w:tcW w:w="2484" w:type="dxa"/>
+            <w:tcW w:w="2400" w:type="dxa"/>
             <w:tcBorders>
               <w:top w:val="single" w:sz="4" w:space="0" w:color="D9D9D9"/>
               <w:left w:val="single" w:sz="4" w:space="0" w:color="D9D9D9"/>
@@ -2847,7 +3164,7 @@
         </w:tc>
         <w:tc>
           <w:tcPr>
-            <w:tcW w:w="2484" w:type="dxa"/>
+            <w:tcW w:w="2400" w:type="dxa"/>
             <w:tcBorders>
               <w:top w:val="single" w:sz="4" w:space="0" w:color="D9D9D9"/>
               <w:left w:val="single" w:sz="4" w:space="0" w:color="D9D9D9"/>
@@ -2872,7 +3189,7 @@
       <w:tr>
         <w:tc>
           <w:tcPr>
-            <w:tcW w:w="2484" w:type="dxa"/>
+            <w:tcW w:w="2400" w:type="dxa"/>
             <w:tcBorders>
               <w:top w:val="single" w:sz="4" w:space="0" w:color="D9D9D9"/>
               <w:left w:val="single" w:sz="4" w:space="0" w:color="D9D9D9"/>
@@ -2895,7 +3212,7 @@
         </w:tc>
         <w:tc>
           <w:tcPr>
-            <w:tcW w:w="2484" w:type="dxa"/>
+            <w:tcW w:w="2400" w:type="dxa"/>
             <w:tcBorders>
               <w:top w:val="single" w:sz="4" w:space="0" w:color="D9D9D9"/>
               <w:left w:val="single" w:sz="4" w:space="0" w:color="D9D9D9"/>
@@ -2918,7 +3235,7 @@
         </w:tc>
         <w:tc>
           <w:tcPr>
-            <w:tcW w:w="2484" w:type="dxa"/>
+            <w:tcW w:w="2400" w:type="dxa"/>
             <w:tcBorders>
               <w:top w:val="single" w:sz="4" w:space="0" w:color="D9D9D9"/>
               <w:left w:val="single" w:sz="4" w:space="0" w:color="D9D9D9"/>
@@ -2941,7 +3258,7 @@
         </w:tc>
         <w:tc>
           <w:tcPr>
-            <w:tcW w:w="2484" w:type="dxa"/>
+            <w:tcW w:w="2400" w:type="dxa"/>
             <w:tcBorders>
               <w:top w:val="single" w:sz="4" w:space="0" w:color="D9D9D9"/>
               <w:left w:val="single" w:sz="4" w:space="0" w:color="D9D9D9"/>
@@ -2966,7 +3283,7 @@
       <w:tr>
         <w:tc>
           <w:tcPr>
-            <w:tcW w:w="2484" w:type="dxa"/>
+            <w:tcW w:w="2400" w:type="dxa"/>
             <w:tcBorders>
               <w:top w:val="single" w:sz="4" w:space="0" w:color="D9D9D9"/>
               <w:left w:val="single" w:sz="4" w:space="0" w:color="D9D9D9"/>
@@ -2989,7 +3306,7 @@
         </w:tc>
         <w:tc>
           <w:tcPr>
-            <w:tcW w:w="2484" w:type="dxa"/>
+            <w:tcW w:w="2400" w:type="dxa"/>
             <w:tcBorders>
               <w:top w:val="single" w:sz="4" w:space="0" w:color="D9D9D9"/>
               <w:left w:val="single" w:sz="4" w:space="0" w:color="D9D9D9"/>
@@ -3012,7 +3329,7 @@
         </w:tc>
         <w:tc>
           <w:tcPr>
-            <w:tcW w:w="2484" w:type="dxa"/>
+            <w:tcW w:w="2400" w:type="dxa"/>
             <w:tcBorders>
               <w:top w:val="single" w:sz="4" w:space="0" w:color="D9D9D9"/>
               <w:left w:val="single" w:sz="4" w:space="0" w:color="D9D9D9"/>
@@ -3035,7 +3352,7 @@
         </w:tc>
         <w:tc>
           <w:tcPr>
-            <w:tcW w:w="2484" w:type="dxa"/>
+            <w:tcW w:w="2400" w:type="dxa"/>
             <w:tcBorders>
               <w:top w:val="single" w:sz="4" w:space="0" w:color="D9D9D9"/>
               <w:left w:val="single" w:sz="4" w:space="0" w:color="D9D9D9"/>
@@ -3060,7 +3377,7 @@
       <w:tr>
         <w:tc>
           <w:tcPr>
-            <w:tcW w:w="2484" w:type="dxa"/>
+            <w:tcW w:w="2400" w:type="dxa"/>
             <w:tcBorders>
               <w:top w:val="single" w:sz="4" w:space="0" w:color="D9D9D9"/>
               <w:left w:val="single" w:sz="4" w:space="0" w:color="D9D9D9"/>
@@ -3083,7 +3400,7 @@
         </w:tc>
         <w:tc>
           <w:tcPr>
-            <w:tcW w:w="2484" w:type="dxa"/>
+            <w:tcW w:w="2400" w:type="dxa"/>
             <w:tcBorders>
               <w:top w:val="single" w:sz="4" w:space="0" w:color="D9D9D9"/>
               <w:left w:val="single" w:sz="4" w:space="0" w:color="D9D9D9"/>
@@ -3106,7 +3423,7 @@
         </w:tc>
         <w:tc>
           <w:tcPr>
-            <w:tcW w:w="2484" w:type="dxa"/>
+            <w:tcW w:w="2400" w:type="dxa"/>
             <w:tcBorders>
               <w:top w:val="single" w:sz="4" w:space="0" w:color="D9D9D9"/>
               <w:left w:val="single" w:sz="4" w:space="0" w:color="D9D9D9"/>
@@ -3129,7 +3446,7 @@
         </w:tc>
         <w:tc>
           <w:tcPr>
-            <w:tcW w:w="2484" w:type="dxa"/>
+            <w:tcW w:w="2400" w:type="dxa"/>
             <w:tcBorders>
               <w:top w:val="single" w:sz="4" w:space="0" w:color="D9D9D9"/>
               <w:left w:val="single" w:sz="4" w:space="0" w:color="D9D9D9"/>
@@ -3154,7 +3471,7 @@
       <w:tr>
         <w:tc>
           <w:tcPr>
-            <w:tcW w:w="2484" w:type="dxa"/>
+            <w:tcW w:w="2400" w:type="dxa"/>
             <w:tcBorders>
               <w:top w:val="single" w:sz="4" w:space="0" w:color="D9D9D9"/>
               <w:left w:val="single" w:sz="4" w:space="0" w:color="D9D9D9"/>
@@ -3177,7 +3494,7 @@
         </w:tc>
         <w:tc>
           <w:tcPr>
-            <w:tcW w:w="2484" w:type="dxa"/>
+            <w:tcW w:w="2400" w:type="dxa"/>
             <w:tcBorders>
               <w:top w:val="single" w:sz="4" w:space="0" w:color="D9D9D9"/>
               <w:left w:val="single" w:sz="4" w:space="0" w:color="D9D9D9"/>
@@ -3200,7 +3517,7 @@
         </w:tc>
         <w:tc>
           <w:tcPr>
-            <w:tcW w:w="2484" w:type="dxa"/>
+            <w:tcW w:w="2400" w:type="dxa"/>
             <w:tcBorders>
               <w:top w:val="single" w:sz="4" w:space="0" w:color="D9D9D9"/>
               <w:left w:val="single" w:sz="4" w:space="0" w:color="D9D9D9"/>
@@ -3223,7 +3540,7 @@
         </w:tc>
         <w:tc>
           <w:tcPr>
-            <w:tcW w:w="2484" w:type="dxa"/>
+            <w:tcW w:w="2400" w:type="dxa"/>
             <w:tcBorders>
               <w:top w:val="single" w:sz="4" w:space="0" w:color="D9D9D9"/>
               <w:left w:val="single" w:sz="4" w:space="0" w:color="D9D9D9"/>
@@ -3248,7 +3565,7 @@
       <w:tr>
         <w:tc>
           <w:tcPr>
-            <w:tcW w:w="2484" w:type="dxa"/>
+            <w:tcW w:w="2400" w:type="dxa"/>
             <w:tcBorders>
               <w:top w:val="single" w:sz="4" w:space="0" w:color="D9D9D9"/>
               <w:left w:val="single" w:sz="4" w:space="0" w:color="D9D9D9"/>
@@ -3271,7 +3588,7 @@
         </w:tc>
         <w:tc>
           <w:tcPr>
-            <w:tcW w:w="2484" w:type="dxa"/>
+            <w:tcW w:w="2400" w:type="dxa"/>
             <w:tcBorders>
               <w:top w:val="single" w:sz="4" w:space="0" w:color="D9D9D9"/>
               <w:left w:val="single" w:sz="4" w:space="0" w:color="D9D9D9"/>
@@ -3294,7 +3611,7 @@
         </w:tc>
         <w:tc>
           <w:tcPr>
-            <w:tcW w:w="2484" w:type="dxa"/>
+            <w:tcW w:w="2400" w:type="dxa"/>
             <w:tcBorders>
               <w:top w:val="single" w:sz="4" w:space="0" w:color="D9D9D9"/>
               <w:left w:val="single" w:sz="4" w:space="0" w:color="D9D9D9"/>
@@ -3317,7 +3634,7 @@
         </w:tc>
         <w:tc>
           <w:tcPr>
-            <w:tcW w:w="2484" w:type="dxa"/>
+            <w:tcW w:w="2400" w:type="dxa"/>
             <w:tcBorders>
               <w:top w:val="single" w:sz="4" w:space="0" w:color="D9D9D9"/>
               <w:left w:val="single" w:sz="4" w:space="0" w:color="D9D9D9"/>
@@ -3342,7 +3659,7 @@
       <w:tr>
         <w:tc>
           <w:tcPr>
-            <w:tcW w:w="2484" w:type="dxa"/>
+            <w:tcW w:w="2400" w:type="dxa"/>
             <w:tcBorders>
               <w:top w:val="single" w:sz="4" w:space="0" w:color="D9D9D9"/>
               <w:left w:val="single" w:sz="4" w:space="0" w:color="D9D9D9"/>
@@ -3365,7 +3682,7 @@
         </w:tc>
         <w:tc>
           <w:tcPr>
-            <w:tcW w:w="2484" w:type="dxa"/>
+            <w:tcW w:w="2400" w:type="dxa"/>
             <w:tcBorders>
               <w:top w:val="single" w:sz="4" w:space="0" w:color="D9D9D9"/>
               <w:left w:val="single" w:sz="4" w:space="0" w:color="D9D9D9"/>
@@ -3388,7 +3705,7 @@
         </w:tc>
         <w:tc>
           <w:tcPr>
-            <w:tcW w:w="2484" w:type="dxa"/>
+            <w:tcW w:w="2400" w:type="dxa"/>
             <w:tcBorders>
               <w:top w:val="single" w:sz="4" w:space="0" w:color="D9D9D9"/>
               <w:left w:val="single" w:sz="4" w:space="0" w:color="D9D9D9"/>
@@ -3411,7 +3728,7 @@
         </w:tc>
         <w:tc>
           <w:tcPr>
-            <w:tcW w:w="2484" w:type="dxa"/>
+            <w:tcW w:w="2400" w:type="dxa"/>
             <w:tcBorders>
               <w:top w:val="single" w:sz="4" w:space="0" w:color="D9D9D9"/>
               <w:left w:val="single" w:sz="4" w:space="0" w:color="D9D9D9"/>
@@ -3441,10 +3758,10 @@
           <w:noProof/>
         </w:rPr>
         <w:drawing>
-          <wp:inline distT="0" distB="0" distL="0" distR="0" wp14:anchorId="0DDBDF1C" wp14:editId="470B0053">
+          <wp:inline distT="0" distB="0" distL="0" distR="0" wp14:anchorId="6759195E" wp14:editId="602F1758">
             <wp:extent cx="6035040" cy="2680525"/>
             <wp:effectExtent l="0" t="0" r="0" b="0"/>
-            <wp:docPr id="2" name="Picture 2"/>
+            <wp:docPr id="3" name="Picture 3"/>
             <wp:cNvGraphicFramePr>
               <a:graphicFrameLocks xmlns:a="http://schemas.openxmlformats.org/drawingml/2006/main" noChangeAspect="1"/>
             </wp:cNvGraphicFramePr>
@@ -3456,7 +3773,7 @@
                     <pic:cNvPicPr/>
                   </pic:nvPicPr>
                   <pic:blipFill>
-                    <a:blip r:embed="rId9"/>
+                    <a:blip r:embed="rId12"/>
                     <a:stretch>
                       <a:fillRect/>
                     </a:stretch>
@@ -3495,7 +3812,7 @@
         <w:pStyle w:val="Heading2"/>
         <w:pageBreakBefore/>
       </w:pPr>
-      <w:bookmarkStart w:id="8" w:name="_Toc242800390"/>
+      <w:bookmarkStart w:id="8" w:name="_Toc242872149"/>
       <w:r>
         <w:lastRenderedPageBreak/>
         <w:t>2.2 Airport and city growth compared</w:t>
@@ -3508,10 +3825,10 @@
           <w:noProof/>
         </w:rPr>
         <w:drawing>
-          <wp:inline distT="0" distB="0" distL="0" distR="0" wp14:anchorId="0C18511D" wp14:editId="1BEC7AA9">
+          <wp:inline distT="0" distB="0" distL="0" distR="0" wp14:anchorId="099F6FE7" wp14:editId="449497BB">
             <wp:extent cx="6035040" cy="2536466"/>
             <wp:effectExtent l="0" t="0" r="0" b="0"/>
-            <wp:docPr id="3" name="Picture 3"/>
+            <wp:docPr id="4" name="Picture 4"/>
             <wp:cNvGraphicFramePr>
               <a:graphicFrameLocks xmlns:a="http://schemas.openxmlformats.org/drawingml/2006/main" noChangeAspect="1"/>
             </wp:cNvGraphicFramePr>
@@ -3523,7 +3840,7 @@
                     <pic:cNvPicPr/>
                   </pic:nvPicPr>
                   <pic:blipFill>
-                    <a:blip r:embed="rId10"/>
+                    <a:blip r:embed="rId13"/>
                     <a:stretch>
                       <a:fillRect/>
                     </a:stretch>
@@ -3563,10 +3880,10 @@
         <w:tblLook w:val="04A0" w:firstRow="1" w:lastRow="0" w:firstColumn="1" w:lastColumn="0" w:noHBand="0" w:noVBand="1"/>
       </w:tblPr>
       <w:tblGrid>
-        <w:gridCol w:w="2484"/>
-        <w:gridCol w:w="2484"/>
-        <w:gridCol w:w="2484"/>
-        <w:gridCol w:w="2484"/>
+        <w:gridCol w:w="2400"/>
+        <w:gridCol w:w="2400"/>
+        <w:gridCol w:w="2400"/>
+        <w:gridCol w:w="2400"/>
       </w:tblGrid>
       <w:tr>
         <w:trPr>
@@ -3574,7 +3891,7 @@
         </w:trPr>
         <w:tc>
           <w:tcPr>
-            <w:tcW w:w="2484" w:type="dxa"/>
+            <w:tcW w:w="2400" w:type="dxa"/>
             <w:tcBorders>
               <w:top w:val="single" w:sz="4" w:space="0" w:color="D9D9D9"/>
               <w:left w:val="single" w:sz="4" w:space="0" w:color="D9D9D9"/>
@@ -3597,7 +3914,7 @@
         </w:tc>
         <w:tc>
           <w:tcPr>
-            <w:tcW w:w="2484" w:type="dxa"/>
+            <w:tcW w:w="2400" w:type="dxa"/>
             <w:tcBorders>
               <w:top w:val="single" w:sz="4" w:space="0" w:color="D9D9D9"/>
               <w:left w:val="single" w:sz="4" w:space="0" w:color="D9D9D9"/>
@@ -3620,7 +3937,7 @@
         </w:tc>
         <w:tc>
           <w:tcPr>
-            <w:tcW w:w="2484" w:type="dxa"/>
+            <w:tcW w:w="2400" w:type="dxa"/>
             <w:tcBorders>
               <w:top w:val="single" w:sz="4" w:space="0" w:color="D9D9D9"/>
               <w:left w:val="single" w:sz="4" w:space="0" w:color="D9D9D9"/>
@@ -3643,7 +3960,7 @@
         </w:tc>
         <w:tc>
           <w:tcPr>
-            <w:tcW w:w="2484" w:type="dxa"/>
+            <w:tcW w:w="2400" w:type="dxa"/>
             <w:tcBorders>
               <w:top w:val="single" w:sz="4" w:space="0" w:color="D9D9D9"/>
               <w:left w:val="single" w:sz="4" w:space="0" w:color="D9D9D9"/>
@@ -3668,7 +3985,7 @@
       <w:tr>
         <w:tc>
           <w:tcPr>
-            <w:tcW w:w="2484" w:type="dxa"/>
+            <w:tcW w:w="2400" w:type="dxa"/>
             <w:tcBorders>
               <w:top w:val="single" w:sz="4" w:space="0" w:color="D9D9D9"/>
               <w:left w:val="single" w:sz="4" w:space="0" w:color="D9D9D9"/>
@@ -3691,7 +4008,7 @@
         </w:tc>
         <w:tc>
           <w:tcPr>
-            <w:tcW w:w="2484" w:type="dxa"/>
+            <w:tcW w:w="2400" w:type="dxa"/>
             <w:tcBorders>
               <w:top w:val="single" w:sz="4" w:space="0" w:color="D9D9D9"/>
               <w:left w:val="single" w:sz="4" w:space="0" w:color="D9D9D9"/>
@@ -3714,7 +4031,7 @@
         </w:tc>
         <w:tc>
           <w:tcPr>
-            <w:tcW w:w="2484" w:type="dxa"/>
+            <w:tcW w:w="2400" w:type="dxa"/>
             <w:tcBorders>
               <w:top w:val="single" w:sz="4" w:space="0" w:color="D9D9D9"/>
               <w:left w:val="single" w:sz="4" w:space="0" w:color="D9D9D9"/>
@@ -3737,7 +4054,7 @@
         </w:tc>
         <w:tc>
           <w:tcPr>
-            <w:tcW w:w="2484" w:type="dxa"/>
+            <w:tcW w:w="2400" w:type="dxa"/>
             <w:tcBorders>
               <w:top w:val="single" w:sz="4" w:space="0" w:color="D9D9D9"/>
               <w:left w:val="single" w:sz="4" w:space="0" w:color="D9D9D9"/>
@@ -3762,7 +4079,7 @@
       <w:tr>
         <w:tc>
           <w:tcPr>
-            <w:tcW w:w="2484" w:type="dxa"/>
+            <w:tcW w:w="2400" w:type="dxa"/>
             <w:tcBorders>
               <w:top w:val="single" w:sz="4" w:space="0" w:color="D9D9D9"/>
               <w:left w:val="single" w:sz="4" w:space="0" w:color="D9D9D9"/>
@@ -3785,7 +4102,7 @@
         </w:tc>
         <w:tc>
           <w:tcPr>
-            <w:tcW w:w="2484" w:type="dxa"/>
+            <w:tcW w:w="2400" w:type="dxa"/>
             <w:tcBorders>
               <w:top w:val="single" w:sz="4" w:space="0" w:color="D9D9D9"/>
               <w:left w:val="single" w:sz="4" w:space="0" w:color="D9D9D9"/>
@@ -3808,7 +4125,7 @@
         </w:tc>
         <w:tc>
           <w:tcPr>
-            <w:tcW w:w="2484" w:type="dxa"/>
+            <w:tcW w:w="2400" w:type="dxa"/>
             <w:tcBorders>
               <w:top w:val="single" w:sz="4" w:space="0" w:color="D9D9D9"/>
               <w:left w:val="single" w:sz="4" w:space="0" w:color="D9D9D9"/>
@@ -3831,7 +4148,7 @@
         </w:tc>
         <w:tc>
           <w:tcPr>
-            <w:tcW w:w="2484" w:type="dxa"/>
+            <w:tcW w:w="2400" w:type="dxa"/>
             <w:tcBorders>
               <w:top w:val="single" w:sz="4" w:space="0" w:color="D9D9D9"/>
               <w:left w:val="single" w:sz="4" w:space="0" w:color="D9D9D9"/>
@@ -3856,7 +4173,7 @@
       <w:tr>
         <w:tc>
           <w:tcPr>
-            <w:tcW w:w="2484" w:type="dxa"/>
+            <w:tcW w:w="2400" w:type="dxa"/>
             <w:tcBorders>
               <w:top w:val="single" w:sz="4" w:space="0" w:color="D9D9D9"/>
               <w:left w:val="single" w:sz="4" w:space="0" w:color="D9D9D9"/>
@@ -3879,7 +4196,7 @@
         </w:tc>
         <w:tc>
           <w:tcPr>
-            <w:tcW w:w="2484" w:type="dxa"/>
+            <w:tcW w:w="2400" w:type="dxa"/>
             <w:tcBorders>
               <w:top w:val="single" w:sz="4" w:space="0" w:color="D9D9D9"/>
               <w:left w:val="single" w:sz="4" w:space="0" w:color="D9D9D9"/>
@@ -3902,7 +4219,7 @@
         </w:tc>
         <w:tc>
           <w:tcPr>
-            <w:tcW w:w="2484" w:type="dxa"/>
+            <w:tcW w:w="2400" w:type="dxa"/>
             <w:tcBorders>
               <w:top w:val="single" w:sz="4" w:space="0" w:color="D9D9D9"/>
               <w:left w:val="single" w:sz="4" w:space="0" w:color="D9D9D9"/>
@@ -3925,7 +4242,7 @@
         </w:tc>
         <w:tc>
           <w:tcPr>
-            <w:tcW w:w="2484" w:type="dxa"/>
+            <w:tcW w:w="2400" w:type="dxa"/>
             <w:tcBorders>
               <w:top w:val="single" w:sz="4" w:space="0" w:color="D9D9D9"/>
               <w:left w:val="single" w:sz="4" w:space="0" w:color="D9D9D9"/>
@@ -3950,7 +4267,7 @@
       <w:tr>
         <w:tc>
           <w:tcPr>
-            <w:tcW w:w="2484" w:type="dxa"/>
+            <w:tcW w:w="2400" w:type="dxa"/>
             <w:tcBorders>
               <w:top w:val="single" w:sz="4" w:space="0" w:color="D9D9D9"/>
               <w:left w:val="single" w:sz="4" w:space="0" w:color="D9D9D9"/>
@@ -3973,7 +4290,7 @@
         </w:tc>
         <w:tc>
           <w:tcPr>
-            <w:tcW w:w="2484" w:type="dxa"/>
+            <w:tcW w:w="2400" w:type="dxa"/>
             <w:tcBorders>
               <w:top w:val="single" w:sz="4" w:space="0" w:color="D9D9D9"/>
               <w:left w:val="single" w:sz="4" w:space="0" w:color="D9D9D9"/>
@@ -3996,7 +4313,7 @@
         </w:tc>
         <w:tc>
           <w:tcPr>
-            <w:tcW w:w="2484" w:type="dxa"/>
+            <w:tcW w:w="2400" w:type="dxa"/>
             <w:tcBorders>
               <w:top w:val="single" w:sz="4" w:space="0" w:color="D9D9D9"/>
               <w:left w:val="single" w:sz="4" w:space="0" w:color="D9D9D9"/>
@@ -4019,7 +4336,7 @@
         </w:tc>
         <w:tc>
           <w:tcPr>
-            <w:tcW w:w="2484" w:type="dxa"/>
+            <w:tcW w:w="2400" w:type="dxa"/>
             <w:tcBorders>
               <w:top w:val="single" w:sz="4" w:space="0" w:color="D9D9D9"/>
               <w:left w:val="single" w:sz="4" w:space="0" w:color="D9D9D9"/>
@@ -4044,7 +4361,7 @@
       <w:tr>
         <w:tc>
           <w:tcPr>
-            <w:tcW w:w="2484" w:type="dxa"/>
+            <w:tcW w:w="2400" w:type="dxa"/>
             <w:tcBorders>
               <w:top w:val="single" w:sz="4" w:space="0" w:color="D9D9D9"/>
               <w:left w:val="single" w:sz="4" w:space="0" w:color="D9D9D9"/>
@@ -4067,7 +4384,7 @@
         </w:tc>
         <w:tc>
           <w:tcPr>
-            <w:tcW w:w="2484" w:type="dxa"/>
+            <w:tcW w:w="2400" w:type="dxa"/>
             <w:tcBorders>
               <w:top w:val="single" w:sz="4" w:space="0" w:color="D9D9D9"/>
               <w:left w:val="single" w:sz="4" w:space="0" w:color="D9D9D9"/>
@@ -4090,7 +4407,7 @@
         </w:tc>
         <w:tc>
           <w:tcPr>
-            <w:tcW w:w="2484" w:type="dxa"/>
+            <w:tcW w:w="2400" w:type="dxa"/>
             <w:tcBorders>
               <w:top w:val="single" w:sz="4" w:space="0" w:color="D9D9D9"/>
               <w:left w:val="single" w:sz="4" w:space="0" w:color="D9D9D9"/>
@@ -4113,7 +4430,7 @@
         </w:tc>
         <w:tc>
           <w:tcPr>
-            <w:tcW w:w="2484" w:type="dxa"/>
+            <w:tcW w:w="2400" w:type="dxa"/>
             <w:tcBorders>
               <w:top w:val="single" w:sz="4" w:space="0" w:color="D9D9D9"/>
               <w:left w:val="single" w:sz="4" w:space="0" w:color="D9D9D9"/>
@@ -4138,7 +4455,7 @@
       <w:tr>
         <w:tc>
           <w:tcPr>
-            <w:tcW w:w="2484" w:type="dxa"/>
+            <w:tcW w:w="2400" w:type="dxa"/>
             <w:tcBorders>
               <w:top w:val="single" w:sz="4" w:space="0" w:color="D9D9D9"/>
               <w:left w:val="single" w:sz="4" w:space="0" w:color="D9D9D9"/>
@@ -4161,7 +4478,7 @@
         </w:tc>
         <w:tc>
           <w:tcPr>
-            <w:tcW w:w="2484" w:type="dxa"/>
+            <w:tcW w:w="2400" w:type="dxa"/>
             <w:tcBorders>
               <w:top w:val="single" w:sz="4" w:space="0" w:color="D9D9D9"/>
               <w:left w:val="single" w:sz="4" w:space="0" w:color="D9D9D9"/>
@@ -4184,7 +4501,7 @@
         </w:tc>
         <w:tc>
           <w:tcPr>
-            <w:tcW w:w="2484" w:type="dxa"/>
+            <w:tcW w:w="2400" w:type="dxa"/>
             <w:tcBorders>
               <w:top w:val="single" w:sz="4" w:space="0" w:color="D9D9D9"/>
               <w:left w:val="single" w:sz="4" w:space="0" w:color="D9D9D9"/>
@@ -4207,7 +4524,7 @@
         </w:tc>
         <w:tc>
           <w:tcPr>
-            <w:tcW w:w="2484" w:type="dxa"/>
+            <w:tcW w:w="2400" w:type="dxa"/>
             <w:tcBorders>
               <w:top w:val="single" w:sz="4" w:space="0" w:color="D9D9D9"/>
               <w:left w:val="single" w:sz="4" w:space="0" w:color="D9D9D9"/>
@@ -4251,7 +4568,7 @@
         <w:pStyle w:val="Heading1"/>
         <w:pageBreakBefore/>
       </w:pPr>
-      <w:bookmarkStart w:id="9" w:name="_Toc242800391"/>
+      <w:bookmarkStart w:id="9" w:name="_Toc242872150"/>
       <w:r>
         <w:lastRenderedPageBreak/>
         <w:t>3 Short-term performance and seasonality</w:t>
@@ -4274,10 +4591,10 @@
           <w:noProof/>
         </w:rPr>
         <w:drawing>
-          <wp:inline distT="0" distB="0" distL="0" distR="0" wp14:anchorId="5A2A76EA" wp14:editId="2A20E0D3">
+          <wp:inline distT="0" distB="0" distL="0" distR="0" wp14:anchorId="138DBE39" wp14:editId="3FC749A7">
             <wp:extent cx="6035040" cy="2536466"/>
             <wp:effectExtent l="0" t="0" r="0" b="0"/>
-            <wp:docPr id="4" name="Picture 4"/>
+            <wp:docPr id="5" name="Picture 5"/>
             <wp:cNvGraphicFramePr>
               <a:graphicFrameLocks xmlns:a="http://schemas.openxmlformats.org/drawingml/2006/main" noChangeAspect="1"/>
             </wp:cNvGraphicFramePr>
@@ -4289,7 +4606,7 @@
                     <pic:cNvPicPr/>
                   </pic:nvPicPr>
                   <pic:blipFill>
-                    <a:blip r:embed="rId11"/>
+                    <a:blip r:embed="rId14"/>
                     <a:stretch>
                       <a:fillRect/>
                     </a:stretch>
@@ -4333,7 +4650,7 @@
         <w:pStyle w:val="Heading2"/>
         <w:pageBreakBefore/>
       </w:pPr>
-      <w:bookmarkStart w:id="10" w:name="_Toc242800392"/>
+      <w:bookmarkStart w:id="10" w:name="_Toc242872151"/>
       <w:r>
         <w:lastRenderedPageBreak/>
         <w:t>Monthly allocation and its limits</w:t>
@@ -4356,10 +4673,10 @@
           <w:noProof/>
         </w:rPr>
         <w:drawing>
-          <wp:inline distT="0" distB="0" distL="0" distR="0" wp14:anchorId="4A5DD51F" wp14:editId="0CC5D145">
+          <wp:inline distT="0" distB="0" distL="0" distR="0" wp14:anchorId="5B61674E" wp14:editId="42C4FACB">
             <wp:extent cx="6035040" cy="2536466"/>
             <wp:effectExtent l="0" t="0" r="0" b="0"/>
-            <wp:docPr id="5" name="Picture 5"/>
+            <wp:docPr id="6" name="Picture 6"/>
             <wp:cNvGraphicFramePr>
               <a:graphicFrameLocks xmlns:a="http://schemas.openxmlformats.org/drawingml/2006/main" noChangeAspect="1"/>
             </wp:cNvGraphicFramePr>
@@ -4371,7 +4688,7 @@
                     <pic:cNvPicPr/>
                   </pic:nvPicPr>
                   <pic:blipFill>
-                    <a:blip r:embed="rId12"/>
+                    <a:blip r:embed="rId15"/>
                     <a:stretch>
                       <a:fillRect/>
                     </a:stretch>
@@ -4414,7 +4731,7 @@
       <w:pPr>
         <w:pStyle w:val="Heading2"/>
       </w:pPr>
-      <w:bookmarkStart w:id="11" w:name="_Toc242800393"/>
+      <w:bookmarkStart w:id="11" w:name="_Toc242872152"/>
       <w:r>
         <w:t>Neighborhood differences</w:t>
       </w:r>
@@ -4426,8 +4743,8 @@
         <w:tblLook w:val="04A0" w:firstRow="1" w:lastRow="0" w:firstColumn="1" w:lastColumn="0" w:noHBand="0" w:noVBand="1"/>
       </w:tblPr>
       <w:tblGrid>
-        <w:gridCol w:w="4968"/>
-        <w:gridCol w:w="4968"/>
+        <w:gridCol w:w="4801"/>
+        <w:gridCol w:w="4801"/>
       </w:tblGrid>
       <w:tr>
         <w:trPr>
@@ -4435,7 +4752,7 @@
         </w:trPr>
         <w:tc>
           <w:tcPr>
-            <w:tcW w:w="4968" w:type="dxa"/>
+            <w:tcW w:w="4801" w:type="dxa"/>
             <w:tcBorders>
               <w:top w:val="single" w:sz="4" w:space="0" w:color="D9D9D9"/>
               <w:left w:val="single" w:sz="4" w:space="0" w:color="D9D9D9"/>
@@ -4458,7 +4775,7 @@
         </w:tc>
         <w:tc>
           <w:tcPr>
-            <w:tcW w:w="4968" w:type="dxa"/>
+            <w:tcW w:w="4801" w:type="dxa"/>
             <w:tcBorders>
               <w:top w:val="single" w:sz="4" w:space="0" w:color="D9D9D9"/>
               <w:left w:val="single" w:sz="4" w:space="0" w:color="D9D9D9"/>
@@ -4483,7 +4800,7 @@
       <w:tr>
         <w:tc>
           <w:tcPr>
-            <w:tcW w:w="4968" w:type="dxa"/>
+            <w:tcW w:w="4801" w:type="dxa"/>
             <w:tcBorders>
               <w:top w:val="single" w:sz="4" w:space="0" w:color="D9D9D9"/>
               <w:left w:val="single" w:sz="4" w:space="0" w:color="D9D9D9"/>
@@ -4506,7 +4823,7 @@
         </w:tc>
         <w:tc>
           <w:tcPr>
-            <w:tcW w:w="4968" w:type="dxa"/>
+            <w:tcW w:w="4801" w:type="dxa"/>
             <w:tcBorders>
               <w:top w:val="single" w:sz="4" w:space="0" w:color="D9D9D9"/>
               <w:left w:val="single" w:sz="4" w:space="0" w:color="D9D9D9"/>
@@ -4531,7 +4848,7 @@
       <w:tr>
         <w:tc>
           <w:tcPr>
-            <w:tcW w:w="4968" w:type="dxa"/>
+            <w:tcW w:w="4801" w:type="dxa"/>
             <w:tcBorders>
               <w:top w:val="single" w:sz="4" w:space="0" w:color="D9D9D9"/>
               <w:left w:val="single" w:sz="4" w:space="0" w:color="D9D9D9"/>
@@ -4554,7 +4871,7 @@
         </w:tc>
         <w:tc>
           <w:tcPr>
-            <w:tcW w:w="4968" w:type="dxa"/>
+            <w:tcW w:w="4801" w:type="dxa"/>
             <w:tcBorders>
               <w:top w:val="single" w:sz="4" w:space="0" w:color="D9D9D9"/>
               <w:left w:val="single" w:sz="4" w:space="0" w:color="D9D9D9"/>
@@ -4579,7 +4896,7 @@
       <w:tr>
         <w:tc>
           <w:tcPr>
-            <w:tcW w:w="4968" w:type="dxa"/>
+            <w:tcW w:w="4801" w:type="dxa"/>
             <w:tcBorders>
               <w:top w:val="single" w:sz="4" w:space="0" w:color="D9D9D9"/>
               <w:left w:val="single" w:sz="4" w:space="0" w:color="D9D9D9"/>
@@ -4602,7 +4919,7 @@
         </w:tc>
         <w:tc>
           <w:tcPr>
-            <w:tcW w:w="4968" w:type="dxa"/>
+            <w:tcW w:w="4801" w:type="dxa"/>
             <w:tcBorders>
               <w:top w:val="single" w:sz="4" w:space="0" w:color="D9D9D9"/>
               <w:left w:val="single" w:sz="4" w:space="0" w:color="D9D9D9"/>
@@ -4627,7 +4944,7 @@
       <w:tr>
         <w:tc>
           <w:tcPr>
-            <w:tcW w:w="4968" w:type="dxa"/>
+            <w:tcW w:w="4801" w:type="dxa"/>
             <w:tcBorders>
               <w:top w:val="single" w:sz="4" w:space="0" w:color="D9D9D9"/>
               <w:left w:val="single" w:sz="4" w:space="0" w:color="D9D9D9"/>
@@ -4650,7 +4967,7 @@
         </w:tc>
         <w:tc>
           <w:tcPr>
-            <w:tcW w:w="4968" w:type="dxa"/>
+            <w:tcW w:w="4801" w:type="dxa"/>
             <w:tcBorders>
               <w:top w:val="single" w:sz="4" w:space="0" w:color="D9D9D9"/>
               <w:left w:val="single" w:sz="4" w:space="0" w:color="D9D9D9"/>
@@ -4675,7 +4992,7 @@
       <w:tr>
         <w:tc>
           <w:tcPr>
-            <w:tcW w:w="4968" w:type="dxa"/>
+            <w:tcW w:w="4801" w:type="dxa"/>
             <w:tcBorders>
               <w:top w:val="single" w:sz="4" w:space="0" w:color="D9D9D9"/>
               <w:left w:val="single" w:sz="4" w:space="0" w:color="D9D9D9"/>
@@ -4698,7 +5015,7 @@
         </w:tc>
         <w:tc>
           <w:tcPr>
-            <w:tcW w:w="4968" w:type="dxa"/>
+            <w:tcW w:w="4801" w:type="dxa"/>
             <w:tcBorders>
               <w:top w:val="single" w:sz="4" w:space="0" w:color="D9D9D9"/>
               <w:left w:val="single" w:sz="4" w:space="0" w:color="D9D9D9"/>
@@ -4732,7 +5049,7 @@
         <w:pStyle w:val="Heading1"/>
         <w:pageBreakBefore/>
       </w:pPr>
-      <w:bookmarkStart w:id="12" w:name="_Toc242800394"/>
+      <w:bookmarkStart w:id="12" w:name="_Toc242872153"/>
       <w:r>
         <w:lastRenderedPageBreak/>
         <w:t>4 The long-term rental comparison</w:t>
@@ -4741,7 +5058,7 @@
     </w:p>
     <w:p>
       <w:r>
-        <w:t>A defensible alternative must match location, size, furnishing, condition and contract terms. The present listing sample is too small for a city-wide median. EUR 900 monthly rent is an asking-rent-supported scenario anchor, not a verified city benchmark.</w:t>
+        <w:t>A defensible alternative must match location, size, furnishing, condition and contract terms. The intended rental study concerns a selected area of Bergamo City Centre, but the saved registry does not establish that all 21 records belong to that area. EUR 900 monthly rent is retained as a scenario assumption, not a verified arithmetic mean of 21 eligible rents or an official city-wide average.</w:t>
       </w:r>
     </w:p>
     <w:tbl>
@@ -4750,9 +5067,9 @@
         <w:tblLook w:val="04A0" w:firstRow="1" w:lastRow="0" w:firstColumn="1" w:lastColumn="0" w:noHBand="0" w:noVBand="1"/>
       </w:tblPr>
       <w:tblGrid>
-        <w:gridCol w:w="3312"/>
-        <w:gridCol w:w="3312"/>
-        <w:gridCol w:w="3312"/>
+        <w:gridCol w:w="3201"/>
+        <w:gridCol w:w="3201"/>
+        <w:gridCol w:w="3201"/>
       </w:tblGrid>
       <w:tr>
         <w:trPr>
@@ -4760,7 +5077,7 @@
         </w:trPr>
         <w:tc>
           <w:tcPr>
-            <w:tcW w:w="3312" w:type="dxa"/>
+            <w:tcW w:w="3201" w:type="dxa"/>
             <w:tcBorders>
               <w:top w:val="single" w:sz="4" w:space="0" w:color="D9D9D9"/>
               <w:left w:val="single" w:sz="4" w:space="0" w:color="D9D9D9"/>
@@ -4783,7 +5100,7 @@
         </w:tc>
         <w:tc>
           <w:tcPr>
-            <w:tcW w:w="3312" w:type="dxa"/>
+            <w:tcW w:w="3201" w:type="dxa"/>
             <w:tcBorders>
               <w:top w:val="single" w:sz="4" w:space="0" w:color="D9D9D9"/>
               <w:left w:val="single" w:sz="4" w:space="0" w:color="D9D9D9"/>
@@ -4806,7 +5123,7 @@
         </w:tc>
         <w:tc>
           <w:tcPr>
-            <w:tcW w:w="3312" w:type="dxa"/>
+            <w:tcW w:w="3201" w:type="dxa"/>
             <w:tcBorders>
               <w:top w:val="single" w:sz="4" w:space="0" w:color="D9D9D9"/>
               <w:left w:val="single" w:sz="4" w:space="0" w:color="D9D9D9"/>
@@ -4831,7 +5148,7 @@
       <w:tr>
         <w:tc>
           <w:tcPr>
-            <w:tcW w:w="3312" w:type="dxa"/>
+            <w:tcW w:w="3201" w:type="dxa"/>
             <w:tcBorders>
               <w:top w:val="single" w:sz="4" w:space="0" w:color="D9D9D9"/>
               <w:left w:val="single" w:sz="4" w:space="0" w:color="D9D9D9"/>
@@ -4854,7 +5171,7 @@
         </w:tc>
         <w:tc>
           <w:tcPr>
-            <w:tcW w:w="3312" w:type="dxa"/>
+            <w:tcW w:w="3201" w:type="dxa"/>
             <w:tcBorders>
               <w:top w:val="single" w:sz="4" w:space="0" w:color="D9D9D9"/>
               <w:left w:val="single" w:sz="4" w:space="0" w:color="D9D9D9"/>
@@ -4877,7 +5194,7 @@
         </w:tc>
         <w:tc>
           <w:tcPr>
-            <w:tcW w:w="3312" w:type="dxa"/>
+            <w:tcW w:w="3201" w:type="dxa"/>
             <w:tcBorders>
               <w:top w:val="single" w:sz="4" w:space="0" w:color="D9D9D9"/>
               <w:left w:val="single" w:sz="4" w:space="0" w:color="D9D9D9"/>
@@ -4902,7 +5219,7 @@
       <w:tr>
         <w:tc>
           <w:tcPr>
-            <w:tcW w:w="3312" w:type="dxa"/>
+            <w:tcW w:w="3201" w:type="dxa"/>
             <w:tcBorders>
               <w:top w:val="single" w:sz="4" w:space="0" w:color="D9D9D9"/>
               <w:left w:val="single" w:sz="4" w:space="0" w:color="D9D9D9"/>
@@ -4925,7 +5242,7 @@
         </w:tc>
         <w:tc>
           <w:tcPr>
-            <w:tcW w:w="3312" w:type="dxa"/>
+            <w:tcW w:w="3201" w:type="dxa"/>
             <w:tcBorders>
               <w:top w:val="single" w:sz="4" w:space="0" w:color="D9D9D9"/>
               <w:left w:val="single" w:sz="4" w:space="0" w:color="D9D9D9"/>
@@ -4948,7 +5265,7 @@
         </w:tc>
         <w:tc>
           <w:tcPr>
-            <w:tcW w:w="3312" w:type="dxa"/>
+            <w:tcW w:w="3201" w:type="dxa"/>
             <w:tcBorders>
               <w:top w:val="single" w:sz="4" w:space="0" w:color="D9D9D9"/>
               <w:left w:val="single" w:sz="4" w:space="0" w:color="D9D9D9"/>
@@ -4973,7 +5290,7 @@
       <w:tr>
         <w:tc>
           <w:tcPr>
-            <w:tcW w:w="3312" w:type="dxa"/>
+            <w:tcW w:w="3201" w:type="dxa"/>
             <w:tcBorders>
               <w:top w:val="single" w:sz="4" w:space="0" w:color="D9D9D9"/>
               <w:left w:val="single" w:sz="4" w:space="0" w:color="D9D9D9"/>
@@ -4996,7 +5313,7 @@
         </w:tc>
         <w:tc>
           <w:tcPr>
-            <w:tcW w:w="3312" w:type="dxa"/>
+            <w:tcW w:w="3201" w:type="dxa"/>
             <w:tcBorders>
               <w:top w:val="single" w:sz="4" w:space="0" w:color="D9D9D9"/>
               <w:left w:val="single" w:sz="4" w:space="0" w:color="D9D9D9"/>
@@ -5019,7 +5336,7 @@
         </w:tc>
         <w:tc>
           <w:tcPr>
-            <w:tcW w:w="3312" w:type="dxa"/>
+            <w:tcW w:w="3201" w:type="dxa"/>
             <w:tcBorders>
               <w:top w:val="single" w:sz="4" w:space="0" w:color="D9D9D9"/>
               <w:left w:val="single" w:sz="4" w:space="0" w:color="D9D9D9"/>
@@ -5057,7 +5374,7 @@
       <w:pPr>
         <w:pStyle w:val="Heading2"/>
       </w:pPr>
-      <w:bookmarkStart w:id="13" w:name="_Toc242800395"/>
+      <w:bookmarkStart w:id="13" w:name="_Toc242872154"/>
       <w:r>
         <w:t>Long-term cash assumptions</w:t>
       </w:r>
@@ -5069,8 +5386,8 @@
         <w:tblLook w:val="04A0" w:firstRow="1" w:lastRow="0" w:firstColumn="1" w:lastColumn="0" w:noHBand="0" w:noVBand="1"/>
       </w:tblPr>
       <w:tblGrid>
-        <w:gridCol w:w="4968"/>
-        <w:gridCol w:w="4968"/>
+        <w:gridCol w:w="4801"/>
+        <w:gridCol w:w="4801"/>
       </w:tblGrid>
       <w:tr>
         <w:trPr>
@@ -5078,7 +5395,7 @@
         </w:trPr>
         <w:tc>
           <w:tcPr>
-            <w:tcW w:w="4968" w:type="dxa"/>
+            <w:tcW w:w="4801" w:type="dxa"/>
             <w:tcBorders>
               <w:top w:val="single" w:sz="4" w:space="0" w:color="D9D9D9"/>
               <w:left w:val="single" w:sz="4" w:space="0" w:color="D9D9D9"/>
@@ -5101,7 +5418,7 @@
         </w:tc>
         <w:tc>
           <w:tcPr>
-            <w:tcW w:w="4968" w:type="dxa"/>
+            <w:tcW w:w="4801" w:type="dxa"/>
             <w:tcBorders>
               <w:top w:val="single" w:sz="4" w:space="0" w:color="D9D9D9"/>
               <w:left w:val="single" w:sz="4" w:space="0" w:color="D9D9D9"/>
@@ -5126,7 +5443,7 @@
       <w:tr>
         <w:tc>
           <w:tcPr>
-            <w:tcW w:w="4968" w:type="dxa"/>
+            <w:tcW w:w="4801" w:type="dxa"/>
             <w:tcBorders>
               <w:top w:val="single" w:sz="4" w:space="0" w:color="D9D9D9"/>
               <w:left w:val="single" w:sz="4" w:space="0" w:color="D9D9D9"/>
@@ -5149,7 +5466,7 @@
         </w:tc>
         <w:tc>
           <w:tcPr>
-            <w:tcW w:w="4968" w:type="dxa"/>
+            <w:tcW w:w="4801" w:type="dxa"/>
             <w:tcBorders>
               <w:top w:val="single" w:sz="4" w:space="0" w:color="D9D9D9"/>
               <w:left w:val="single" w:sz="4" w:space="0" w:color="D9D9D9"/>
@@ -5174,7 +5491,7 @@
       <w:tr>
         <w:tc>
           <w:tcPr>
-            <w:tcW w:w="4968" w:type="dxa"/>
+            <w:tcW w:w="4801" w:type="dxa"/>
             <w:tcBorders>
               <w:top w:val="single" w:sz="4" w:space="0" w:color="D9D9D9"/>
               <w:left w:val="single" w:sz="4" w:space="0" w:color="D9D9D9"/>
@@ -5197,7 +5514,7 @@
         </w:tc>
         <w:tc>
           <w:tcPr>
-            <w:tcW w:w="4968" w:type="dxa"/>
+            <w:tcW w:w="4801" w:type="dxa"/>
             <w:tcBorders>
               <w:top w:val="single" w:sz="4" w:space="0" w:color="D9D9D9"/>
               <w:left w:val="single" w:sz="4" w:space="0" w:color="D9D9D9"/>
@@ -5222,7 +5539,7 @@
       <w:tr>
         <w:tc>
           <w:tcPr>
-            <w:tcW w:w="4968" w:type="dxa"/>
+            <w:tcW w:w="4801" w:type="dxa"/>
             <w:tcBorders>
               <w:top w:val="single" w:sz="4" w:space="0" w:color="D9D9D9"/>
               <w:left w:val="single" w:sz="4" w:space="0" w:color="D9D9D9"/>
@@ -5245,7 +5562,7 @@
         </w:tc>
         <w:tc>
           <w:tcPr>
-            <w:tcW w:w="4968" w:type="dxa"/>
+            <w:tcW w:w="4801" w:type="dxa"/>
             <w:tcBorders>
               <w:top w:val="single" w:sz="4" w:space="0" w:color="D9D9D9"/>
               <w:left w:val="single" w:sz="4" w:space="0" w:color="D9D9D9"/>
@@ -5270,7 +5587,7 @@
       <w:tr>
         <w:tc>
           <w:tcPr>
-            <w:tcW w:w="4968" w:type="dxa"/>
+            <w:tcW w:w="4801" w:type="dxa"/>
             <w:tcBorders>
               <w:top w:val="single" w:sz="4" w:space="0" w:color="D9D9D9"/>
               <w:left w:val="single" w:sz="4" w:space="0" w:color="D9D9D9"/>
@@ -5293,7 +5610,7 @@
         </w:tc>
         <w:tc>
           <w:tcPr>
-            <w:tcW w:w="4968" w:type="dxa"/>
+            <w:tcW w:w="4801" w:type="dxa"/>
             <w:tcBorders>
               <w:top w:val="single" w:sz="4" w:space="0" w:color="D9D9D9"/>
               <w:left w:val="single" w:sz="4" w:space="0" w:color="D9D9D9"/>
@@ -5318,7 +5635,7 @@
       <w:tr>
         <w:tc>
           <w:tcPr>
-            <w:tcW w:w="4968" w:type="dxa"/>
+            <w:tcW w:w="4801" w:type="dxa"/>
             <w:tcBorders>
               <w:top w:val="single" w:sz="4" w:space="0" w:color="D9D9D9"/>
               <w:left w:val="single" w:sz="4" w:space="0" w:color="D9D9D9"/>
@@ -5341,7 +5658,7 @@
         </w:tc>
         <w:tc>
           <w:tcPr>
-            <w:tcW w:w="4968" w:type="dxa"/>
+            <w:tcW w:w="4801" w:type="dxa"/>
             <w:tcBorders>
               <w:top w:val="single" w:sz="4" w:space="0" w:color="D9D9D9"/>
               <w:left w:val="single" w:sz="4" w:space="0" w:color="D9D9D9"/>
@@ -5375,19 +5692,16 @@
         <w:pStyle w:val="Heading2"/>
         <w:pageBreakBefore/>
       </w:pPr>
-      <w:bookmarkStart w:id="14" w:name="_Toc242800396"/>
+      <w:bookmarkStart w:id="14" w:name="_Toc242872155"/>
       <w:r>
         <w:lastRenderedPageBreak/>
-        <w:t>Expanded rental listing screening</w:t>
+        <w:t>Rental listing methodology and verification</w:t>
       </w:r>
       <w:bookmarkEnd w:id="14"/>
     </w:p>
     <w:p>
       <w:r>
-        <w:t>A purposive portal review extends the original three observations with eighteen additional candidate listings. The registry contains twenty-one unique listing IDs, not a representative city sample. Screening retains six furnished one-bedroom offers with a 4+4 option and approximately 45–60 dwelling square metres in the primary cohort. Other durations, serviced accommodation, conflicting prices and insufficient detail remain separate or excluded. Listings are snapshots observed on 13 October 2026; a subseque</w:t>
-      </w:r>
-      <w:r>
-        <w:t>nt failed fetch is recorded rather than treated as proof that an offer remains active.</w:t>
+        <w:t>The intended research description was an arithmetic mean of approximately EUR 900 across 21 long-term residential offers in a selected area of Bergamo City Centre. The saved records do not support that description. The registry contains 21 distinct listing IDs and URLs, four missing prices and mixed contract classifications. No complete, eligible 21-record city-centre arithmetic mean can be calculated from it. No missing values are imputed and no observed prices are changed. [10–12, 19–36]</w:t>
       </w:r>
     </w:p>
     <w:tbl>
@@ -5396,10 +5710,8 @@
         <w:tblLook w:val="04A0" w:firstRow="1" w:lastRow="0" w:firstColumn="1" w:lastColumn="0" w:noHBand="0" w:noVBand="1"/>
       </w:tblPr>
       <w:tblGrid>
-        <w:gridCol w:w="2484"/>
-        <w:gridCol w:w="2484"/>
-        <w:gridCol w:w="2484"/>
-        <w:gridCol w:w="2484"/>
+        <w:gridCol w:w="4801"/>
+        <w:gridCol w:w="4801"/>
       </w:tblGrid>
       <w:tr>
         <w:trPr>
@@ -5407,7 +5719,7 @@
         </w:trPr>
         <w:tc>
           <w:tcPr>
-            <w:tcW w:w="2484" w:type="dxa"/>
+            <w:tcW w:w="4801" w:type="dxa"/>
             <w:tcBorders>
               <w:top w:val="single" w:sz="4" w:space="0" w:color="D9D9D9"/>
               <w:left w:val="single" w:sz="4" w:space="0" w:color="D9D9D9"/>
@@ -5424,13 +5736,13 @@
               <w:rPr>
                 <w:sz w:val="18"/>
               </w:rPr>
-              <w:t>Primary offer / area</w:t>
-            </w:r>
-          </w:p>
-        </w:tc>
-        <w:tc>
-          <w:tcPr>
-            <w:tcW w:w="2484" w:type="dxa"/>
+              <w:t>Verification measure</w:t>
+            </w:r>
+          </w:p>
+        </w:tc>
+        <w:tc>
+          <w:tcPr>
+            <w:tcW w:w="4801" w:type="dxa"/>
             <w:tcBorders>
               <w:top w:val="single" w:sz="4" w:space="0" w:color="D9D9D9"/>
               <w:left w:val="single" w:sz="4" w:space="0" w:color="D9D9D9"/>
@@ -5447,53 +5759,7 @@
               <w:rPr>
                 <w:sz w:val="18"/>
               </w:rPr>
-              <w:t>Size m²</w:t>
-            </w:r>
-          </w:p>
-        </w:tc>
-        <w:tc>
-          <w:tcPr>
-            <w:tcW w:w="2484" w:type="dxa"/>
-            <w:tcBorders>
-              <w:top w:val="single" w:sz="4" w:space="0" w:color="D9D9D9"/>
-              <w:left w:val="single" w:sz="4" w:space="0" w:color="D9D9D9"/>
-              <w:bottom w:val="single" w:sz="4" w:space="0" w:color="D9D9D9"/>
-              <w:right w:val="single" w:sz="4" w:space="0" w:color="D9D9D9"/>
-            </w:tcBorders>
-            <w:shd w:val="clear" w:color="auto" w:fill="E9EFF4"/>
-          </w:tcPr>
-          <w:p>
-            <w:pPr>
-              <w:spacing w:after="80"/>
-            </w:pPr>
-            <w:r>
-              <w:rPr>
-                <w:sz w:val="18"/>
-              </w:rPr>
-              <w:t>Rent EUR/month</w:t>
-            </w:r>
-          </w:p>
-        </w:tc>
-        <w:tc>
-          <w:tcPr>
-            <w:tcW w:w="2484" w:type="dxa"/>
-            <w:tcBorders>
-              <w:top w:val="single" w:sz="4" w:space="0" w:color="D9D9D9"/>
-              <w:left w:val="single" w:sz="4" w:space="0" w:color="D9D9D9"/>
-              <w:bottom w:val="single" w:sz="4" w:space="0" w:color="D9D9D9"/>
-              <w:right w:val="single" w:sz="4" w:space="0" w:color="D9D9D9"/>
-            </w:tcBorders>
-            <w:shd w:val="clear" w:color="auto" w:fill="E9EFF4"/>
-          </w:tcPr>
-          <w:p>
-            <w:pPr>
-              <w:spacing w:after="80"/>
-            </w:pPr>
-            <w:r>
-              <w:rPr>
-                <w:sz w:val="18"/>
-              </w:rPr>
-              <w:t>Terms or comparability flag</w:t>
+              <w:t>Recorded result</w:t>
             </w:r>
           </w:p>
         </w:tc>
@@ -5501,7 +5767,7 @@
       <w:tr>
         <w:tc>
           <w:tcPr>
-            <w:tcW w:w="2484" w:type="dxa"/>
+            <w:tcW w:w="4801" w:type="dxa"/>
             <w:tcBorders>
               <w:top w:val="single" w:sz="4" w:space="0" w:color="D9D9D9"/>
               <w:left w:val="single" w:sz="4" w:space="0" w:color="D9D9D9"/>
@@ -5518,13 +5784,13 @@
               <w:rPr>
                 <w:sz w:val="18"/>
               </w:rPr>
-              <w:t>Ronzoni / San Paolo</w:t>
-            </w:r>
-          </w:p>
-        </w:tc>
-        <w:tc>
-          <w:tcPr>
-            <w:tcW w:w="2484" w:type="dxa"/>
+              <w:t>Registry records</w:t>
+            </w:r>
+          </w:p>
+        </w:tc>
+        <w:tc>
+          <w:tcPr>
+            <w:tcW w:w="4801" w:type="dxa"/>
             <w:tcBorders>
               <w:top w:val="single" w:sz="4" w:space="0" w:color="D9D9D9"/>
               <w:left w:val="single" w:sz="4" w:space="0" w:color="D9D9D9"/>
@@ -5541,53 +5807,7 @@
               <w:rPr>
                 <w:sz w:val="18"/>
               </w:rPr>
-              <w:t>60 dwelling</w:t>
-            </w:r>
-          </w:p>
-        </w:tc>
-        <w:tc>
-          <w:tcPr>
-            <w:tcW w:w="2484" w:type="dxa"/>
-            <w:tcBorders>
-              <w:top w:val="single" w:sz="4" w:space="0" w:color="D9D9D9"/>
-              <w:left w:val="single" w:sz="4" w:space="0" w:color="D9D9D9"/>
-              <w:bottom w:val="single" w:sz="4" w:space="0" w:color="D9D9D9"/>
-              <w:right w:val="single" w:sz="4" w:space="0" w:color="D9D9D9"/>
-            </w:tcBorders>
-            <w:shd w:val="clear" w:color="auto" w:fill="FFFFFF"/>
-          </w:tcPr>
-          <w:p>
-            <w:pPr>
-              <w:spacing w:after="80"/>
-            </w:pPr>
-            <w:r>
-              <w:rPr>
-                <w:sz w:val="18"/>
-              </w:rPr>
-              <w:t>1,400</w:t>
-            </w:r>
-          </w:p>
-        </w:tc>
-        <w:tc>
-          <w:tcPr>
-            <w:tcW w:w="2484" w:type="dxa"/>
-            <w:tcBorders>
-              <w:top w:val="single" w:sz="4" w:space="0" w:color="D9D9D9"/>
-              <w:left w:val="single" w:sz="4" w:space="0" w:color="D9D9D9"/>
-              <w:bottom w:val="single" w:sz="4" w:space="0" w:color="D9D9D9"/>
-              <w:right w:val="single" w:sz="4" w:space="0" w:color="D9D9D9"/>
-            </w:tcBorders>
-            <w:shd w:val="clear" w:color="auto" w:fill="FFFFFF"/>
-          </w:tcPr>
-          <w:p>
-            <w:pPr>
-              <w:spacing w:after="80"/>
-            </w:pPr>
-            <w:r>
-              <w:rPr>
-                <w:sz w:val="18"/>
-              </w:rPr>
-              <w:t>4+4; garage bundled; larger commercial area</w:t>
+              <w:t>21</w:t>
             </w:r>
           </w:p>
         </w:tc>
@@ -5595,7 +5815,7 @@
       <w:tr>
         <w:tc>
           <w:tcPr>
-            <w:tcW w:w="2484" w:type="dxa"/>
+            <w:tcW w:w="4801" w:type="dxa"/>
             <w:tcBorders>
               <w:top w:val="single" w:sz="4" w:space="0" w:color="D9D9D9"/>
               <w:left w:val="single" w:sz="4" w:space="0" w:color="D9D9D9"/>
@@ -5612,13 +5832,13 @@
               <w:rPr>
                 <w:sz w:val="18"/>
               </w:rPr>
-              <w:t>Sant Ambrogio / Canovine</w:t>
-            </w:r>
-          </w:p>
-        </w:tc>
-        <w:tc>
-          <w:tcPr>
-            <w:tcW w:w="2484" w:type="dxa"/>
+              <w:t>Numeric asking rents</w:t>
+            </w:r>
+          </w:p>
+        </w:tc>
+        <w:tc>
+          <w:tcPr>
+            <w:tcW w:w="4801" w:type="dxa"/>
             <w:tcBorders>
               <w:top w:val="single" w:sz="4" w:space="0" w:color="D9D9D9"/>
               <w:left w:val="single" w:sz="4" w:space="0" w:color="D9D9D9"/>
@@ -5635,53 +5855,7 @@
               <w:rPr>
                 <w:sz w:val="18"/>
               </w:rPr>
-              <w:t>53</w:t>
-            </w:r>
-          </w:p>
-        </w:tc>
-        <w:tc>
-          <w:tcPr>
-            <w:tcW w:w="2484" w:type="dxa"/>
-            <w:tcBorders>
-              <w:top w:val="single" w:sz="4" w:space="0" w:color="D9D9D9"/>
-              <w:left w:val="single" w:sz="4" w:space="0" w:color="D9D9D9"/>
-              <w:bottom w:val="single" w:sz="4" w:space="0" w:color="D9D9D9"/>
-              <w:right w:val="single" w:sz="4" w:space="0" w:color="D9D9D9"/>
-            </w:tcBorders>
-            <w:shd w:val="clear" w:color="auto" w:fill="F6F8FA"/>
-          </w:tcPr>
-          <w:p>
-            <w:pPr>
-              <w:spacing w:after="80"/>
-            </w:pPr>
-            <w:r>
-              <w:rPr>
-                <w:sz w:val="18"/>
-              </w:rPr>
-              <w:t>850</w:t>
-            </w:r>
-          </w:p>
-        </w:tc>
-        <w:tc>
-          <w:tcPr>
-            <w:tcW w:w="2484" w:type="dxa"/>
-            <w:tcBorders>
-              <w:top w:val="single" w:sz="4" w:space="0" w:color="D9D9D9"/>
-              <w:left w:val="single" w:sz="4" w:space="0" w:color="D9D9D9"/>
-              <w:bottom w:val="single" w:sz="4" w:space="0" w:color="D9D9D9"/>
-              <w:right w:val="single" w:sz="4" w:space="0" w:color="D9D9D9"/>
-            </w:tcBorders>
-            <w:shd w:val="clear" w:color="auto" w:fill="F6F8FA"/>
-          </w:tcPr>
-          <w:p>
-            <w:pPr>
-              <w:spacing w:after="80"/>
-            </w:pPr>
-            <w:r>
-              <w:rPr>
-                <w:sz w:val="18"/>
-              </w:rPr>
-              <w:t>4+4; optional garage excluded</w:t>
+              <w:t>17</w:t>
             </w:r>
           </w:p>
         </w:tc>
@@ -5689,7 +5863,7 @@
       <w:tr>
         <w:tc>
           <w:tcPr>
-            <w:tcW w:w="2484" w:type="dxa"/>
+            <w:tcW w:w="4801" w:type="dxa"/>
             <w:tcBorders>
               <w:top w:val="single" w:sz="4" w:space="0" w:color="D9D9D9"/>
               <w:left w:val="single" w:sz="4" w:space="0" w:color="D9D9D9"/>
@@ -5706,13 +5880,13 @@
               <w:rPr>
                 <w:sz w:val="18"/>
               </w:rPr>
-              <w:t>Locatelli / Centro</w:t>
-            </w:r>
-          </w:p>
-        </w:tc>
-        <w:tc>
-          <w:tcPr>
-            <w:tcW w:w="2484" w:type="dxa"/>
+              <w:t>Missing or invalid asking rents</w:t>
+            </w:r>
+          </w:p>
+        </w:tc>
+        <w:tc>
+          <w:tcPr>
+            <w:tcW w:w="4801" w:type="dxa"/>
             <w:tcBorders>
               <w:top w:val="single" w:sz="4" w:space="0" w:color="D9D9D9"/>
               <w:left w:val="single" w:sz="4" w:space="0" w:color="D9D9D9"/>
@@ -5729,53 +5903,7 @@
               <w:rPr>
                 <w:sz w:val="18"/>
               </w:rPr>
-              <w:t>60</w:t>
-            </w:r>
-          </w:p>
-        </w:tc>
-        <w:tc>
-          <w:tcPr>
-            <w:tcW w:w="2484" w:type="dxa"/>
-            <w:tcBorders>
-              <w:top w:val="single" w:sz="4" w:space="0" w:color="D9D9D9"/>
-              <w:left w:val="single" w:sz="4" w:space="0" w:color="D9D9D9"/>
-              <w:bottom w:val="single" w:sz="4" w:space="0" w:color="D9D9D9"/>
-              <w:right w:val="single" w:sz="4" w:space="0" w:color="D9D9D9"/>
-            </w:tcBorders>
-            <w:shd w:val="clear" w:color="auto" w:fill="FFFFFF"/>
-          </w:tcPr>
-          <w:p>
-            <w:pPr>
-              <w:spacing w:after="80"/>
-            </w:pPr>
-            <w:r>
-              <w:rPr>
-                <w:sz w:val="18"/>
-              </w:rPr>
-              <w:t>1,200</w:t>
-            </w:r>
-          </w:p>
-        </w:tc>
-        <w:tc>
-          <w:tcPr>
-            <w:tcW w:w="2484" w:type="dxa"/>
-            <w:tcBorders>
-              <w:top w:val="single" w:sz="4" w:space="0" w:color="D9D9D9"/>
-              <w:left w:val="single" w:sz="4" w:space="0" w:color="D9D9D9"/>
-              <w:bottom w:val="single" w:sz="4" w:space="0" w:color="D9D9D9"/>
-              <w:right w:val="single" w:sz="4" w:space="0" w:color="D9D9D9"/>
-            </w:tcBorders>
-            <w:shd w:val="clear" w:color="auto" w:fill="FFFFFF"/>
-          </w:tcPr>
-          <w:p>
-            <w:pPr>
-              <w:spacing w:after="80"/>
-            </w:pPr>
-            <w:r>
-              <w:rPr>
-                <w:sz w:val="18"/>
-              </w:rPr>
-              <w:t>4+4</w:t>
+              <w:t>4</w:t>
             </w:r>
           </w:p>
         </w:tc>
@@ -5783,7 +5911,7 @@
       <w:tr>
         <w:tc>
           <w:tcPr>
-            <w:tcW w:w="2484" w:type="dxa"/>
+            <w:tcW w:w="4801" w:type="dxa"/>
             <w:tcBorders>
               <w:top w:val="single" w:sz="4" w:space="0" w:color="D9D9D9"/>
               <w:left w:val="single" w:sz="4" w:space="0" w:color="D9D9D9"/>
@@ -5800,13 +5928,13 @@
               <w:rPr>
                 <w:sz w:val="18"/>
               </w:rPr>
-              <w:t>San Fermo / Borgo Palazzo</w:t>
-            </w:r>
-          </w:p>
-        </w:tc>
-        <w:tc>
-          <w:tcPr>
-            <w:tcW w:w="2484" w:type="dxa"/>
+              <w:t>Arithmetic mean of 17 numeric records</w:t>
+            </w:r>
+          </w:p>
+        </w:tc>
+        <w:tc>
+          <w:tcPr>
+            <w:tcW w:w="4801" w:type="dxa"/>
             <w:tcBorders>
               <w:top w:val="single" w:sz="4" w:space="0" w:color="D9D9D9"/>
               <w:left w:val="single" w:sz="4" w:space="0" w:color="D9D9D9"/>
@@ -5823,53 +5951,7 @@
               <w:rPr>
                 <w:sz w:val="18"/>
               </w:rPr>
-              <w:t>60 advertised</w:t>
-            </w:r>
-          </w:p>
-        </w:tc>
-        <w:tc>
-          <w:tcPr>
-            <w:tcW w:w="2484" w:type="dxa"/>
-            <w:tcBorders>
-              <w:top w:val="single" w:sz="4" w:space="0" w:color="D9D9D9"/>
-              <w:left w:val="single" w:sz="4" w:space="0" w:color="D9D9D9"/>
-              <w:bottom w:val="single" w:sz="4" w:space="0" w:color="D9D9D9"/>
-              <w:right w:val="single" w:sz="4" w:space="0" w:color="D9D9D9"/>
-            </w:tcBorders>
-            <w:shd w:val="clear" w:color="auto" w:fill="F6F8FA"/>
-          </w:tcPr>
-          <w:p>
-            <w:pPr>
-              <w:spacing w:after="80"/>
-            </w:pPr>
-            <w:r>
-              <w:rPr>
-                <w:sz w:val="18"/>
-              </w:rPr>
-              <w:t>900</w:t>
-            </w:r>
-          </w:p>
-        </w:tc>
-        <w:tc>
-          <w:tcPr>
-            <w:tcW w:w="2484" w:type="dxa"/>
-            <w:tcBorders>
-              <w:top w:val="single" w:sz="4" w:space="0" w:color="D9D9D9"/>
-              <w:left w:val="single" w:sz="4" w:space="0" w:color="D9D9D9"/>
-              <w:bottom w:val="single" w:sz="4" w:space="0" w:color="D9D9D9"/>
-              <w:right w:val="single" w:sz="4" w:space="0" w:color="D9D9D9"/>
-            </w:tcBorders>
-            <w:shd w:val="clear" w:color="auto" w:fill="F6F8FA"/>
-          </w:tcPr>
-          <w:p>
-            <w:pPr>
-              <w:spacing w:after="80"/>
-            </w:pPr>
-            <w:r>
-              <w:rPr>
-                <w:sz w:val="18"/>
-              </w:rPr>
-              <w:t>4+4; later re-fetch failed</w:t>
+              <w:t>EUR 1,014.12/month</w:t>
             </w:r>
           </w:p>
         </w:tc>
@@ -5877,7 +5959,7 @@
       <w:tr>
         <w:tc>
           <w:tcPr>
-            <w:tcW w:w="2484" w:type="dxa"/>
+            <w:tcW w:w="4801" w:type="dxa"/>
             <w:tcBorders>
               <w:top w:val="single" w:sz="4" w:space="0" w:color="D9D9D9"/>
               <w:left w:val="single" w:sz="4" w:space="0" w:color="D9D9D9"/>
@@ -5894,13 +5976,13 @@
               <w:rPr>
                 <w:sz w:val="18"/>
               </w:rPr>
-              <w:t>Ruspini / Canovine</w:t>
-            </w:r>
-          </w:p>
-        </w:tc>
-        <w:tc>
-          <w:tcPr>
-            <w:tcW w:w="2484" w:type="dxa"/>
+              <w:t>Median of 17 numeric records</w:t>
+            </w:r>
+          </w:p>
+        </w:tc>
+        <w:tc>
+          <w:tcPr>
+            <w:tcW w:w="4801" w:type="dxa"/>
             <w:tcBorders>
               <w:top w:val="single" w:sz="4" w:space="0" w:color="D9D9D9"/>
               <w:left w:val="single" w:sz="4" w:space="0" w:color="D9D9D9"/>
@@ -5917,53 +5999,7 @@
               <w:rPr>
                 <w:sz w:val="18"/>
               </w:rPr>
-              <w:t>60</w:t>
-            </w:r>
-          </w:p>
-        </w:tc>
-        <w:tc>
-          <w:tcPr>
-            <w:tcW w:w="2484" w:type="dxa"/>
-            <w:tcBorders>
-              <w:top w:val="single" w:sz="4" w:space="0" w:color="D9D9D9"/>
-              <w:left w:val="single" w:sz="4" w:space="0" w:color="D9D9D9"/>
-              <w:bottom w:val="single" w:sz="4" w:space="0" w:color="D9D9D9"/>
-              <w:right w:val="single" w:sz="4" w:space="0" w:color="D9D9D9"/>
-            </w:tcBorders>
-            <w:shd w:val="clear" w:color="auto" w:fill="FFFFFF"/>
-          </w:tcPr>
-          <w:p>
-            <w:pPr>
-              <w:spacing w:after="80"/>
-            </w:pPr>
-            <w:r>
-              <w:rPr>
-                <w:sz w:val="18"/>
-              </w:rPr>
-              <w:t>750</w:t>
-            </w:r>
-          </w:p>
-        </w:tc>
-        <w:tc>
-          <w:tcPr>
-            <w:tcW w:w="2484" w:type="dxa"/>
-            <w:tcBorders>
-              <w:top w:val="single" w:sz="4" w:space="0" w:color="D9D9D9"/>
-              <w:left w:val="single" w:sz="4" w:space="0" w:color="D9D9D9"/>
-              <w:bottom w:val="single" w:sz="4" w:space="0" w:color="D9D9D9"/>
-              <w:right w:val="single" w:sz="4" w:space="0" w:color="D9D9D9"/>
-            </w:tcBorders>
-            <w:shd w:val="clear" w:color="auto" w:fill="FFFFFF"/>
-          </w:tcPr>
-          <w:p>
-            <w:pPr>
-              <w:spacing w:after="80"/>
-            </w:pPr>
-            <w:r>
-              <w:rPr>
-                <w:sz w:val="18"/>
-              </w:rPr>
-              <w:t>4+4 or transitory offered</w:t>
+              <w:t>EUR 1,000/month</w:t>
             </w:r>
           </w:p>
         </w:tc>
@@ -5971,7 +6007,7 @@
       <w:tr>
         <w:tc>
           <w:tcPr>
-            <w:tcW w:w="2484" w:type="dxa"/>
+            <w:tcW w:w="4801" w:type="dxa"/>
             <w:tcBorders>
               <w:top w:val="single" w:sz="4" w:space="0" w:color="D9D9D9"/>
               <w:left w:val="single" w:sz="4" w:space="0" w:color="D9D9D9"/>
@@ -5988,13 +6024,13 @@
               <w:rPr>
                 <w:sz w:val="18"/>
               </w:rPr>
-              <w:t>Calepio / Borgo Palazzo</w:t>
-            </w:r>
-          </w:p>
-        </w:tc>
-        <w:tc>
-          <w:tcPr>
-            <w:tcW w:w="2484" w:type="dxa"/>
+              <w:t>Recorded minimum / maximum</w:t>
+            </w:r>
+          </w:p>
+        </w:tc>
+        <w:tc>
+          <w:tcPr>
+            <w:tcW w:w="4801" w:type="dxa"/>
             <w:tcBorders>
               <w:top w:val="single" w:sz="4" w:space="0" w:color="D9D9D9"/>
               <w:left w:val="single" w:sz="4" w:space="0" w:color="D9D9D9"/>
@@ -6011,13 +6047,63 @@
               <w:rPr>
                 <w:sz w:val="18"/>
               </w:rPr>
-              <w:t>47</w:t>
-            </w:r>
-          </w:p>
-        </w:tc>
-        <w:tc>
-          <w:tcPr>
-            <w:tcW w:w="2484" w:type="dxa"/>
+              <w:t>EUR 700 / EUR 1,400 per month</w:t>
+            </w:r>
+          </w:p>
+        </w:tc>
+      </w:tr>
+      <w:tr>
+        <w:tc>
+          <w:tcPr>
+            <w:tcW w:w="4801" w:type="dxa"/>
+            <w:tcBorders>
+              <w:top w:val="single" w:sz="4" w:space="0" w:color="D9D9D9"/>
+              <w:left w:val="single" w:sz="4" w:space="0" w:color="D9D9D9"/>
+              <w:bottom w:val="single" w:sz="4" w:space="0" w:color="D9D9D9"/>
+              <w:right w:val="single" w:sz="4" w:space="0" w:color="D9D9D9"/>
+            </w:tcBorders>
+            <w:shd w:val="clear" w:color="auto" w:fill="FFFFFF"/>
+          </w:tcPr>
+          <w:p>
+            <w:pPr>
+              <w:spacing w:after="80"/>
+            </w:pPr>
+            <w:r>
+              <w:rPr>
+                <w:sz w:val="18"/>
+              </w:rPr>
+              <w:t>Sample standard deviation of numeric records</w:t>
+            </w:r>
+          </w:p>
+        </w:tc>
+        <w:tc>
+          <w:tcPr>
+            <w:tcW w:w="4801" w:type="dxa"/>
+            <w:tcBorders>
+              <w:top w:val="single" w:sz="4" w:space="0" w:color="D9D9D9"/>
+              <w:left w:val="single" w:sz="4" w:space="0" w:color="D9D9D9"/>
+              <w:bottom w:val="single" w:sz="4" w:space="0" w:color="D9D9D9"/>
+              <w:right w:val="single" w:sz="4" w:space="0" w:color="D9D9D9"/>
+            </w:tcBorders>
+            <w:shd w:val="clear" w:color="auto" w:fill="FFFFFF"/>
+          </w:tcPr>
+          <w:p>
+            <w:pPr>
+              <w:spacing w:after="80"/>
+            </w:pPr>
+            <w:r>
+              <w:rPr>
+                <w:sz w:val="18"/>
+              </w:rPr>
+              <w:t>EUR 216.25/month</w:t>
+            </w:r>
+          </w:p>
+        </w:tc>
+      </w:tr>
+      <w:tr>
+        <w:tc>
+          <w:tcPr>
+            <w:tcW w:w="4801" w:type="dxa"/>
             <w:tcBorders>
               <w:top w:val="single" w:sz="4" w:space="0" w:color="D9D9D9"/>
               <w:left w:val="single" w:sz="4" w:space="0" w:color="D9D9D9"/>
@@ -6034,13 +6120,13 @@
               <w:rPr>
                 <w:sz w:val="18"/>
               </w:rPr>
-              <w:t>900</w:t>
-            </w:r>
-          </w:p>
-        </w:tc>
-        <w:tc>
-          <w:tcPr>
-            <w:tcW w:w="2484" w:type="dxa"/>
+              <w:t>Verified eligible 21-record city-centre mean</w:t>
+            </w:r>
+          </w:p>
+        </w:tc>
+        <w:tc>
+          <w:tcPr>
+            <w:tcW w:w="4801" w:type="dxa"/>
             <w:tcBorders>
               <w:top w:val="single" w:sz="4" w:space="0" w:color="D9D9D9"/>
               <w:left w:val="single" w:sz="4" w:space="0" w:color="D9D9D9"/>
@@ -6057,7 +6143,7 @@
               <w:rPr>
                 <w:sz w:val="18"/>
               </w:rPr>
-              <w:t>4+4</w:t>
+              <w:t>Unavailable</w:t>
             </w:r>
           </w:p>
         </w:tc>
@@ -6066,12 +6152,25 @@
     <w:p/>
     <w:p>
       <w:r>
-        <w:t>The within-cohort asking-rent median is EUR 900, with a range of EUR 750–1,400. This is a descriptive sample statistic, not a city rent estimate, and the six offers are not perfectly matched on parking, floor, quality or surface definition. Removing the garage-bundled Ronzoni offer leaves the median at EUR 900. EUR 900 is retained as a scenario anchor, with EUR 700–1,100 sensitivity rather than a claim of precision.</w:t>
+        <w:t>The 17-price calculation is descriptive only. It includes candidates originally classified as temporary, serviced, excluded or contract-duration unknown, so it is not a mean for a verified set of long-term residential leases. Values such as 1.200 use Italian thousands notation and are parsed as EUR 1,200/month. No invalid price is interpreted as zero.</w:t>
       </w:r>
     </w:p>
     <w:p>
       <w:r>
-        <w:t>The suggested target of 15–30 genuinely comparable offers has not been met. Adding serviced or uncertain offers merely to reach that number would weaken the analysis. Contract and parking effects cannot be estimated from this cohort. The public registry provides URLs, classification and exclusion reasons without photographs, contacts or copied listing descriptions.</w:t>
+        <w:t>Only two records explicitly carry the area label Centro; thirteen have no area label. Other recorded labels include San Paolo, Canovine, Borgo Palazzo and Moroni. A selected study-area boundary is not recorded, and no neighbourhood, radius or postcode is invented. Membership of all 21 in the intended city-centre area remains unverified. Distinct IDs and URLs do not prove property-level uniqueness: an existing record flags a possible cross-portal duplicate. Fees, utilities and bundled parking are not standar</w:t>
+      </w:r>
+      <w:r>
+        <w:t>dised across all records.</w:t>
+      </w:r>
+    </w:p>
+    <w:p>
+      <w:r>
+        <w:t>A separate historical six-record furnished 4+4-option subgroup is retained for transparency. Its arithmetic mean is EUR 1,000 and its median is EUR 900. That subgroup statistic must not be relabelled as the arithmetic mean of all 21 records. The older classification notes remain in the source registry; they do not establish exclusions from an otherwise verified 21-record mean.</w:t>
+      </w:r>
+    </w:p>
+    <w:p>
+      <w:r>
+        <w:t>Decision for the financial model: retain EUR 900/month as the existing baseline assumption and continue EUR 700–1,100 rent sensitivity. Neither the 17-record descriptive mean nor the six-record median establishes the intended 21-record mean. Changing the rent input on this evidence would introduce a different, insufficiently verified sample rather than correct the existing model. Appendix A and results/listing-review.json document every record.</w:t>
       </w:r>
     </w:p>
     <w:p>
@@ -6079,7 +6178,7 @@
         <w:pStyle w:val="Heading1"/>
         <w:pageBreakBefore/>
       </w:pPr>
-      <w:bookmarkStart w:id="15" w:name="_Toc242800397"/>
+      <w:bookmarkStart w:id="15" w:name="_Toc242872156"/>
       <w:r>
         <w:lastRenderedPageBreak/>
         <w:t>5 Revenue, Costs and Net Cash Income</w:t>
@@ -6097,8 +6196,8 @@
         <w:tblLook w:val="04A0" w:firstRow="1" w:lastRow="0" w:firstColumn="1" w:lastColumn="0" w:noHBand="0" w:noVBand="1"/>
       </w:tblPr>
       <w:tblGrid>
-        <w:gridCol w:w="4968"/>
-        <w:gridCol w:w="4968"/>
+        <w:gridCol w:w="4801"/>
+        <w:gridCol w:w="4801"/>
       </w:tblGrid>
       <w:tr>
         <w:trPr>
@@ -6106,7 +6205,7 @@
         </w:trPr>
         <w:tc>
           <w:tcPr>
-            <w:tcW w:w="4968" w:type="dxa"/>
+            <w:tcW w:w="4801" w:type="dxa"/>
             <w:tcBorders>
               <w:top w:val="single" w:sz="4" w:space="0" w:color="D9D9D9"/>
               <w:left w:val="single" w:sz="4" w:space="0" w:color="D9D9D9"/>
@@ -6129,7 +6228,7 @@
         </w:tc>
         <w:tc>
           <w:tcPr>
-            <w:tcW w:w="4968" w:type="dxa"/>
+            <w:tcW w:w="4801" w:type="dxa"/>
             <w:tcBorders>
               <w:top w:val="single" w:sz="4" w:space="0" w:color="D9D9D9"/>
               <w:left w:val="single" w:sz="4" w:space="0" w:color="D9D9D9"/>
@@ -6154,7 +6253,7 @@
       <w:tr>
         <w:tc>
           <w:tcPr>
-            <w:tcW w:w="4968" w:type="dxa"/>
+            <w:tcW w:w="4801" w:type="dxa"/>
             <w:tcBorders>
               <w:top w:val="single" w:sz="4" w:space="0" w:color="D9D9D9"/>
               <w:left w:val="single" w:sz="4" w:space="0" w:color="D9D9D9"/>
@@ -6177,7 +6276,7 @@
         </w:tc>
         <w:tc>
           <w:tcPr>
-            <w:tcW w:w="4968" w:type="dxa"/>
+            <w:tcW w:w="4801" w:type="dxa"/>
             <w:tcBorders>
               <w:top w:val="single" w:sz="4" w:space="0" w:color="D9D9D9"/>
               <w:left w:val="single" w:sz="4" w:space="0" w:color="D9D9D9"/>
@@ -6202,7 +6301,7 @@
       <w:tr>
         <w:tc>
           <w:tcPr>
-            <w:tcW w:w="4968" w:type="dxa"/>
+            <w:tcW w:w="4801" w:type="dxa"/>
             <w:tcBorders>
               <w:top w:val="single" w:sz="4" w:space="0" w:color="D9D9D9"/>
               <w:left w:val="single" w:sz="4" w:space="0" w:color="D9D9D9"/>
@@ -6225,7 +6324,7 @@
         </w:tc>
         <w:tc>
           <w:tcPr>
-            <w:tcW w:w="4968" w:type="dxa"/>
+            <w:tcW w:w="4801" w:type="dxa"/>
             <w:tcBorders>
               <w:top w:val="single" w:sz="4" w:space="0" w:color="D9D9D9"/>
               <w:left w:val="single" w:sz="4" w:space="0" w:color="D9D9D9"/>
@@ -6250,7 +6349,7 @@
       <w:tr>
         <w:tc>
           <w:tcPr>
-            <w:tcW w:w="4968" w:type="dxa"/>
+            <w:tcW w:w="4801" w:type="dxa"/>
             <w:tcBorders>
               <w:top w:val="single" w:sz="4" w:space="0" w:color="D9D9D9"/>
               <w:left w:val="single" w:sz="4" w:space="0" w:color="D9D9D9"/>
@@ -6273,7 +6372,7 @@
         </w:tc>
         <w:tc>
           <w:tcPr>
-            <w:tcW w:w="4968" w:type="dxa"/>
+            <w:tcW w:w="4801" w:type="dxa"/>
             <w:tcBorders>
               <w:top w:val="single" w:sz="4" w:space="0" w:color="D9D9D9"/>
               <w:left w:val="single" w:sz="4" w:space="0" w:color="D9D9D9"/>
@@ -6298,7 +6397,7 @@
       <w:tr>
         <w:tc>
           <w:tcPr>
-            <w:tcW w:w="4968" w:type="dxa"/>
+            <w:tcW w:w="4801" w:type="dxa"/>
             <w:tcBorders>
               <w:top w:val="single" w:sz="4" w:space="0" w:color="D9D9D9"/>
               <w:left w:val="single" w:sz="4" w:space="0" w:color="D9D9D9"/>
@@ -6321,7 +6420,7 @@
         </w:tc>
         <w:tc>
           <w:tcPr>
-            <w:tcW w:w="4968" w:type="dxa"/>
+            <w:tcW w:w="4801" w:type="dxa"/>
             <w:tcBorders>
               <w:top w:val="single" w:sz="4" w:space="0" w:color="D9D9D9"/>
               <w:left w:val="single" w:sz="4" w:space="0" w:color="D9D9D9"/>
@@ -6346,7 +6445,7 @@
       <w:tr>
         <w:tc>
           <w:tcPr>
-            <w:tcW w:w="4968" w:type="dxa"/>
+            <w:tcW w:w="4801" w:type="dxa"/>
             <w:tcBorders>
               <w:top w:val="single" w:sz="4" w:space="0" w:color="D9D9D9"/>
               <w:left w:val="single" w:sz="4" w:space="0" w:color="D9D9D9"/>
@@ -6369,7 +6468,7 @@
         </w:tc>
         <w:tc>
           <w:tcPr>
-            <w:tcW w:w="4968" w:type="dxa"/>
+            <w:tcW w:w="4801" w:type="dxa"/>
             <w:tcBorders>
               <w:top w:val="single" w:sz="4" w:space="0" w:color="D9D9D9"/>
               <w:left w:val="single" w:sz="4" w:space="0" w:color="D9D9D9"/>
@@ -6394,7 +6493,7 @@
       <w:tr>
         <w:tc>
           <w:tcPr>
-            <w:tcW w:w="4968" w:type="dxa"/>
+            <w:tcW w:w="4801" w:type="dxa"/>
             <w:tcBorders>
               <w:top w:val="single" w:sz="4" w:space="0" w:color="D9D9D9"/>
               <w:left w:val="single" w:sz="4" w:space="0" w:color="D9D9D9"/>
@@ -6417,7 +6516,7 @@
         </w:tc>
         <w:tc>
           <w:tcPr>
-            <w:tcW w:w="4968" w:type="dxa"/>
+            <w:tcW w:w="4801" w:type="dxa"/>
             <w:tcBorders>
               <w:top w:val="single" w:sz="4" w:space="0" w:color="D9D9D9"/>
               <w:left w:val="single" w:sz="4" w:space="0" w:color="D9D9D9"/>
@@ -6467,10 +6566,10 @@
           <w:noProof/>
         </w:rPr>
         <w:drawing>
-          <wp:inline distT="0" distB="0" distL="0" distR="0" wp14:anchorId="1BF9F0BA" wp14:editId="5E94CCEF">
+          <wp:inline distT="0" distB="0" distL="0" distR="0" wp14:anchorId="19D62753" wp14:editId="47AF4C01">
             <wp:extent cx="6035040" cy="2099144"/>
             <wp:effectExtent l="0" t="0" r="0" b="0"/>
-            <wp:docPr id="6" name="Picture 6"/>
+            <wp:docPr id="7" name="Picture 7"/>
             <wp:cNvGraphicFramePr>
               <a:graphicFrameLocks xmlns:a="http://schemas.openxmlformats.org/drawingml/2006/main" noChangeAspect="1"/>
             </wp:cNvGraphicFramePr>
@@ -6482,7 +6581,7 @@
                     <pic:cNvPicPr/>
                   </pic:nvPicPr>
                   <pic:blipFill>
-                    <a:blip r:embed="rId13"/>
+                    <a:blip r:embed="rId16"/>
                     <a:stretch>
                       <a:fillRect/>
                     </a:stretch>
@@ -6521,7 +6620,7 @@
         <w:pStyle w:val="Heading2"/>
         <w:pageBreakBefore/>
       </w:pPr>
-      <w:bookmarkStart w:id="16" w:name="_Toc242800398"/>
+      <w:bookmarkStart w:id="16" w:name="_Toc242872157"/>
       <w:r>
         <w:lastRenderedPageBreak/>
         <w:t>Fixed-cost budget and uncertainty</w:t>
@@ -6544,9 +6643,9 @@
         <w:tblLook w:val="04A0" w:firstRow="1" w:lastRow="0" w:firstColumn="1" w:lastColumn="0" w:noHBand="0" w:noVBand="1"/>
       </w:tblPr>
       <w:tblGrid>
-        <w:gridCol w:w="3312"/>
-        <w:gridCol w:w="3312"/>
-        <w:gridCol w:w="3312"/>
+        <w:gridCol w:w="3201"/>
+        <w:gridCol w:w="3201"/>
+        <w:gridCol w:w="3201"/>
       </w:tblGrid>
       <w:tr>
         <w:trPr>
@@ -6554,7 +6653,7 @@
         </w:trPr>
         <w:tc>
           <w:tcPr>
-            <w:tcW w:w="3312" w:type="dxa"/>
+            <w:tcW w:w="3201" w:type="dxa"/>
             <w:tcBorders>
               <w:top w:val="single" w:sz="4" w:space="0" w:color="D9D9D9"/>
               <w:left w:val="single" w:sz="4" w:space="0" w:color="D9D9D9"/>
@@ -6577,7 +6676,7 @@
         </w:tc>
         <w:tc>
           <w:tcPr>
-            <w:tcW w:w="3312" w:type="dxa"/>
+            <w:tcW w:w="3201" w:type="dxa"/>
             <w:tcBorders>
               <w:top w:val="single" w:sz="4" w:space="0" w:color="D9D9D9"/>
               <w:left w:val="single" w:sz="4" w:space="0" w:color="D9D9D9"/>
@@ -6600,7 +6699,7 @@
         </w:tc>
         <w:tc>
           <w:tcPr>
-            <w:tcW w:w="3312" w:type="dxa"/>
+            <w:tcW w:w="3201" w:type="dxa"/>
             <w:tcBorders>
               <w:top w:val="single" w:sz="4" w:space="0" w:color="D9D9D9"/>
               <w:left w:val="single" w:sz="4" w:space="0" w:color="D9D9D9"/>
@@ -6625,7 +6724,7 @@
       <w:tr>
         <w:tc>
           <w:tcPr>
-            <w:tcW w:w="3312" w:type="dxa"/>
+            <w:tcW w:w="3201" w:type="dxa"/>
             <w:tcBorders>
               <w:top w:val="single" w:sz="4" w:space="0" w:color="D9D9D9"/>
               <w:left w:val="single" w:sz="4" w:space="0" w:color="D9D9D9"/>
@@ -6648,7 +6747,7 @@
         </w:tc>
         <w:tc>
           <w:tcPr>
-            <w:tcW w:w="3312" w:type="dxa"/>
+            <w:tcW w:w="3201" w:type="dxa"/>
             <w:tcBorders>
               <w:top w:val="single" w:sz="4" w:space="0" w:color="D9D9D9"/>
               <w:left w:val="single" w:sz="4" w:space="0" w:color="D9D9D9"/>
@@ -6671,7 +6770,7 @@
         </w:tc>
         <w:tc>
           <w:tcPr>
-            <w:tcW w:w="3312" w:type="dxa"/>
+            <w:tcW w:w="3201" w:type="dxa"/>
             <w:tcBorders>
               <w:top w:val="single" w:sz="4" w:space="0" w:color="D9D9D9"/>
               <w:left w:val="single" w:sz="4" w:space="0" w:color="D9D9D9"/>
@@ -6696,7 +6795,7 @@
       <w:tr>
         <w:tc>
           <w:tcPr>
-            <w:tcW w:w="3312" w:type="dxa"/>
+            <w:tcW w:w="3201" w:type="dxa"/>
             <w:tcBorders>
               <w:top w:val="single" w:sz="4" w:space="0" w:color="D9D9D9"/>
               <w:left w:val="single" w:sz="4" w:space="0" w:color="D9D9D9"/>
@@ -6719,7 +6818,7 @@
         </w:tc>
         <w:tc>
           <w:tcPr>
-            <w:tcW w:w="3312" w:type="dxa"/>
+            <w:tcW w:w="3201" w:type="dxa"/>
             <w:tcBorders>
               <w:top w:val="single" w:sz="4" w:space="0" w:color="D9D9D9"/>
               <w:left w:val="single" w:sz="4" w:space="0" w:color="D9D9D9"/>
@@ -6742,7 +6841,7 @@
         </w:tc>
         <w:tc>
           <w:tcPr>
-            <w:tcW w:w="3312" w:type="dxa"/>
+            <w:tcW w:w="3201" w:type="dxa"/>
             <w:tcBorders>
               <w:top w:val="single" w:sz="4" w:space="0" w:color="D9D9D9"/>
               <w:left w:val="single" w:sz="4" w:space="0" w:color="D9D9D9"/>
@@ -6767,7 +6866,7 @@
       <w:tr>
         <w:tc>
           <w:tcPr>
-            <w:tcW w:w="3312" w:type="dxa"/>
+            <w:tcW w:w="3201" w:type="dxa"/>
             <w:tcBorders>
               <w:top w:val="single" w:sz="4" w:space="0" w:color="D9D9D9"/>
               <w:left w:val="single" w:sz="4" w:space="0" w:color="D9D9D9"/>
@@ -6790,7 +6889,7 @@
         </w:tc>
         <w:tc>
           <w:tcPr>
-            <w:tcW w:w="3312" w:type="dxa"/>
+            <w:tcW w:w="3201" w:type="dxa"/>
             <w:tcBorders>
               <w:top w:val="single" w:sz="4" w:space="0" w:color="D9D9D9"/>
               <w:left w:val="single" w:sz="4" w:space="0" w:color="D9D9D9"/>
@@ -6813,7 +6912,7 @@
         </w:tc>
         <w:tc>
           <w:tcPr>
-            <w:tcW w:w="3312" w:type="dxa"/>
+            <w:tcW w:w="3201" w:type="dxa"/>
             <w:tcBorders>
               <w:top w:val="single" w:sz="4" w:space="0" w:color="D9D9D9"/>
               <w:left w:val="single" w:sz="4" w:space="0" w:color="D9D9D9"/>
@@ -6838,7 +6937,7 @@
       <w:tr>
         <w:tc>
           <w:tcPr>
-            <w:tcW w:w="3312" w:type="dxa"/>
+            <w:tcW w:w="3201" w:type="dxa"/>
             <w:tcBorders>
               <w:top w:val="single" w:sz="4" w:space="0" w:color="D9D9D9"/>
               <w:left w:val="single" w:sz="4" w:space="0" w:color="D9D9D9"/>
@@ -6861,7 +6960,7 @@
         </w:tc>
         <w:tc>
           <w:tcPr>
-            <w:tcW w:w="3312" w:type="dxa"/>
+            <w:tcW w:w="3201" w:type="dxa"/>
             <w:tcBorders>
               <w:top w:val="single" w:sz="4" w:space="0" w:color="D9D9D9"/>
               <w:left w:val="single" w:sz="4" w:space="0" w:color="D9D9D9"/>
@@ -6884,7 +6983,7 @@
         </w:tc>
         <w:tc>
           <w:tcPr>
-            <w:tcW w:w="3312" w:type="dxa"/>
+            <w:tcW w:w="3201" w:type="dxa"/>
             <w:tcBorders>
               <w:top w:val="single" w:sz="4" w:space="0" w:color="D9D9D9"/>
               <w:left w:val="single" w:sz="4" w:space="0" w:color="D9D9D9"/>
@@ -6909,7 +7008,7 @@
       <w:tr>
         <w:tc>
           <w:tcPr>
-            <w:tcW w:w="3312" w:type="dxa"/>
+            <w:tcW w:w="3201" w:type="dxa"/>
             <w:tcBorders>
               <w:top w:val="single" w:sz="4" w:space="0" w:color="D9D9D9"/>
               <w:left w:val="single" w:sz="4" w:space="0" w:color="D9D9D9"/>
@@ -6932,7 +7031,7 @@
         </w:tc>
         <w:tc>
           <w:tcPr>
-            <w:tcW w:w="3312" w:type="dxa"/>
+            <w:tcW w:w="3201" w:type="dxa"/>
             <w:tcBorders>
               <w:top w:val="single" w:sz="4" w:space="0" w:color="D9D9D9"/>
               <w:left w:val="single" w:sz="4" w:space="0" w:color="D9D9D9"/>
@@ -6955,7 +7054,7 @@
         </w:tc>
         <w:tc>
           <w:tcPr>
-            <w:tcW w:w="3312" w:type="dxa"/>
+            <w:tcW w:w="3201" w:type="dxa"/>
             <w:tcBorders>
               <w:top w:val="single" w:sz="4" w:space="0" w:color="D9D9D9"/>
               <w:left w:val="single" w:sz="4" w:space="0" w:color="D9D9D9"/>
@@ -6980,7 +7079,7 @@
       <w:tr>
         <w:tc>
           <w:tcPr>
-            <w:tcW w:w="3312" w:type="dxa"/>
+            <w:tcW w:w="3201" w:type="dxa"/>
             <w:tcBorders>
               <w:top w:val="single" w:sz="4" w:space="0" w:color="D9D9D9"/>
               <w:left w:val="single" w:sz="4" w:space="0" w:color="D9D9D9"/>
@@ -7003,7 +7102,7 @@
         </w:tc>
         <w:tc>
           <w:tcPr>
-            <w:tcW w:w="3312" w:type="dxa"/>
+            <w:tcW w:w="3201" w:type="dxa"/>
             <w:tcBorders>
               <w:top w:val="single" w:sz="4" w:space="0" w:color="D9D9D9"/>
               <w:left w:val="single" w:sz="4" w:space="0" w:color="D9D9D9"/>
@@ -7026,7 +7125,7 @@
         </w:tc>
         <w:tc>
           <w:tcPr>
-            <w:tcW w:w="3312" w:type="dxa"/>
+            <w:tcW w:w="3201" w:type="dxa"/>
             <w:tcBorders>
               <w:top w:val="single" w:sz="4" w:space="0" w:color="D9D9D9"/>
               <w:left w:val="single" w:sz="4" w:space="0" w:color="D9D9D9"/>
@@ -7051,7 +7150,7 @@
       <w:tr>
         <w:tc>
           <w:tcPr>
-            <w:tcW w:w="3312" w:type="dxa"/>
+            <w:tcW w:w="3201" w:type="dxa"/>
             <w:tcBorders>
               <w:top w:val="single" w:sz="4" w:space="0" w:color="D9D9D9"/>
               <w:left w:val="single" w:sz="4" w:space="0" w:color="D9D9D9"/>
@@ -7074,7 +7173,7 @@
         </w:tc>
         <w:tc>
           <w:tcPr>
-            <w:tcW w:w="3312" w:type="dxa"/>
+            <w:tcW w:w="3201" w:type="dxa"/>
             <w:tcBorders>
               <w:top w:val="single" w:sz="4" w:space="0" w:color="D9D9D9"/>
               <w:left w:val="single" w:sz="4" w:space="0" w:color="D9D9D9"/>
@@ -7097,7 +7196,7 @@
         </w:tc>
         <w:tc>
           <w:tcPr>
-            <w:tcW w:w="3312" w:type="dxa"/>
+            <w:tcW w:w="3201" w:type="dxa"/>
             <w:tcBorders>
               <w:top w:val="single" w:sz="4" w:space="0" w:color="D9D9D9"/>
               <w:left w:val="single" w:sz="4" w:space="0" w:color="D9D9D9"/>
@@ -7122,7 +7221,7 @@
       <w:tr>
         <w:tc>
           <w:tcPr>
-            <w:tcW w:w="3312" w:type="dxa"/>
+            <w:tcW w:w="3201" w:type="dxa"/>
             <w:tcBorders>
               <w:top w:val="single" w:sz="4" w:space="0" w:color="D9D9D9"/>
               <w:left w:val="single" w:sz="4" w:space="0" w:color="D9D9D9"/>
@@ -7145,7 +7244,7 @@
         </w:tc>
         <w:tc>
           <w:tcPr>
-            <w:tcW w:w="3312" w:type="dxa"/>
+            <w:tcW w:w="3201" w:type="dxa"/>
             <w:tcBorders>
               <w:top w:val="single" w:sz="4" w:space="0" w:color="D9D9D9"/>
               <w:left w:val="single" w:sz="4" w:space="0" w:color="D9D9D9"/>
@@ -7168,7 +7267,7 @@
         </w:tc>
         <w:tc>
           <w:tcPr>
-            <w:tcW w:w="3312" w:type="dxa"/>
+            <w:tcW w:w="3201" w:type="dxa"/>
             <w:tcBorders>
               <w:top w:val="single" w:sz="4" w:space="0" w:color="D9D9D9"/>
               <w:left w:val="single" w:sz="4" w:space="0" w:color="D9D9D9"/>
@@ -7193,7 +7292,7 @@
       <w:tr>
         <w:tc>
           <w:tcPr>
-            <w:tcW w:w="3312" w:type="dxa"/>
+            <w:tcW w:w="3201" w:type="dxa"/>
             <w:tcBorders>
               <w:top w:val="single" w:sz="4" w:space="0" w:color="D9D9D9"/>
               <w:left w:val="single" w:sz="4" w:space="0" w:color="D9D9D9"/>
@@ -7216,7 +7315,7 @@
         </w:tc>
         <w:tc>
           <w:tcPr>
-            <w:tcW w:w="3312" w:type="dxa"/>
+            <w:tcW w:w="3201" w:type="dxa"/>
             <w:tcBorders>
               <w:top w:val="single" w:sz="4" w:space="0" w:color="D9D9D9"/>
               <w:left w:val="single" w:sz="4" w:space="0" w:color="D9D9D9"/>
@@ -7239,7 +7338,7 @@
         </w:tc>
         <w:tc>
           <w:tcPr>
-            <w:tcW w:w="3312" w:type="dxa"/>
+            <w:tcW w:w="3201" w:type="dxa"/>
             <w:tcBorders>
               <w:top w:val="single" w:sz="4" w:space="0" w:color="D9D9D9"/>
               <w:left w:val="single" w:sz="4" w:space="0" w:color="D9D9D9"/>
@@ -7264,7 +7363,7 @@
       <w:tr>
         <w:tc>
           <w:tcPr>
-            <w:tcW w:w="3312" w:type="dxa"/>
+            <w:tcW w:w="3201" w:type="dxa"/>
             <w:tcBorders>
               <w:top w:val="single" w:sz="4" w:space="0" w:color="D9D9D9"/>
               <w:left w:val="single" w:sz="4" w:space="0" w:color="D9D9D9"/>
@@ -7287,7 +7386,7 @@
         </w:tc>
         <w:tc>
           <w:tcPr>
-            <w:tcW w:w="3312" w:type="dxa"/>
+            <w:tcW w:w="3201" w:type="dxa"/>
             <w:tcBorders>
               <w:top w:val="single" w:sz="4" w:space="0" w:color="D9D9D9"/>
               <w:left w:val="single" w:sz="4" w:space="0" w:color="D9D9D9"/>
@@ -7310,7 +7409,7 @@
         </w:tc>
         <w:tc>
           <w:tcPr>
-            <w:tcW w:w="3312" w:type="dxa"/>
+            <w:tcW w:w="3201" w:type="dxa"/>
             <w:tcBorders>
               <w:top w:val="single" w:sz="4" w:space="0" w:color="D9D9D9"/>
               <w:left w:val="single" w:sz="4" w:space="0" w:color="D9D9D9"/>
@@ -7349,7 +7448,7 @@
         <w:pStyle w:val="Heading2"/>
         <w:pageBreakBefore/>
       </w:pPr>
-      <w:bookmarkStart w:id="17" w:name="_Toc242800399"/>
+      <w:bookmarkStart w:id="17" w:name="_Toc242872158"/>
       <w:r>
         <w:lastRenderedPageBreak/>
         <w:t>Regulatory feasibility</w:t>
@@ -7365,7 +7464,7 @@
       <w:pPr>
         <w:pStyle w:val="Heading1"/>
       </w:pPr>
-      <w:bookmarkStart w:id="18" w:name="_Toc242800400"/>
+      <w:bookmarkStart w:id="18" w:name="_Toc242872159"/>
       <w:r>
         <w:t>6 Sensitivity and preparation costs</w:t>
       </w:r>
@@ -7382,10 +7481,10 @@
           <w:noProof/>
         </w:rPr>
         <w:drawing>
-          <wp:inline distT="0" distB="0" distL="0" distR="0" wp14:anchorId="0D86E3F7" wp14:editId="0AE426DE">
+          <wp:inline distT="0" distB="0" distL="0" distR="0" wp14:anchorId="2B03ACB0" wp14:editId="4704AC1C">
             <wp:extent cx="6035040" cy="2536466"/>
             <wp:effectExtent l="0" t="0" r="0" b="0"/>
-            <wp:docPr id="7" name="Picture 7"/>
+            <wp:docPr id="8" name="Picture 8"/>
             <wp:cNvGraphicFramePr>
               <a:graphicFrameLocks xmlns:a="http://schemas.openxmlformats.org/drawingml/2006/main" noChangeAspect="1"/>
             </wp:cNvGraphicFramePr>
@@ -7397,7 +7496,7 @@
                     <pic:cNvPicPr/>
                   </pic:nvPicPr>
                   <pic:blipFill>
-                    <a:blip r:embed="rId14"/>
+                    <a:blip r:embed="rId17"/>
                     <a:stretch>
                       <a:fillRect/>
                     </a:stretch>
@@ -7435,7 +7534,7 @@
       <w:pPr>
         <w:pStyle w:val="Heading2"/>
       </w:pPr>
-      <w:bookmarkStart w:id="19" w:name="_Toc242800401"/>
+      <w:bookmarkStart w:id="19" w:name="_Toc242872160"/>
       <w:r>
         <w:t>Break-even and calculation checks</w:t>
       </w:r>
@@ -7451,7 +7550,7 @@
         <w:pStyle w:val="Heading2"/>
         <w:pageBreakBefore/>
       </w:pPr>
-      <w:bookmarkStart w:id="20" w:name="_Toc242800402"/>
+      <w:bookmarkStart w:id="20" w:name="_Toc242872161"/>
       <w:r>
         <w:lastRenderedPageBreak/>
         <w:t>Long-term rent and differential-cost sensitivity</w:t>
@@ -7464,9 +7563,9 @@
         <w:tblLook w:val="04A0" w:firstRow="1" w:lastRow="0" w:firstColumn="1" w:lastColumn="0" w:noHBand="0" w:noVBand="1"/>
       </w:tblPr>
       <w:tblGrid>
-        <w:gridCol w:w="3312"/>
-        <w:gridCol w:w="3312"/>
-        <w:gridCol w:w="3312"/>
+        <w:gridCol w:w="3201"/>
+        <w:gridCol w:w="3201"/>
+        <w:gridCol w:w="3201"/>
       </w:tblGrid>
       <w:tr>
         <w:trPr>
@@ -7474,7 +7573,7 @@
         </w:trPr>
         <w:tc>
           <w:tcPr>
-            <w:tcW w:w="3312" w:type="dxa"/>
+            <w:tcW w:w="3201" w:type="dxa"/>
             <w:tcBorders>
               <w:top w:val="single" w:sz="4" w:space="0" w:color="D9D9D9"/>
               <w:left w:val="single" w:sz="4" w:space="0" w:color="D9D9D9"/>
@@ -7497,7 +7596,7 @@
         </w:tc>
         <w:tc>
           <w:tcPr>
-            <w:tcW w:w="3312" w:type="dxa"/>
+            <w:tcW w:w="3201" w:type="dxa"/>
             <w:tcBorders>
               <w:top w:val="single" w:sz="4" w:space="0" w:color="D9D9D9"/>
               <w:left w:val="single" w:sz="4" w:space="0" w:color="D9D9D9"/>
@@ -7520,7 +7619,7 @@
         </w:tc>
         <w:tc>
           <w:tcPr>
-            <w:tcW w:w="3312" w:type="dxa"/>
+            <w:tcW w:w="3201" w:type="dxa"/>
             <w:tcBorders>
               <w:top w:val="single" w:sz="4" w:space="0" w:color="D9D9D9"/>
               <w:left w:val="single" w:sz="4" w:space="0" w:color="D9D9D9"/>
@@ -7545,7 +7644,7 @@
       <w:tr>
         <w:tc>
           <w:tcPr>
-            <w:tcW w:w="3312" w:type="dxa"/>
+            <w:tcW w:w="3201" w:type="dxa"/>
             <w:tcBorders>
               <w:top w:val="single" w:sz="4" w:space="0" w:color="D9D9D9"/>
               <w:left w:val="single" w:sz="4" w:space="0" w:color="D9D9D9"/>
@@ -7568,7 +7667,7 @@
         </w:tc>
         <w:tc>
           <w:tcPr>
-            <w:tcW w:w="3312" w:type="dxa"/>
+            <w:tcW w:w="3201" w:type="dxa"/>
             <w:tcBorders>
               <w:top w:val="single" w:sz="4" w:space="0" w:color="D9D9D9"/>
               <w:left w:val="single" w:sz="4" w:space="0" w:color="D9D9D9"/>
@@ -7591,7 +7690,7 @@
         </w:tc>
         <w:tc>
           <w:tcPr>
-            <w:tcW w:w="3312" w:type="dxa"/>
+            <w:tcW w:w="3201" w:type="dxa"/>
             <w:tcBorders>
               <w:top w:val="single" w:sz="4" w:space="0" w:color="D9D9D9"/>
               <w:left w:val="single" w:sz="4" w:space="0" w:color="D9D9D9"/>
@@ -7616,7 +7715,7 @@
       <w:tr>
         <w:tc>
           <w:tcPr>
-            <w:tcW w:w="3312" w:type="dxa"/>
+            <w:tcW w:w="3201" w:type="dxa"/>
             <w:tcBorders>
               <w:top w:val="single" w:sz="4" w:space="0" w:color="D9D9D9"/>
               <w:left w:val="single" w:sz="4" w:space="0" w:color="D9D9D9"/>
@@ -7639,7 +7738,7 @@
         </w:tc>
         <w:tc>
           <w:tcPr>
-            <w:tcW w:w="3312" w:type="dxa"/>
+            <w:tcW w:w="3201" w:type="dxa"/>
             <w:tcBorders>
               <w:top w:val="single" w:sz="4" w:space="0" w:color="D9D9D9"/>
               <w:left w:val="single" w:sz="4" w:space="0" w:color="D9D9D9"/>
@@ -7662,7 +7761,7 @@
         </w:tc>
         <w:tc>
           <w:tcPr>
-            <w:tcW w:w="3312" w:type="dxa"/>
+            <w:tcW w:w="3201" w:type="dxa"/>
             <w:tcBorders>
               <w:top w:val="single" w:sz="4" w:space="0" w:color="D9D9D9"/>
               <w:left w:val="single" w:sz="4" w:space="0" w:color="D9D9D9"/>
@@ -7687,7 +7786,7 @@
       <w:tr>
         <w:tc>
           <w:tcPr>
-            <w:tcW w:w="3312" w:type="dxa"/>
+            <w:tcW w:w="3201" w:type="dxa"/>
             <w:tcBorders>
               <w:top w:val="single" w:sz="4" w:space="0" w:color="D9D9D9"/>
               <w:left w:val="single" w:sz="4" w:space="0" w:color="D9D9D9"/>
@@ -7710,7 +7809,7 @@
         </w:tc>
         <w:tc>
           <w:tcPr>
-            <w:tcW w:w="3312" w:type="dxa"/>
+            <w:tcW w:w="3201" w:type="dxa"/>
             <w:tcBorders>
               <w:top w:val="single" w:sz="4" w:space="0" w:color="D9D9D9"/>
               <w:left w:val="single" w:sz="4" w:space="0" w:color="D9D9D9"/>
@@ -7733,7 +7832,7 @@
         </w:tc>
         <w:tc>
           <w:tcPr>
-            <w:tcW w:w="3312" w:type="dxa"/>
+            <w:tcW w:w="3201" w:type="dxa"/>
             <w:tcBorders>
               <w:top w:val="single" w:sz="4" w:space="0" w:color="D9D9D9"/>
               <w:left w:val="single" w:sz="4" w:space="0" w:color="D9D9D9"/>
@@ -7758,7 +7857,7 @@
       <w:tr>
         <w:tc>
           <w:tcPr>
-            <w:tcW w:w="3312" w:type="dxa"/>
+            <w:tcW w:w="3201" w:type="dxa"/>
             <w:tcBorders>
               <w:top w:val="single" w:sz="4" w:space="0" w:color="D9D9D9"/>
               <w:left w:val="single" w:sz="4" w:space="0" w:color="D9D9D9"/>
@@ -7781,7 +7880,7 @@
         </w:tc>
         <w:tc>
           <w:tcPr>
-            <w:tcW w:w="3312" w:type="dxa"/>
+            <w:tcW w:w="3201" w:type="dxa"/>
             <w:tcBorders>
               <w:top w:val="single" w:sz="4" w:space="0" w:color="D9D9D9"/>
               <w:left w:val="single" w:sz="4" w:space="0" w:color="D9D9D9"/>
@@ -7804,7 +7903,7 @@
         </w:tc>
         <w:tc>
           <w:tcPr>
-            <w:tcW w:w="3312" w:type="dxa"/>
+            <w:tcW w:w="3201" w:type="dxa"/>
             <w:tcBorders>
               <w:top w:val="single" w:sz="4" w:space="0" w:color="D9D9D9"/>
               <w:left w:val="single" w:sz="4" w:space="0" w:color="D9D9D9"/>
@@ -7829,7 +7928,7 @@
       <w:tr>
         <w:tc>
           <w:tcPr>
-            <w:tcW w:w="3312" w:type="dxa"/>
+            <w:tcW w:w="3201" w:type="dxa"/>
             <w:tcBorders>
               <w:top w:val="single" w:sz="4" w:space="0" w:color="D9D9D9"/>
               <w:left w:val="single" w:sz="4" w:space="0" w:color="D9D9D9"/>
@@ -7852,7 +7951,7 @@
         </w:tc>
         <w:tc>
           <w:tcPr>
-            <w:tcW w:w="3312" w:type="dxa"/>
+            <w:tcW w:w="3201" w:type="dxa"/>
             <w:tcBorders>
               <w:top w:val="single" w:sz="4" w:space="0" w:color="D9D9D9"/>
               <w:left w:val="single" w:sz="4" w:space="0" w:color="D9D9D9"/>
@@ -7875,7 +7974,7 @@
         </w:tc>
         <w:tc>
           <w:tcPr>
-            <w:tcW w:w="3312" w:type="dxa"/>
+            <w:tcW w:w="3201" w:type="dxa"/>
             <w:tcBorders>
               <w:top w:val="single" w:sz="4" w:space="0" w:color="D9D9D9"/>
               <w:left w:val="single" w:sz="4" w:space="0" w:color="D9D9D9"/>
@@ -7910,10 +8009,10 @@
         <w:tblLook w:val="04A0" w:firstRow="1" w:lastRow="0" w:firstColumn="1" w:lastColumn="0" w:noHBand="0" w:noVBand="1"/>
       </w:tblPr>
       <w:tblGrid>
-        <w:gridCol w:w="2484"/>
-        <w:gridCol w:w="2484"/>
-        <w:gridCol w:w="2484"/>
-        <w:gridCol w:w="2484"/>
+        <w:gridCol w:w="2400"/>
+        <w:gridCol w:w="2400"/>
+        <w:gridCol w:w="2400"/>
+        <w:gridCol w:w="2400"/>
       </w:tblGrid>
       <w:tr>
         <w:trPr>
@@ -7921,7 +8020,7 @@
         </w:trPr>
         <w:tc>
           <w:tcPr>
-            <w:tcW w:w="2484" w:type="dxa"/>
+            <w:tcW w:w="2400" w:type="dxa"/>
             <w:tcBorders>
               <w:top w:val="single" w:sz="4" w:space="0" w:color="D9D9D9"/>
               <w:left w:val="single" w:sz="4" w:space="0" w:color="D9D9D9"/>
@@ -7944,7 +8043,7 @@
         </w:tc>
         <w:tc>
           <w:tcPr>
-            <w:tcW w:w="2484" w:type="dxa"/>
+            <w:tcW w:w="2400" w:type="dxa"/>
             <w:tcBorders>
               <w:top w:val="single" w:sz="4" w:space="0" w:color="D9D9D9"/>
               <w:left w:val="single" w:sz="4" w:space="0" w:color="D9D9D9"/>
@@ -7967,7 +8066,7 @@
         </w:tc>
         <w:tc>
           <w:tcPr>
-            <w:tcW w:w="2484" w:type="dxa"/>
+            <w:tcW w:w="2400" w:type="dxa"/>
             <w:tcBorders>
               <w:top w:val="single" w:sz="4" w:space="0" w:color="D9D9D9"/>
               <w:left w:val="single" w:sz="4" w:space="0" w:color="D9D9D9"/>
@@ -7990,7 +8089,7 @@
         </w:tc>
         <w:tc>
           <w:tcPr>
-            <w:tcW w:w="2484" w:type="dxa"/>
+            <w:tcW w:w="2400" w:type="dxa"/>
             <w:tcBorders>
               <w:top w:val="single" w:sz="4" w:space="0" w:color="D9D9D9"/>
               <w:left w:val="single" w:sz="4" w:space="0" w:color="D9D9D9"/>
@@ -8015,7 +8114,7 @@
       <w:tr>
         <w:tc>
           <w:tcPr>
-            <w:tcW w:w="2484" w:type="dxa"/>
+            <w:tcW w:w="2400" w:type="dxa"/>
             <w:tcBorders>
               <w:top w:val="single" w:sz="4" w:space="0" w:color="D9D9D9"/>
               <w:left w:val="single" w:sz="4" w:space="0" w:color="D9D9D9"/>
@@ -8038,7 +8137,7 @@
         </w:tc>
         <w:tc>
           <w:tcPr>
-            <w:tcW w:w="2484" w:type="dxa"/>
+            <w:tcW w:w="2400" w:type="dxa"/>
             <w:tcBorders>
               <w:top w:val="single" w:sz="4" w:space="0" w:color="D9D9D9"/>
               <w:left w:val="single" w:sz="4" w:space="0" w:color="D9D9D9"/>
@@ -8061,7 +8160,7 @@
         </w:tc>
         <w:tc>
           <w:tcPr>
-            <w:tcW w:w="2484" w:type="dxa"/>
+            <w:tcW w:w="2400" w:type="dxa"/>
             <w:tcBorders>
               <w:top w:val="single" w:sz="4" w:space="0" w:color="D9D9D9"/>
               <w:left w:val="single" w:sz="4" w:space="0" w:color="D9D9D9"/>
@@ -8084,7 +8183,7 @@
         </w:tc>
         <w:tc>
           <w:tcPr>
-            <w:tcW w:w="2484" w:type="dxa"/>
+            <w:tcW w:w="2400" w:type="dxa"/>
             <w:tcBorders>
               <w:top w:val="single" w:sz="4" w:space="0" w:color="D9D9D9"/>
               <w:left w:val="single" w:sz="4" w:space="0" w:color="D9D9D9"/>
@@ -8109,7 +8208,7 @@
       <w:tr>
         <w:tc>
           <w:tcPr>
-            <w:tcW w:w="2484" w:type="dxa"/>
+            <w:tcW w:w="2400" w:type="dxa"/>
             <w:tcBorders>
               <w:top w:val="single" w:sz="4" w:space="0" w:color="D9D9D9"/>
               <w:left w:val="single" w:sz="4" w:space="0" w:color="D9D9D9"/>
@@ -8132,7 +8231,7 @@
         </w:tc>
         <w:tc>
           <w:tcPr>
-            <w:tcW w:w="2484" w:type="dxa"/>
+            <w:tcW w:w="2400" w:type="dxa"/>
             <w:tcBorders>
               <w:top w:val="single" w:sz="4" w:space="0" w:color="D9D9D9"/>
               <w:left w:val="single" w:sz="4" w:space="0" w:color="D9D9D9"/>
@@ -8155,7 +8254,7 @@
         </w:tc>
         <w:tc>
           <w:tcPr>
-            <w:tcW w:w="2484" w:type="dxa"/>
+            <w:tcW w:w="2400" w:type="dxa"/>
             <w:tcBorders>
               <w:top w:val="single" w:sz="4" w:space="0" w:color="D9D9D9"/>
               <w:left w:val="single" w:sz="4" w:space="0" w:color="D9D9D9"/>
@@ -8178,7 +8277,7 @@
         </w:tc>
         <w:tc>
           <w:tcPr>
-            <w:tcW w:w="2484" w:type="dxa"/>
+            <w:tcW w:w="2400" w:type="dxa"/>
             <w:tcBorders>
               <w:top w:val="single" w:sz="4" w:space="0" w:color="D9D9D9"/>
               <w:left w:val="single" w:sz="4" w:space="0" w:color="D9D9D9"/>
@@ -8203,7 +8302,7 @@
       <w:tr>
         <w:tc>
           <w:tcPr>
-            <w:tcW w:w="2484" w:type="dxa"/>
+            <w:tcW w:w="2400" w:type="dxa"/>
             <w:tcBorders>
               <w:top w:val="single" w:sz="4" w:space="0" w:color="D9D9D9"/>
               <w:left w:val="single" w:sz="4" w:space="0" w:color="D9D9D9"/>
@@ -8226,7 +8325,7 @@
         </w:tc>
         <w:tc>
           <w:tcPr>
-            <w:tcW w:w="2484" w:type="dxa"/>
+            <w:tcW w:w="2400" w:type="dxa"/>
             <w:tcBorders>
               <w:top w:val="single" w:sz="4" w:space="0" w:color="D9D9D9"/>
               <w:left w:val="single" w:sz="4" w:space="0" w:color="D9D9D9"/>
@@ -8249,7 +8348,7 @@
         </w:tc>
         <w:tc>
           <w:tcPr>
-            <w:tcW w:w="2484" w:type="dxa"/>
+            <w:tcW w:w="2400" w:type="dxa"/>
             <w:tcBorders>
               <w:top w:val="single" w:sz="4" w:space="0" w:color="D9D9D9"/>
               <w:left w:val="single" w:sz="4" w:space="0" w:color="D9D9D9"/>
@@ -8272,7 +8371,7 @@
         </w:tc>
         <w:tc>
           <w:tcPr>
-            <w:tcW w:w="2484" w:type="dxa"/>
+            <w:tcW w:w="2400" w:type="dxa"/>
             <w:tcBorders>
               <w:top w:val="single" w:sz="4" w:space="0" w:color="D9D9D9"/>
               <w:left w:val="single" w:sz="4" w:space="0" w:color="D9D9D9"/>
@@ -8306,7 +8405,7 @@
         <w:pStyle w:val="Heading2"/>
         <w:pageBreakBefore/>
       </w:pPr>
-      <w:bookmarkStart w:id="21" w:name="_Toc242800403"/>
+      <w:bookmarkStart w:id="21" w:name="_Toc242872162"/>
       <w:r>
         <w:lastRenderedPageBreak/>
         <w:t>Additional preparation changes the threshold</w:t>
@@ -8324,10 +8423,10 @@
           <w:noProof/>
         </w:rPr>
         <w:drawing>
-          <wp:inline distT="0" distB="0" distL="0" distR="0" wp14:anchorId="6DB3C599" wp14:editId="24B06C34">
+          <wp:inline distT="0" distB="0" distL="0" distR="0" wp14:anchorId="194B95A7" wp14:editId="03B8D53A">
             <wp:extent cx="6035040" cy="2361537"/>
             <wp:effectExtent l="0" t="0" r="0" b="0"/>
-            <wp:docPr id="8" name="Picture 8"/>
+            <wp:docPr id="9" name="Picture 9"/>
             <wp:cNvGraphicFramePr>
               <a:graphicFrameLocks xmlns:a="http://schemas.openxmlformats.org/drawingml/2006/main" noChangeAspect="1"/>
             </wp:cNvGraphicFramePr>
@@ -8339,7 +8438,7 @@
                     <pic:cNvPicPr/>
                   </pic:nvPicPr>
                   <pic:blipFill>
-                    <a:blip r:embed="rId15"/>
+                    <a:blip r:embed="rId18"/>
                     <a:stretch>
                       <a:fillRect/>
                     </a:stretch>
@@ -8379,9 +8478,9 @@
         <w:tblLook w:val="04A0" w:firstRow="1" w:lastRow="0" w:firstColumn="1" w:lastColumn="0" w:noHBand="0" w:noVBand="1"/>
       </w:tblPr>
       <w:tblGrid>
-        <w:gridCol w:w="3312"/>
-        <w:gridCol w:w="3312"/>
-        <w:gridCol w:w="3312"/>
+        <w:gridCol w:w="3201"/>
+        <w:gridCol w:w="3201"/>
+        <w:gridCol w:w="3201"/>
       </w:tblGrid>
       <w:tr>
         <w:trPr>
@@ -8389,7 +8488,7 @@
         </w:trPr>
         <w:tc>
           <w:tcPr>
-            <w:tcW w:w="3312" w:type="dxa"/>
+            <w:tcW w:w="3201" w:type="dxa"/>
             <w:tcBorders>
               <w:top w:val="single" w:sz="4" w:space="0" w:color="D9D9D9"/>
               <w:left w:val="single" w:sz="4" w:space="0" w:color="D9D9D9"/>
@@ -8412,7 +8511,7 @@
         </w:tc>
         <w:tc>
           <w:tcPr>
-            <w:tcW w:w="3312" w:type="dxa"/>
+            <w:tcW w:w="3201" w:type="dxa"/>
             <w:tcBorders>
               <w:top w:val="single" w:sz="4" w:space="0" w:color="D9D9D9"/>
               <w:left w:val="single" w:sz="4" w:space="0" w:color="D9D9D9"/>
@@ -8435,7 +8534,7 @@
         </w:tc>
         <w:tc>
           <w:tcPr>
-            <w:tcW w:w="3312" w:type="dxa"/>
+            <w:tcW w:w="3201" w:type="dxa"/>
             <w:tcBorders>
               <w:top w:val="single" w:sz="4" w:space="0" w:color="D9D9D9"/>
               <w:left w:val="single" w:sz="4" w:space="0" w:color="D9D9D9"/>
@@ -8460,7 +8559,7 @@
       <w:tr>
         <w:tc>
           <w:tcPr>
-            <w:tcW w:w="3312" w:type="dxa"/>
+            <w:tcW w:w="3201" w:type="dxa"/>
             <w:tcBorders>
               <w:top w:val="single" w:sz="4" w:space="0" w:color="D9D9D9"/>
               <w:left w:val="single" w:sz="4" w:space="0" w:color="D9D9D9"/>
@@ -8483,7 +8582,7 @@
         </w:tc>
         <w:tc>
           <w:tcPr>
-            <w:tcW w:w="3312" w:type="dxa"/>
+            <w:tcW w:w="3201" w:type="dxa"/>
             <w:tcBorders>
               <w:top w:val="single" w:sz="4" w:space="0" w:color="D9D9D9"/>
               <w:left w:val="single" w:sz="4" w:space="0" w:color="D9D9D9"/>
@@ -8506,7 +8605,7 @@
         </w:tc>
         <w:tc>
           <w:tcPr>
-            <w:tcW w:w="3312" w:type="dxa"/>
+            <w:tcW w:w="3201" w:type="dxa"/>
             <w:tcBorders>
               <w:top w:val="single" w:sz="4" w:space="0" w:color="D9D9D9"/>
               <w:left w:val="single" w:sz="4" w:space="0" w:color="D9D9D9"/>
@@ -8531,7 +8630,7 @@
       <w:tr>
         <w:tc>
           <w:tcPr>
-            <w:tcW w:w="3312" w:type="dxa"/>
+            <w:tcW w:w="3201" w:type="dxa"/>
             <w:tcBorders>
               <w:top w:val="single" w:sz="4" w:space="0" w:color="D9D9D9"/>
               <w:left w:val="single" w:sz="4" w:space="0" w:color="D9D9D9"/>
@@ -8554,7 +8653,7 @@
         </w:tc>
         <w:tc>
           <w:tcPr>
-            <w:tcW w:w="3312" w:type="dxa"/>
+            <w:tcW w:w="3201" w:type="dxa"/>
             <w:tcBorders>
               <w:top w:val="single" w:sz="4" w:space="0" w:color="D9D9D9"/>
               <w:left w:val="single" w:sz="4" w:space="0" w:color="D9D9D9"/>
@@ -8577,7 +8676,7 @@
         </w:tc>
         <w:tc>
           <w:tcPr>
-            <w:tcW w:w="3312" w:type="dxa"/>
+            <w:tcW w:w="3201" w:type="dxa"/>
             <w:tcBorders>
               <w:top w:val="single" w:sz="4" w:space="0" w:color="D9D9D9"/>
               <w:left w:val="single" w:sz="4" w:space="0" w:color="D9D9D9"/>
@@ -8602,7 +8701,7 @@
       <w:tr>
         <w:tc>
           <w:tcPr>
-            <w:tcW w:w="3312" w:type="dxa"/>
+            <w:tcW w:w="3201" w:type="dxa"/>
             <w:tcBorders>
               <w:top w:val="single" w:sz="4" w:space="0" w:color="D9D9D9"/>
               <w:left w:val="single" w:sz="4" w:space="0" w:color="D9D9D9"/>
@@ -8625,7 +8724,7 @@
         </w:tc>
         <w:tc>
           <w:tcPr>
-            <w:tcW w:w="3312" w:type="dxa"/>
+            <w:tcW w:w="3201" w:type="dxa"/>
             <w:tcBorders>
               <w:top w:val="single" w:sz="4" w:space="0" w:color="D9D9D9"/>
               <w:left w:val="single" w:sz="4" w:space="0" w:color="D9D9D9"/>
@@ -8648,7 +8747,7 @@
         </w:tc>
         <w:tc>
           <w:tcPr>
-            <w:tcW w:w="3312" w:type="dxa"/>
+            <w:tcW w:w="3201" w:type="dxa"/>
             <w:tcBorders>
               <w:top w:val="single" w:sz="4" w:space="0" w:color="D9D9D9"/>
               <w:left w:val="single" w:sz="4" w:space="0" w:color="D9D9D9"/>
@@ -8673,7 +8772,7 @@
       <w:tr>
         <w:tc>
           <w:tcPr>
-            <w:tcW w:w="3312" w:type="dxa"/>
+            <w:tcW w:w="3201" w:type="dxa"/>
             <w:tcBorders>
               <w:top w:val="single" w:sz="4" w:space="0" w:color="D9D9D9"/>
               <w:left w:val="single" w:sz="4" w:space="0" w:color="D9D9D9"/>
@@ -8696,7 +8795,7 @@
         </w:tc>
         <w:tc>
           <w:tcPr>
-            <w:tcW w:w="3312" w:type="dxa"/>
+            <w:tcW w:w="3201" w:type="dxa"/>
             <w:tcBorders>
               <w:top w:val="single" w:sz="4" w:space="0" w:color="D9D9D9"/>
               <w:left w:val="single" w:sz="4" w:space="0" w:color="D9D9D9"/>
@@ -8719,7 +8818,7 @@
         </w:tc>
         <w:tc>
           <w:tcPr>
-            <w:tcW w:w="3312" w:type="dxa"/>
+            <w:tcW w:w="3201" w:type="dxa"/>
             <w:tcBorders>
               <w:top w:val="single" w:sz="4" w:space="0" w:color="D9D9D9"/>
               <w:left w:val="single" w:sz="4" w:space="0" w:color="D9D9D9"/>
@@ -8758,7 +8857,7 @@
         <w:pStyle w:val="Heading1"/>
         <w:pageBreakBefore/>
       </w:pPr>
-      <w:bookmarkStart w:id="22" w:name="_Toc242800404"/>
+      <w:bookmarkStart w:id="22" w:name="_Toc242872163"/>
       <w:r>
         <w:lastRenderedPageBreak/>
         <w:t>7 Research methodology and challenges</w:t>
@@ -8776,8 +8875,8 @@
         <w:tblLook w:val="04A0" w:firstRow="1" w:lastRow="0" w:firstColumn="1" w:lastColumn="0" w:noHBand="0" w:noVBand="1"/>
       </w:tblPr>
       <w:tblGrid>
-        <w:gridCol w:w="4968"/>
-        <w:gridCol w:w="4968"/>
+        <w:gridCol w:w="4801"/>
+        <w:gridCol w:w="4801"/>
       </w:tblGrid>
       <w:tr>
         <w:trPr>
@@ -8785,7 +8884,7 @@
         </w:trPr>
         <w:tc>
           <w:tcPr>
-            <w:tcW w:w="4968" w:type="dxa"/>
+            <w:tcW w:w="4801" w:type="dxa"/>
             <w:tcBorders>
               <w:top w:val="single" w:sz="4" w:space="0" w:color="D9D9D9"/>
               <w:left w:val="single" w:sz="4" w:space="0" w:color="D9D9D9"/>
@@ -8808,7 +8907,7 @@
         </w:tc>
         <w:tc>
           <w:tcPr>
-            <w:tcW w:w="4968" w:type="dxa"/>
+            <w:tcW w:w="4801" w:type="dxa"/>
             <w:tcBorders>
               <w:top w:val="single" w:sz="4" w:space="0" w:color="D9D9D9"/>
               <w:left w:val="single" w:sz="4" w:space="0" w:color="D9D9D9"/>
@@ -8833,7 +8932,7 @@
       <w:tr>
         <w:tc>
           <w:tcPr>
-            <w:tcW w:w="4968" w:type="dxa"/>
+            <w:tcW w:w="4801" w:type="dxa"/>
             <w:tcBorders>
               <w:top w:val="single" w:sz="4" w:space="0" w:color="D9D9D9"/>
               <w:left w:val="single" w:sz="4" w:space="0" w:color="D9D9D9"/>
@@ -8856,7 +8955,7 @@
         </w:tc>
         <w:tc>
           <w:tcPr>
-            <w:tcW w:w="4968" w:type="dxa"/>
+            <w:tcW w:w="4801" w:type="dxa"/>
             <w:tcBorders>
               <w:top w:val="single" w:sz="4" w:space="0" w:color="D9D9D9"/>
               <w:left w:val="single" w:sz="4" w:space="0" w:color="D9D9D9"/>
@@ -8881,7 +8980,7 @@
       <w:tr>
         <w:tc>
           <w:tcPr>
-            <w:tcW w:w="4968" w:type="dxa"/>
+            <w:tcW w:w="4801" w:type="dxa"/>
             <w:tcBorders>
               <w:top w:val="single" w:sz="4" w:space="0" w:color="D9D9D9"/>
               <w:left w:val="single" w:sz="4" w:space="0" w:color="D9D9D9"/>
@@ -8904,7 +9003,7 @@
         </w:tc>
         <w:tc>
           <w:tcPr>
-            <w:tcW w:w="4968" w:type="dxa"/>
+            <w:tcW w:w="4801" w:type="dxa"/>
             <w:tcBorders>
               <w:top w:val="single" w:sz="4" w:space="0" w:color="D9D9D9"/>
               <w:left w:val="single" w:sz="4" w:space="0" w:color="D9D9D9"/>
@@ -8929,7 +9028,7 @@
       <w:tr>
         <w:tc>
           <w:tcPr>
-            <w:tcW w:w="4968" w:type="dxa"/>
+            <w:tcW w:w="4801" w:type="dxa"/>
             <w:tcBorders>
               <w:top w:val="single" w:sz="4" w:space="0" w:color="D9D9D9"/>
               <w:left w:val="single" w:sz="4" w:space="0" w:color="D9D9D9"/>
@@ -8952,7 +9051,7 @@
         </w:tc>
         <w:tc>
           <w:tcPr>
-            <w:tcW w:w="4968" w:type="dxa"/>
+            <w:tcW w:w="4801" w:type="dxa"/>
             <w:tcBorders>
               <w:top w:val="single" w:sz="4" w:space="0" w:color="D9D9D9"/>
               <w:left w:val="single" w:sz="4" w:space="0" w:color="D9D9D9"/>
@@ -8977,7 +9076,7 @@
       <w:tr>
         <w:tc>
           <w:tcPr>
-            <w:tcW w:w="4968" w:type="dxa"/>
+            <w:tcW w:w="4801" w:type="dxa"/>
             <w:tcBorders>
               <w:top w:val="single" w:sz="4" w:space="0" w:color="D9D9D9"/>
               <w:left w:val="single" w:sz="4" w:space="0" w:color="D9D9D9"/>
@@ -9000,7 +9099,7 @@
         </w:tc>
         <w:tc>
           <w:tcPr>
-            <w:tcW w:w="4968" w:type="dxa"/>
+            <w:tcW w:w="4801" w:type="dxa"/>
             <w:tcBorders>
               <w:top w:val="single" w:sz="4" w:space="0" w:color="D9D9D9"/>
               <w:left w:val="single" w:sz="4" w:space="0" w:color="D9D9D9"/>
@@ -9025,7 +9124,7 @@
       <w:tr>
         <w:tc>
           <w:tcPr>
-            <w:tcW w:w="4968" w:type="dxa"/>
+            <w:tcW w:w="4801" w:type="dxa"/>
             <w:tcBorders>
               <w:top w:val="single" w:sz="4" w:space="0" w:color="D9D9D9"/>
               <w:left w:val="single" w:sz="4" w:space="0" w:color="D9D9D9"/>
@@ -9048,7 +9147,7 @@
         </w:tc>
         <w:tc>
           <w:tcPr>
-            <w:tcW w:w="4968" w:type="dxa"/>
+            <w:tcW w:w="4801" w:type="dxa"/>
             <w:tcBorders>
               <w:top w:val="single" w:sz="4" w:space="0" w:color="D9D9D9"/>
               <w:left w:val="single" w:sz="4" w:space="0" w:color="D9D9D9"/>
@@ -9065,7 +9164,7 @@
               <w:rPr>
                 <w:sz w:val="18"/>
               </w:rPr>
-              <w:t>Screen 21 candidate IDs; retain six furnished 4+4-option offers. Separate temporary and serviced units. Target 15–30 comparable offers remains unmet.</w:t>
+              <w:t>Audit all 21 saved records: 17 numeric prices, four missing; mixed areas and contracts. The requested city-centre arithmetic mean is unverified. EUR 900 remains an assumption.</w:t>
             </w:r>
           </w:p>
         </w:tc>
@@ -9073,7 +9172,7 @@
       <w:tr>
         <w:tc>
           <w:tcPr>
-            <w:tcW w:w="4968" w:type="dxa"/>
+            <w:tcW w:w="4801" w:type="dxa"/>
             <w:tcBorders>
               <w:top w:val="single" w:sz="4" w:space="0" w:color="D9D9D9"/>
               <w:left w:val="single" w:sz="4" w:space="0" w:color="D9D9D9"/>
@@ -9096,7 +9195,7 @@
         </w:tc>
         <w:tc>
           <w:tcPr>
-            <w:tcW w:w="4968" w:type="dxa"/>
+            <w:tcW w:w="4801" w:type="dxa"/>
             <w:tcBorders>
               <w:top w:val="single" w:sz="4" w:space="0" w:color="D9D9D9"/>
               <w:left w:val="single" w:sz="4" w:space="0" w:color="D9D9D9"/>
@@ -9121,7 +9220,7 @@
       <w:tr>
         <w:tc>
           <w:tcPr>
-            <w:tcW w:w="4968" w:type="dxa"/>
+            <w:tcW w:w="4801" w:type="dxa"/>
             <w:tcBorders>
               <w:top w:val="single" w:sz="4" w:space="0" w:color="D9D9D9"/>
               <w:left w:val="single" w:sz="4" w:space="0" w:color="D9D9D9"/>
@@ -9144,7 +9243,7 @@
         </w:tc>
         <w:tc>
           <w:tcPr>
-            <w:tcW w:w="4968" w:type="dxa"/>
+            <w:tcW w:w="4801" w:type="dxa"/>
             <w:tcBorders>
               <w:top w:val="single" w:sz="4" w:space="0" w:color="D9D9D9"/>
               <w:left w:val="single" w:sz="4" w:space="0" w:color="D9D9D9"/>
@@ -9169,7 +9268,7 @@
       <w:tr>
         <w:tc>
           <w:tcPr>
-            <w:tcW w:w="4968" w:type="dxa"/>
+            <w:tcW w:w="4801" w:type="dxa"/>
             <w:tcBorders>
               <w:top w:val="single" w:sz="4" w:space="0" w:color="D9D9D9"/>
               <w:left w:val="single" w:sz="4" w:space="0" w:color="D9D9D9"/>
@@ -9192,7 +9291,7 @@
         </w:tc>
         <w:tc>
           <w:tcPr>
-            <w:tcW w:w="4968" w:type="dxa"/>
+            <w:tcW w:w="4801" w:type="dxa"/>
             <w:tcBorders>
               <w:top w:val="single" w:sz="4" w:space="0" w:color="D9D9D9"/>
               <w:left w:val="single" w:sz="4" w:space="0" w:color="D9D9D9"/>
@@ -9217,7 +9316,7 @@
       <w:tr>
         <w:tc>
           <w:tcPr>
-            <w:tcW w:w="4968" w:type="dxa"/>
+            <w:tcW w:w="4801" w:type="dxa"/>
             <w:tcBorders>
               <w:top w:val="single" w:sz="4" w:space="0" w:color="D9D9D9"/>
               <w:left w:val="single" w:sz="4" w:space="0" w:color="D9D9D9"/>
@@ -9240,7 +9339,7 @@
         </w:tc>
         <w:tc>
           <w:tcPr>
-            <w:tcW w:w="4968" w:type="dxa"/>
+            <w:tcW w:w="4801" w:type="dxa"/>
             <w:tcBorders>
               <w:top w:val="single" w:sz="4" w:space="0" w:color="D9D9D9"/>
               <w:left w:val="single" w:sz="4" w:space="0" w:color="D9D9D9"/>
@@ -9268,7 +9367,7 @@
       <w:pPr>
         <w:pStyle w:val="Heading2"/>
       </w:pPr>
-      <w:bookmarkStart w:id="23" w:name="_Toc242800405"/>
+      <w:bookmarkStart w:id="23" w:name="_Toc242872164"/>
       <w:r>
         <w:t>Reproducibility and review</w:t>
       </w:r>
@@ -9289,7 +9388,7 @@
         <w:pStyle w:val="Heading1"/>
         <w:pageBreakBefore/>
       </w:pPr>
-      <w:bookmarkStart w:id="24" w:name="_Toc242800406"/>
+      <w:bookmarkStart w:id="24" w:name="_Toc242872165"/>
       <w:r>
         <w:lastRenderedPageBreak/>
         <w:t>8 Conclusions and limitations</w:t>
@@ -9303,14 +9402,14 @@
     </w:p>
     <w:p>
       <w:r>
-        <w:t>The base scenarios are close: EUR 6,544.50 short-term versus EUR 6,732 long-term. Stronger bookings, higher realised prices or lower expenses can reverse the result. Their joint attainability needs evidence. Preparation costs raise the requirement; buying and financing property remain a separate question.</w:t>
+        <w:t>The base scenarios are close: EUR 6,544.50 short-term versus EUR 6,732 long-term. The EUR 900 monthly residential rent is an assumption whose proposed 21-record arithmetic-mean justification is not verified. Stronger bookings, higher realised prices or lower expenses can reverse the result. Their joint attainability needs evidence. Preparation costs raise the requirement; buying and financing property remain a separate question.</w:t>
       </w:r>
     </w:p>
     <w:p>
       <w:pPr>
         <w:pStyle w:val="Heading2"/>
       </w:pPr>
-      <w:bookmarkStart w:id="25" w:name="_Toc242800407"/>
+      <w:bookmarkStart w:id="25" w:name="_Toc242872166"/>
       <w:r>
         <w:t>Supported findings</w:t>
       </w:r>
@@ -9325,7 +9424,7 @@
       <w:pPr>
         <w:pStyle w:val="Heading2"/>
       </w:pPr>
-      <w:bookmarkStart w:id="26" w:name="_Toc242800408"/>
+      <w:bookmarkStart w:id="26" w:name="_Toc242872167"/>
       <w:r>
         <w:t>Unresolved evidence</w:t>
       </w:r>
@@ -9338,7 +9437,7 @@
     </w:p>
     <w:p>
       <w:r>
-        <w:t>A matched sample needs size, capacity, furnishing, condition, neighborhood and available nights. Long-term rents need more observations, deduplication and contract grouping. Provider revenue must be reconciled before fee subtraction. Monthly price and reservations should be paired within the same segment and period; unrelated averages do not support a correlation analysis.</w:t>
+        <w:t>A matched sample needs size, capacity, furnishing, condition, neighborhood and available nights. The 21-record registry does not verify a city-centre residential arithmetic mean: four prices are missing, area membership and property-level deduplication are unverified, and fees and contract types differ. Provider revenue must be reconciled before fee subtraction. Monthly price and reservations should be paired within the same segment and period; unrelated averages do not support a correlation analysis.</w:t>
       </w:r>
     </w:p>
     <w:p>
@@ -9356,7 +9455,7 @@
         <w:pStyle w:val="Heading1"/>
         <w:pageBreakBefore/>
       </w:pPr>
-      <w:bookmarkStart w:id="27" w:name="_Toc242800409"/>
+      <w:bookmarkStart w:id="27" w:name="_Toc242872168"/>
       <w:r>
         <w:lastRenderedPageBreak/>
         <w:t>References</w:t>
@@ -9377,7 +9476,7 @@
       </w:r>
     </w:p>
     <w:p>
-      <w:hyperlink r:id="rId16">
+      <w:hyperlink r:id="rId19">
         <w:r>
           <w:rPr>
             <w:sz w:val="18"/>
@@ -9395,7 +9494,7 @@
       </w:r>
     </w:p>
     <w:p>
-      <w:hyperlink r:id="rId17">
+      <w:hyperlink r:id="rId20">
         <w:r>
           <w:rPr>
             <w:sz w:val="18"/>
@@ -9413,7 +9512,7 @@
       </w:r>
     </w:p>
     <w:p>
-      <w:hyperlink r:id="rId18">
+      <w:hyperlink r:id="rId21">
         <w:r>
           <w:rPr>
             <w:sz w:val="18"/>
@@ -9431,7 +9530,7 @@
       </w:r>
     </w:p>
     <w:p>
-      <w:hyperlink r:id="rId19">
+      <w:hyperlink r:id="rId22">
         <w:r>
           <w:rPr>
             <w:sz w:val="18"/>
@@ -9449,7 +9548,7 @@
       </w:r>
     </w:p>
     <w:p>
-      <w:hyperlink r:id="rId20">
+      <w:hyperlink r:id="rId23">
         <w:r>
           <w:rPr>
             <w:sz w:val="18"/>
@@ -9467,7 +9566,7 @@
       </w:r>
     </w:p>
     <w:p>
-      <w:hyperlink r:id="rId21">
+      <w:hyperlink r:id="rId24">
         <w:r>
           <w:rPr>
             <w:sz w:val="18"/>
@@ -9485,7 +9584,7 @@
       </w:r>
     </w:p>
     <w:p>
-      <w:hyperlink r:id="rId22">
+      <w:hyperlink r:id="rId25">
         <w:r>
           <w:rPr>
             <w:sz w:val="18"/>
@@ -9503,7 +9602,7 @@
       </w:r>
     </w:p>
     <w:p>
-      <w:hyperlink r:id="rId23">
+      <w:hyperlink r:id="rId26">
         <w:r>
           <w:rPr>
             <w:sz w:val="18"/>
@@ -9521,7 +9620,7 @@
       </w:r>
     </w:p>
     <w:p>
-      <w:hyperlink r:id="rId24">
+      <w:hyperlink r:id="rId27">
         <w:r>
           <w:rPr>
             <w:sz w:val="18"/>
@@ -9539,7 +9638,7 @@
       </w:r>
     </w:p>
     <w:p>
-      <w:hyperlink r:id="rId25">
+      <w:hyperlink r:id="rId28">
         <w:r>
           <w:rPr>
             <w:sz w:val="18"/>
@@ -9557,7 +9656,7 @@
       </w:r>
     </w:p>
     <w:p>
-      <w:hyperlink r:id="rId26">
+      <w:hyperlink r:id="rId29">
         <w:r>
           <w:rPr>
             <w:sz w:val="18"/>
@@ -9575,7 +9674,7 @@
       </w:r>
     </w:p>
     <w:p>
-      <w:hyperlink r:id="rId27">
+      <w:hyperlink r:id="rId30">
         <w:r>
           <w:rPr>
             <w:sz w:val="18"/>
@@ -9593,12 +9692,30 @@
       </w:r>
     </w:p>
     <w:p>
-      <w:hyperlink r:id="rId28">
+      <w:hyperlink r:id="rId31">
         <w:r>
           <w:rPr>
             <w:sz w:val="18"/>
           </w:rPr>
           <w:t>https://www.airbnb.com/help/article/1857</w:t>
+        </w:r>
+      </w:hyperlink>
+    </w:p>
+    <w:p>
+      <w:pPr>
+        <w:keepNext/>
+      </w:pPr>
+      <w:r>
+        <w:t>[14] Agenzia delle Entrate. Building-income instructions; gross short-let receipts and eligible rate guidance. The 2026 return covers 2025 income.</w:t>
+      </w:r>
+    </w:p>
+    <w:p>
+      <w:hyperlink r:id="rId32">
+        <w:r>
+          <w:rPr>
+            <w:sz w:val="18"/>
+          </w:rPr>
+          <w:t>https://infoprecompilata.agenziaentrate.gov.it/portale/sl/web/guest/semplificata-mod-fabbricati</w:t>
         </w:r>
       </w:hyperlink>
     </w:p>
@@ -9608,29 +9725,11 @@
       </w:pPr>
       <w:r>
         <w:lastRenderedPageBreak/>
-        <w:t>[14] Agenzia delle Entrate. Building-income instructions; gross short-let receipts and eligible rate guidance. The 2026 return covers 2025 income.</w:t>
-      </w:r>
-    </w:p>
-    <w:p>
-      <w:hyperlink r:id="rId29">
-        <w:r>
-          <w:rPr>
-            <w:sz w:val="18"/>
-          </w:rPr>
-          <w:t>https://infoprecompilata.agenziaentrate.gov.it/portale/sl/web/guest/semplificata-mod-fabbricati</w:t>
-        </w:r>
-      </w:hyperlink>
-    </w:p>
-    <w:p>
-      <w:pPr>
-        <w:keepNext/>
-      </w:pPr>
-      <w:r>
         <w:t>[15] Regione Campania SURAP. Updated tax-guide notice, 16 April 2026; identifies 2026 threshold change.</w:t>
       </w:r>
     </w:p>
     <w:p>
-      <w:hyperlink r:id="rId30">
+      <w:hyperlink r:id="rId33">
         <w:r>
           <w:rPr>
             <w:sz w:val="18"/>
@@ -9648,7 +9747,7 @@
       </w:r>
     </w:p>
     <w:p>
-      <w:hyperlink r:id="rId31">
+      <w:hyperlink r:id="rId34">
         <w:r>
           <w:rPr>
             <w:sz w:val="18"/>
@@ -9666,7 +9765,7 @@
       </w:r>
     </w:p>
     <w:p>
-      <w:hyperlink r:id="rId32">
+      <w:hyperlink r:id="rId35">
         <w:r>
           <w:rPr>
             <w:sz w:val="18"/>
@@ -9684,7 +9783,7 @@
       </w:r>
     </w:p>
     <w:p>
-      <w:hyperlink r:id="rId33">
+      <w:hyperlink r:id="rId36">
         <w:r>
           <w:rPr>
             <w:sz w:val="18"/>
@@ -9702,7 +9801,7 @@
       </w:r>
     </w:p>
     <w:p>
-      <w:hyperlink r:id="rId34">
+      <w:hyperlink r:id="rId37">
         <w:r>
           <w:rPr>
             <w:sz w:val="18"/>
@@ -9720,7 +9819,7 @@
       </w:r>
     </w:p>
     <w:p>
-      <w:hyperlink r:id="rId35">
+      <w:hyperlink r:id="rId38">
         <w:r>
           <w:rPr>
             <w:sz w:val="18"/>
@@ -9738,7 +9837,7 @@
       </w:r>
     </w:p>
     <w:p>
-      <w:hyperlink r:id="rId36">
+      <w:hyperlink r:id="rId39">
         <w:r>
           <w:rPr>
             <w:sz w:val="18"/>
@@ -9756,7 +9855,7 @@
       </w:r>
     </w:p>
     <w:p>
-      <w:hyperlink r:id="rId37">
+      <w:hyperlink r:id="rId40">
         <w:r>
           <w:rPr>
             <w:sz w:val="18"/>
@@ -9774,7 +9873,7 @@
       </w:r>
     </w:p>
     <w:p>
-      <w:hyperlink r:id="rId38">
+      <w:hyperlink r:id="rId41">
         <w:r>
           <w:rPr>
             <w:sz w:val="18"/>
@@ -9792,7 +9891,7 @@
       </w:r>
     </w:p>
     <w:p>
-      <w:hyperlink r:id="rId39">
+      <w:hyperlink r:id="rId42">
         <w:r>
           <w:rPr>
             <w:sz w:val="18"/>
@@ -9810,7 +9909,7 @@
       </w:r>
     </w:p>
     <w:p>
-      <w:hyperlink r:id="rId40">
+      <w:hyperlink r:id="rId43">
         <w:r>
           <w:rPr>
             <w:sz w:val="18"/>
@@ -9828,7 +9927,7 @@
       </w:r>
     </w:p>
     <w:p>
-      <w:hyperlink r:id="rId41">
+      <w:hyperlink r:id="rId44">
         <w:r>
           <w:rPr>
             <w:sz w:val="18"/>
@@ -9846,7 +9945,7 @@
       </w:r>
     </w:p>
     <w:p>
-      <w:hyperlink r:id="rId42">
+      <w:hyperlink r:id="rId45">
         <w:r>
           <w:rPr>
             <w:sz w:val="18"/>
@@ -9864,7 +9963,7 @@
       </w:r>
     </w:p>
     <w:p>
-      <w:hyperlink r:id="rId43">
+      <w:hyperlink r:id="rId46">
         <w:r>
           <w:rPr>
             <w:sz w:val="18"/>
@@ -9882,7 +9981,7 @@
       </w:r>
     </w:p>
     <w:p>
-      <w:hyperlink r:id="rId44">
+      <w:hyperlink r:id="rId47">
         <w:r>
           <w:rPr>
             <w:sz w:val="18"/>
@@ -9896,12 +9995,11 @@
         <w:keepNext/>
       </w:pPr>
       <w:r>
-        <w:lastRenderedPageBreak/>
         <w:t>[30] Expanded listing 133410286; ; factual snapshot, 13 October 2026.</w:t>
       </w:r>
     </w:p>
     <w:p>
-      <w:hyperlink r:id="rId45">
+      <w:hyperlink r:id="rId48">
         <w:r>
           <w:rPr>
             <w:sz w:val="18"/>
@@ -9919,7 +10017,7 @@
       </w:r>
     </w:p>
     <w:p>
-      <w:hyperlink r:id="rId46">
+      <w:hyperlink r:id="rId49">
         <w:r>
           <w:rPr>
             <w:sz w:val="18"/>
@@ -9933,11 +10031,12 @@
         <w:keepNext/>
       </w:pPr>
       <w:r>
+        <w:lastRenderedPageBreak/>
         <w:t>[32] Expanded listing 132219784; 4+4; factual snapshot, 13 October 2026.</w:t>
       </w:r>
     </w:p>
     <w:p>
-      <w:hyperlink r:id="rId47">
+      <w:hyperlink r:id="rId50">
         <w:r>
           <w:rPr>
             <w:sz w:val="18"/>
@@ -9955,7 +10054,7 @@
       </w:r>
     </w:p>
     <w:p>
-      <w:hyperlink r:id="rId48">
+      <w:hyperlink r:id="rId51">
         <w:r>
           <w:rPr>
             <w:sz w:val="18"/>
@@ -9973,7 +10072,7 @@
       </w:r>
     </w:p>
     <w:p>
-      <w:hyperlink r:id="rId49">
+      <w:hyperlink r:id="rId52">
         <w:r>
           <w:rPr>
             <w:sz w:val="18"/>
@@ -9991,7 +10090,7 @@
       </w:r>
     </w:p>
     <w:p>
-      <w:hyperlink r:id="rId50">
+      <w:hyperlink r:id="rId53">
         <w:r>
           <w:rPr>
             <w:sz w:val="18"/>
@@ -10009,7 +10108,7 @@
       </w:r>
     </w:p>
     <w:p>
-      <w:hyperlink r:id="rId51">
+      <w:hyperlink r:id="rId54">
         <w:r>
           <w:rPr>
             <w:sz w:val="18"/>
@@ -10027,7 +10126,7 @@
       </w:r>
     </w:p>
     <w:p>
-      <w:hyperlink r:id="rId52">
+      <w:hyperlink r:id="rId55">
         <w:r>
           <w:rPr>
             <w:sz w:val="18"/>
@@ -10045,7 +10144,7 @@
       </w:r>
     </w:p>
     <w:p>
-      <w:hyperlink r:id="rId53">
+      <w:hyperlink r:id="rId56">
         <w:r>
           <w:rPr>
             <w:sz w:val="18"/>
@@ -10063,7 +10162,7 @@
       </w:r>
     </w:p>
     <w:p>
-      <w:hyperlink r:id="rId54">
+      <w:hyperlink r:id="rId57">
         <w:r>
           <w:rPr>
             <w:sz w:val="18"/>
@@ -10081,7 +10180,7 @@
       </w:r>
     </w:p>
     <w:p>
-      <w:hyperlink r:id="rId55">
+      <w:hyperlink r:id="rId58">
         <w:r>
           <w:rPr>
             <w:sz w:val="18"/>
@@ -10099,7 +10198,7 @@
       </w:r>
     </w:p>
     <w:p>
-      <w:hyperlink r:id="rId56">
+      <w:hyperlink r:id="rId59">
         <w:r>
           <w:rPr>
             <w:sz w:val="18"/>
@@ -10117,7 +10216,7 @@
       </w:r>
     </w:p>
     <w:p>
-      <w:hyperlink r:id="rId57">
+      <w:hyperlink r:id="rId60">
         <w:r>
           <w:rPr>
             <w:sz w:val="18"/>
@@ -10135,7 +10234,7 @@
       </w:r>
     </w:p>
     <w:p>
-      <w:hyperlink r:id="rId58">
+      <w:hyperlink r:id="rId61">
         <w:r>
           <w:rPr>
             <w:sz w:val="18"/>
@@ -10146,20 +10245,2126 @@
     </w:p>
     <w:p>
       <w:r>
-        <w:lastRenderedPageBreak/>
         <w:t>Reproducible analysis: https://github.com/pedramkj/bergamo-rental-strategy-analysis. The repository provides Python calculations, validation checks, data snapshots, the listing registry and a README. No personal documents or full copyrighted listing text are included.</w:t>
       </w:r>
     </w:p>
     <w:p>
       <w:r>
-        <w:t>Project inputs are in data/validated-monthly-analysis.json, data/validation.json and data/seasonal-booking-estimate.json. Financial and break-even calculations are in results/analysis.json; airport comparisons are in results/airport-comparison.json. The present model uses exactly 180 nights, replacing the earlier fractional 181.5-night illustration. No owner-time deduction is included. The eight charts are generated from those observations and explicit assumptions.</w:t>
+        <w:t>Project inputs are retained in data/validated-monthly-analysis.json, data/validation.json and data/seasonal-booking-estimate.json. Financial and break-even calculations are in results/analysis.json; airport comparisons are in results/airport-comparison.json. The present model uses exactly 180 nights, replacing the earlier fractional 181.5-night illustration. No owner-time deduction is included. The eight charts are generated from those observations and explicit assumptions.</w:t>
+      </w:r>
+    </w:p>
+    <w:p>
+      <w:pPr>
+        <w:pStyle w:val="Heading1"/>
+        <w:pageBreakBefore/>
+      </w:pPr>
+      <w:bookmarkStart w:id="28" w:name="_Toc242872169"/>
+      <w:r>
+        <w:lastRenderedPageBreak/>
+        <w:t>Appendix A Rental registry audit</w:t>
+      </w:r>
+      <w:bookmarkEnd w:id="28"/>
+    </w:p>
+    <w:p>
+      <w:r>
+        <w:t>All 21 source records are retained. Prices below are parsed recorded values, not freshly verified executed rents. Missing means no usable price is saved. Contract group labels describe the earlier registry and do not certify eligibility for a city-centre average. Fees and study-area membership remain insufficiently documented for a pooled residential statistic. Source URLs and existing notes are preserved in data/listings.csv and results/listing-review.json.</w:t>
+      </w:r>
+    </w:p>
+    <w:tbl>
+      <w:tblPr>
+        <w:tblW w:w="0" w:type="auto"/>
+        <w:tblLook w:val="04A0" w:firstRow="1" w:lastRow="0" w:firstColumn="1" w:lastColumn="0" w:noHBand="0" w:noVBand="1"/>
+      </w:tblPr>
+      <w:tblGrid>
+        <w:gridCol w:w="2400"/>
+        <w:gridCol w:w="2400"/>
+        <w:gridCol w:w="2400"/>
+        <w:gridCol w:w="2400"/>
+      </w:tblGrid>
+      <w:tr>
+        <w:trPr>
+          <w:tblHeader/>
+        </w:trPr>
+        <w:tc>
+          <w:tcPr>
+            <w:tcW w:w="2400" w:type="dxa"/>
+            <w:tcBorders>
+              <w:top w:val="single" w:sz="4" w:space="0" w:color="D9D9D9"/>
+              <w:left w:val="single" w:sz="4" w:space="0" w:color="D9D9D9"/>
+              <w:bottom w:val="single" w:sz="4" w:space="0" w:color="D9D9D9"/>
+              <w:right w:val="single" w:sz="4" w:space="0" w:color="D9D9D9"/>
+            </w:tcBorders>
+            <w:shd w:val="clear" w:color="auto" w:fill="E9EFF4"/>
+          </w:tcPr>
+          <w:p>
+            <w:pPr>
+              <w:spacing w:after="80"/>
+            </w:pPr>
+            <w:r>
+              <w:rPr>
+                <w:sz w:val="18"/>
+              </w:rPr>
+              <w:t>Listing ID</w:t>
+            </w:r>
+          </w:p>
+        </w:tc>
+        <w:tc>
+          <w:tcPr>
+            <w:tcW w:w="2400" w:type="dxa"/>
+            <w:tcBorders>
+              <w:top w:val="single" w:sz="4" w:space="0" w:color="D9D9D9"/>
+              <w:left w:val="single" w:sz="4" w:space="0" w:color="D9D9D9"/>
+              <w:bottom w:val="single" w:sz="4" w:space="0" w:color="D9D9D9"/>
+              <w:right w:val="single" w:sz="4" w:space="0" w:color="D9D9D9"/>
+            </w:tcBorders>
+            <w:shd w:val="clear" w:color="auto" w:fill="E9EFF4"/>
+          </w:tcPr>
+          <w:p>
+            <w:pPr>
+              <w:spacing w:after="80"/>
+            </w:pPr>
+            <w:r>
+              <w:rPr>
+                <w:sz w:val="18"/>
+              </w:rPr>
+              <w:t>EUR/month</w:t>
+            </w:r>
+          </w:p>
+        </w:tc>
+        <w:tc>
+          <w:tcPr>
+            <w:tcW w:w="2400" w:type="dxa"/>
+            <w:tcBorders>
+              <w:top w:val="single" w:sz="4" w:space="0" w:color="D9D9D9"/>
+              <w:left w:val="single" w:sz="4" w:space="0" w:color="D9D9D9"/>
+              <w:bottom w:val="single" w:sz="4" w:space="0" w:color="D9D9D9"/>
+              <w:right w:val="single" w:sz="4" w:space="0" w:color="D9D9D9"/>
+            </w:tcBorders>
+            <w:shd w:val="clear" w:color="auto" w:fill="E9EFF4"/>
+          </w:tcPr>
+          <w:p>
+            <w:pPr>
+              <w:spacing w:after="80"/>
+            </w:pPr>
+            <w:r>
+              <w:rPr>
+                <w:sz w:val="18"/>
+              </w:rPr>
+              <w:t>Recorded area</w:t>
+            </w:r>
+          </w:p>
+        </w:tc>
+        <w:tc>
+          <w:tcPr>
+            <w:tcW w:w="2400" w:type="dxa"/>
+            <w:tcBorders>
+              <w:top w:val="single" w:sz="4" w:space="0" w:color="D9D9D9"/>
+              <w:left w:val="single" w:sz="4" w:space="0" w:color="D9D9D9"/>
+              <w:bottom w:val="single" w:sz="4" w:space="0" w:color="D9D9D9"/>
+              <w:right w:val="single" w:sz="4" w:space="0" w:color="D9D9D9"/>
+            </w:tcBorders>
+            <w:shd w:val="clear" w:color="auto" w:fill="E9EFF4"/>
+          </w:tcPr>
+          <w:p>
+            <w:pPr>
+              <w:spacing w:after="80"/>
+            </w:pPr>
+            <w:r>
+              <w:rPr>
+                <w:sz w:val="18"/>
+              </w:rPr>
+              <w:t>Registry group</w:t>
+            </w:r>
+          </w:p>
+        </w:tc>
+      </w:tr>
+      <w:tr>
+        <w:tc>
+          <w:tcPr>
+            <w:tcW w:w="2400" w:type="dxa"/>
+            <w:tcBorders>
+              <w:top w:val="single" w:sz="4" w:space="0" w:color="D9D9D9"/>
+              <w:left w:val="single" w:sz="4" w:space="0" w:color="D9D9D9"/>
+              <w:bottom w:val="single" w:sz="4" w:space="0" w:color="D9D9D9"/>
+              <w:right w:val="single" w:sz="4" w:space="0" w:color="D9D9D9"/>
+            </w:tcBorders>
+            <w:shd w:val="clear" w:color="auto" w:fill="FFFFFF"/>
+          </w:tcPr>
+          <w:p>
+            <w:pPr>
+              <w:spacing w:after="80"/>
+            </w:pPr>
+            <w:r>
+              <w:rPr>
+                <w:sz w:val="18"/>
+              </w:rPr>
+              <w:t>132189102</w:t>
+            </w:r>
+          </w:p>
+        </w:tc>
+        <w:tc>
+          <w:tcPr>
+            <w:tcW w:w="2400" w:type="dxa"/>
+            <w:tcBorders>
+              <w:top w:val="single" w:sz="4" w:space="0" w:color="D9D9D9"/>
+              <w:left w:val="single" w:sz="4" w:space="0" w:color="D9D9D9"/>
+              <w:bottom w:val="single" w:sz="4" w:space="0" w:color="D9D9D9"/>
+              <w:right w:val="single" w:sz="4" w:space="0" w:color="D9D9D9"/>
+            </w:tcBorders>
+            <w:shd w:val="clear" w:color="auto" w:fill="FFFFFF"/>
+          </w:tcPr>
+          <w:p>
+            <w:pPr>
+              <w:spacing w:after="80"/>
+            </w:pPr>
+            <w:r>
+              <w:rPr>
+                <w:sz w:val="18"/>
+              </w:rPr>
+              <w:t>1,400</w:t>
+            </w:r>
+          </w:p>
+        </w:tc>
+        <w:tc>
+          <w:tcPr>
+            <w:tcW w:w="2400" w:type="dxa"/>
+            <w:tcBorders>
+              <w:top w:val="single" w:sz="4" w:space="0" w:color="D9D9D9"/>
+              <w:left w:val="single" w:sz="4" w:space="0" w:color="D9D9D9"/>
+              <w:bottom w:val="single" w:sz="4" w:space="0" w:color="D9D9D9"/>
+              <w:right w:val="single" w:sz="4" w:space="0" w:color="D9D9D9"/>
+            </w:tcBorders>
+            <w:shd w:val="clear" w:color="auto" w:fill="FFFFFF"/>
+          </w:tcPr>
+          <w:p>
+            <w:pPr>
+              <w:spacing w:after="80"/>
+            </w:pPr>
+            <w:r>
+              <w:rPr>
+                <w:sz w:val="18"/>
+              </w:rPr>
+              <w:t>San Paolo</w:t>
+            </w:r>
+          </w:p>
+        </w:tc>
+        <w:tc>
+          <w:tcPr>
+            <w:tcW w:w="2400" w:type="dxa"/>
+            <w:tcBorders>
+              <w:top w:val="single" w:sz="4" w:space="0" w:color="D9D9D9"/>
+              <w:left w:val="single" w:sz="4" w:space="0" w:color="D9D9D9"/>
+              <w:bottom w:val="single" w:sz="4" w:space="0" w:color="D9D9D9"/>
+              <w:right w:val="single" w:sz="4" w:space="0" w:color="D9D9D9"/>
+            </w:tcBorders>
+            <w:shd w:val="clear" w:color="auto" w:fill="FFFFFF"/>
+          </w:tcPr>
+          <w:p>
+            <w:pPr>
+              <w:spacing w:after="80"/>
+            </w:pPr>
+            <w:r>
+              <w:rPr>
+                <w:sz w:val="18"/>
+              </w:rPr>
+              <w:t>primary</w:t>
+            </w:r>
+          </w:p>
+        </w:tc>
+      </w:tr>
+      <w:tr>
+        <w:tc>
+          <w:tcPr>
+            <w:tcW w:w="2400" w:type="dxa"/>
+            <w:tcBorders>
+              <w:top w:val="single" w:sz="4" w:space="0" w:color="D9D9D9"/>
+              <w:left w:val="single" w:sz="4" w:space="0" w:color="D9D9D9"/>
+              <w:bottom w:val="single" w:sz="4" w:space="0" w:color="D9D9D9"/>
+              <w:right w:val="single" w:sz="4" w:space="0" w:color="D9D9D9"/>
+            </w:tcBorders>
+            <w:shd w:val="clear" w:color="auto" w:fill="F6F8FA"/>
+          </w:tcPr>
+          <w:p>
+            <w:pPr>
+              <w:spacing w:after="80"/>
+            </w:pPr>
+            <w:r>
+              <w:rPr>
+                <w:sz w:val="18"/>
+              </w:rPr>
+              <w:t>133410334</w:t>
+            </w:r>
+          </w:p>
+        </w:tc>
+        <w:tc>
+          <w:tcPr>
+            <w:tcW w:w="2400" w:type="dxa"/>
+            <w:tcBorders>
+              <w:top w:val="single" w:sz="4" w:space="0" w:color="D9D9D9"/>
+              <w:left w:val="single" w:sz="4" w:space="0" w:color="D9D9D9"/>
+              <w:bottom w:val="single" w:sz="4" w:space="0" w:color="D9D9D9"/>
+              <w:right w:val="single" w:sz="4" w:space="0" w:color="D9D9D9"/>
+            </w:tcBorders>
+            <w:shd w:val="clear" w:color="auto" w:fill="F6F8FA"/>
+          </w:tcPr>
+          <w:p>
+            <w:pPr>
+              <w:spacing w:after="80"/>
+            </w:pPr>
+            <w:r>
+              <w:rPr>
+                <w:sz w:val="18"/>
+              </w:rPr>
+              <w:t>790</w:t>
+            </w:r>
+          </w:p>
+        </w:tc>
+        <w:tc>
+          <w:tcPr>
+            <w:tcW w:w="2400" w:type="dxa"/>
+            <w:tcBorders>
+              <w:top w:val="single" w:sz="4" w:space="0" w:color="D9D9D9"/>
+              <w:left w:val="single" w:sz="4" w:space="0" w:color="D9D9D9"/>
+              <w:bottom w:val="single" w:sz="4" w:space="0" w:color="D9D9D9"/>
+              <w:right w:val="single" w:sz="4" w:space="0" w:color="D9D9D9"/>
+            </w:tcBorders>
+            <w:shd w:val="clear" w:color="auto" w:fill="F6F8FA"/>
+          </w:tcPr>
+          <w:p>
+            <w:pPr>
+              <w:spacing w:after="80"/>
+            </w:pPr>
+            <w:r>
+              <w:rPr>
+                <w:sz w:val="18"/>
+              </w:rPr>
+              <w:t>Not recorded</w:t>
+            </w:r>
+          </w:p>
+        </w:tc>
+        <w:tc>
+          <w:tcPr>
+            <w:tcW w:w="2400" w:type="dxa"/>
+            <w:tcBorders>
+              <w:top w:val="single" w:sz="4" w:space="0" w:color="D9D9D9"/>
+              <w:left w:val="single" w:sz="4" w:space="0" w:color="D9D9D9"/>
+              <w:bottom w:val="single" w:sz="4" w:space="0" w:color="D9D9D9"/>
+              <w:right w:val="single" w:sz="4" w:space="0" w:color="D9D9D9"/>
+            </w:tcBorders>
+            <w:shd w:val="clear" w:color="auto" w:fill="F6F8FA"/>
+          </w:tcPr>
+          <w:p>
+            <w:pPr>
+              <w:spacing w:after="80"/>
+            </w:pPr>
+            <w:r>
+              <w:rPr>
+                <w:sz w:val="18"/>
+              </w:rPr>
+              <w:t>temporary</w:t>
+            </w:r>
+          </w:p>
+        </w:tc>
+      </w:tr>
+      <w:tr>
+        <w:tc>
+          <w:tcPr>
+            <w:tcW w:w="2400" w:type="dxa"/>
+            <w:tcBorders>
+              <w:top w:val="single" w:sz="4" w:space="0" w:color="D9D9D9"/>
+              <w:left w:val="single" w:sz="4" w:space="0" w:color="D9D9D9"/>
+              <w:bottom w:val="single" w:sz="4" w:space="0" w:color="D9D9D9"/>
+              <w:right w:val="single" w:sz="4" w:space="0" w:color="D9D9D9"/>
+            </w:tcBorders>
+            <w:shd w:val="clear" w:color="auto" w:fill="FFFFFF"/>
+          </w:tcPr>
+          <w:p>
+            <w:pPr>
+              <w:spacing w:after="80"/>
+            </w:pPr>
+            <w:r>
+              <w:rPr>
+                <w:sz w:val="18"/>
+              </w:rPr>
+              <w:t>132644842</w:t>
+            </w:r>
+          </w:p>
+        </w:tc>
+        <w:tc>
+          <w:tcPr>
+            <w:tcW w:w="2400" w:type="dxa"/>
+            <w:tcBorders>
+              <w:top w:val="single" w:sz="4" w:space="0" w:color="D9D9D9"/>
+              <w:left w:val="single" w:sz="4" w:space="0" w:color="D9D9D9"/>
+              <w:bottom w:val="single" w:sz="4" w:space="0" w:color="D9D9D9"/>
+              <w:right w:val="single" w:sz="4" w:space="0" w:color="D9D9D9"/>
+            </w:tcBorders>
+            <w:shd w:val="clear" w:color="auto" w:fill="FFFFFF"/>
+          </w:tcPr>
+          <w:p>
+            <w:pPr>
+              <w:spacing w:after="80"/>
+            </w:pPr>
+            <w:r>
+              <w:rPr>
+                <w:sz w:val="18"/>
+              </w:rPr>
+              <w:t>850</w:t>
+            </w:r>
+          </w:p>
+        </w:tc>
+        <w:tc>
+          <w:tcPr>
+            <w:tcW w:w="2400" w:type="dxa"/>
+            <w:tcBorders>
+              <w:top w:val="single" w:sz="4" w:space="0" w:color="D9D9D9"/>
+              <w:left w:val="single" w:sz="4" w:space="0" w:color="D9D9D9"/>
+              <w:bottom w:val="single" w:sz="4" w:space="0" w:color="D9D9D9"/>
+              <w:right w:val="single" w:sz="4" w:space="0" w:color="D9D9D9"/>
+            </w:tcBorders>
+            <w:shd w:val="clear" w:color="auto" w:fill="FFFFFF"/>
+          </w:tcPr>
+          <w:p>
+            <w:pPr>
+              <w:spacing w:after="80"/>
+            </w:pPr>
+            <w:r>
+              <w:rPr>
+                <w:sz w:val="18"/>
+              </w:rPr>
+              <w:t>Canovine</w:t>
+            </w:r>
+          </w:p>
+        </w:tc>
+        <w:tc>
+          <w:tcPr>
+            <w:tcW w:w="2400" w:type="dxa"/>
+            <w:tcBorders>
+              <w:top w:val="single" w:sz="4" w:space="0" w:color="D9D9D9"/>
+              <w:left w:val="single" w:sz="4" w:space="0" w:color="D9D9D9"/>
+              <w:bottom w:val="single" w:sz="4" w:space="0" w:color="D9D9D9"/>
+              <w:right w:val="single" w:sz="4" w:space="0" w:color="D9D9D9"/>
+            </w:tcBorders>
+            <w:shd w:val="clear" w:color="auto" w:fill="FFFFFF"/>
+          </w:tcPr>
+          <w:p>
+            <w:pPr>
+              <w:spacing w:after="80"/>
+            </w:pPr>
+            <w:r>
+              <w:rPr>
+                <w:sz w:val="18"/>
+              </w:rPr>
+              <w:t>primary</w:t>
+            </w:r>
+          </w:p>
+        </w:tc>
+      </w:tr>
+      <w:tr>
+        <w:tc>
+          <w:tcPr>
+            <w:tcW w:w="2400" w:type="dxa"/>
+            <w:tcBorders>
+              <w:top w:val="single" w:sz="4" w:space="0" w:color="D9D9D9"/>
+              <w:left w:val="single" w:sz="4" w:space="0" w:color="D9D9D9"/>
+              <w:bottom w:val="single" w:sz="4" w:space="0" w:color="D9D9D9"/>
+              <w:right w:val="single" w:sz="4" w:space="0" w:color="D9D9D9"/>
+            </w:tcBorders>
+            <w:shd w:val="clear" w:color="auto" w:fill="F6F8FA"/>
+          </w:tcPr>
+          <w:p>
+            <w:pPr>
+              <w:spacing w:after="80"/>
+            </w:pPr>
+            <w:r>
+              <w:rPr>
+                <w:sz w:val="18"/>
+              </w:rPr>
+              <w:t>70888294</w:t>
+            </w:r>
+          </w:p>
+        </w:tc>
+        <w:tc>
+          <w:tcPr>
+            <w:tcW w:w="2400" w:type="dxa"/>
+            <w:tcBorders>
+              <w:top w:val="single" w:sz="4" w:space="0" w:color="D9D9D9"/>
+              <w:left w:val="single" w:sz="4" w:space="0" w:color="D9D9D9"/>
+              <w:bottom w:val="single" w:sz="4" w:space="0" w:color="D9D9D9"/>
+              <w:right w:val="single" w:sz="4" w:space="0" w:color="D9D9D9"/>
+            </w:tcBorders>
+            <w:shd w:val="clear" w:color="auto" w:fill="F6F8FA"/>
+          </w:tcPr>
+          <w:p>
+            <w:pPr>
+              <w:spacing w:after="80"/>
+            </w:pPr>
+            <w:r>
+              <w:rPr>
+                <w:sz w:val="18"/>
+              </w:rPr>
+              <w:t>Missing</w:t>
+            </w:r>
+          </w:p>
+        </w:tc>
+        <w:tc>
+          <w:tcPr>
+            <w:tcW w:w="2400" w:type="dxa"/>
+            <w:tcBorders>
+              <w:top w:val="single" w:sz="4" w:space="0" w:color="D9D9D9"/>
+              <w:left w:val="single" w:sz="4" w:space="0" w:color="D9D9D9"/>
+              <w:bottom w:val="single" w:sz="4" w:space="0" w:color="D9D9D9"/>
+              <w:right w:val="single" w:sz="4" w:space="0" w:color="D9D9D9"/>
+            </w:tcBorders>
+            <w:shd w:val="clear" w:color="auto" w:fill="F6F8FA"/>
+          </w:tcPr>
+          <w:p>
+            <w:pPr>
+              <w:spacing w:after="80"/>
+            </w:pPr>
+            <w:r>
+              <w:rPr>
+                <w:sz w:val="18"/>
+              </w:rPr>
+              <w:t>Not recorded</w:t>
+            </w:r>
+          </w:p>
+        </w:tc>
+        <w:tc>
+          <w:tcPr>
+            <w:tcW w:w="2400" w:type="dxa"/>
+            <w:tcBorders>
+              <w:top w:val="single" w:sz="4" w:space="0" w:color="D9D9D9"/>
+              <w:left w:val="single" w:sz="4" w:space="0" w:color="D9D9D9"/>
+              <w:bottom w:val="single" w:sz="4" w:space="0" w:color="D9D9D9"/>
+              <w:right w:val="single" w:sz="4" w:space="0" w:color="D9D9D9"/>
+            </w:tcBorders>
+            <w:shd w:val="clear" w:color="auto" w:fill="F6F8FA"/>
+          </w:tcPr>
+          <w:p>
+            <w:pPr>
+              <w:spacing w:after="80"/>
+            </w:pPr>
+            <w:r>
+              <w:rPr>
+                <w:sz w:val="18"/>
+              </w:rPr>
+              <w:t>excluded</w:t>
+            </w:r>
+          </w:p>
+        </w:tc>
+      </w:tr>
+      <w:tr>
+        <w:tc>
+          <w:tcPr>
+            <w:tcW w:w="2400" w:type="dxa"/>
+            <w:tcBorders>
+              <w:top w:val="single" w:sz="4" w:space="0" w:color="D9D9D9"/>
+              <w:left w:val="single" w:sz="4" w:space="0" w:color="D9D9D9"/>
+              <w:bottom w:val="single" w:sz="4" w:space="0" w:color="D9D9D9"/>
+              <w:right w:val="single" w:sz="4" w:space="0" w:color="D9D9D9"/>
+            </w:tcBorders>
+            <w:shd w:val="clear" w:color="auto" w:fill="FFFFFF"/>
+          </w:tcPr>
+          <w:p>
+            <w:pPr>
+              <w:spacing w:after="80"/>
+            </w:pPr>
+            <w:r>
+              <w:rPr>
+                <w:sz w:val="18"/>
+              </w:rPr>
+              <w:t>80219117</w:t>
+            </w:r>
+          </w:p>
+        </w:tc>
+        <w:tc>
+          <w:tcPr>
+            <w:tcW w:w="2400" w:type="dxa"/>
+            <w:tcBorders>
+              <w:top w:val="single" w:sz="4" w:space="0" w:color="D9D9D9"/>
+              <w:left w:val="single" w:sz="4" w:space="0" w:color="D9D9D9"/>
+              <w:bottom w:val="single" w:sz="4" w:space="0" w:color="D9D9D9"/>
+              <w:right w:val="single" w:sz="4" w:space="0" w:color="D9D9D9"/>
+            </w:tcBorders>
+            <w:shd w:val="clear" w:color="auto" w:fill="FFFFFF"/>
+          </w:tcPr>
+          <w:p>
+            <w:pPr>
+              <w:spacing w:after="80"/>
+            </w:pPr>
+            <w:r>
+              <w:rPr>
+                <w:sz w:val="18"/>
+              </w:rPr>
+              <w:t>1,000</w:t>
+            </w:r>
+          </w:p>
+        </w:tc>
+        <w:tc>
+          <w:tcPr>
+            <w:tcW w:w="2400" w:type="dxa"/>
+            <w:tcBorders>
+              <w:top w:val="single" w:sz="4" w:space="0" w:color="D9D9D9"/>
+              <w:left w:val="single" w:sz="4" w:space="0" w:color="D9D9D9"/>
+              <w:bottom w:val="single" w:sz="4" w:space="0" w:color="D9D9D9"/>
+              <w:right w:val="single" w:sz="4" w:space="0" w:color="D9D9D9"/>
+            </w:tcBorders>
+            <w:shd w:val="clear" w:color="auto" w:fill="FFFFFF"/>
+          </w:tcPr>
+          <w:p>
+            <w:pPr>
+              <w:spacing w:after="80"/>
+            </w:pPr>
+            <w:r>
+              <w:rPr>
+                <w:sz w:val="18"/>
+              </w:rPr>
+              <w:t>Not recorded</w:t>
+            </w:r>
+          </w:p>
+        </w:tc>
+        <w:tc>
+          <w:tcPr>
+            <w:tcW w:w="2400" w:type="dxa"/>
+            <w:tcBorders>
+              <w:top w:val="single" w:sz="4" w:space="0" w:color="D9D9D9"/>
+              <w:left w:val="single" w:sz="4" w:space="0" w:color="D9D9D9"/>
+              <w:bottom w:val="single" w:sz="4" w:space="0" w:color="D9D9D9"/>
+              <w:right w:val="single" w:sz="4" w:space="0" w:color="D9D9D9"/>
+            </w:tcBorders>
+            <w:shd w:val="clear" w:color="auto" w:fill="FFFFFF"/>
+          </w:tcPr>
+          <w:p>
+            <w:pPr>
+              <w:spacing w:after="80"/>
+            </w:pPr>
+            <w:r>
+              <w:rPr>
+                <w:sz w:val="18"/>
+              </w:rPr>
+              <w:t>excluded</w:t>
+            </w:r>
+          </w:p>
+        </w:tc>
+      </w:tr>
+      <w:tr>
+        <w:tc>
+          <w:tcPr>
+            <w:tcW w:w="2400" w:type="dxa"/>
+            <w:tcBorders>
+              <w:top w:val="single" w:sz="4" w:space="0" w:color="D9D9D9"/>
+              <w:left w:val="single" w:sz="4" w:space="0" w:color="D9D9D9"/>
+              <w:bottom w:val="single" w:sz="4" w:space="0" w:color="D9D9D9"/>
+              <w:right w:val="single" w:sz="4" w:space="0" w:color="D9D9D9"/>
+            </w:tcBorders>
+            <w:shd w:val="clear" w:color="auto" w:fill="F6F8FA"/>
+          </w:tcPr>
+          <w:p>
+            <w:pPr>
+              <w:spacing w:after="80"/>
+            </w:pPr>
+            <w:r>
+              <w:rPr>
+                <w:sz w:val="18"/>
+              </w:rPr>
+              <w:t>130803940</w:t>
+            </w:r>
+          </w:p>
+        </w:tc>
+        <w:tc>
+          <w:tcPr>
+            <w:tcW w:w="2400" w:type="dxa"/>
+            <w:tcBorders>
+              <w:top w:val="single" w:sz="4" w:space="0" w:color="D9D9D9"/>
+              <w:left w:val="single" w:sz="4" w:space="0" w:color="D9D9D9"/>
+              <w:bottom w:val="single" w:sz="4" w:space="0" w:color="D9D9D9"/>
+              <w:right w:val="single" w:sz="4" w:space="0" w:color="D9D9D9"/>
+            </w:tcBorders>
+            <w:shd w:val="clear" w:color="auto" w:fill="F6F8FA"/>
+          </w:tcPr>
+          <w:p>
+            <w:pPr>
+              <w:spacing w:after="80"/>
+            </w:pPr>
+            <w:r>
+              <w:rPr>
+                <w:sz w:val="18"/>
+              </w:rPr>
+              <w:t>1,200</w:t>
+            </w:r>
+          </w:p>
+        </w:tc>
+        <w:tc>
+          <w:tcPr>
+            <w:tcW w:w="2400" w:type="dxa"/>
+            <w:tcBorders>
+              <w:top w:val="single" w:sz="4" w:space="0" w:color="D9D9D9"/>
+              <w:left w:val="single" w:sz="4" w:space="0" w:color="D9D9D9"/>
+              <w:bottom w:val="single" w:sz="4" w:space="0" w:color="D9D9D9"/>
+              <w:right w:val="single" w:sz="4" w:space="0" w:color="D9D9D9"/>
+            </w:tcBorders>
+            <w:shd w:val="clear" w:color="auto" w:fill="F6F8FA"/>
+          </w:tcPr>
+          <w:p>
+            <w:pPr>
+              <w:spacing w:after="80"/>
+            </w:pPr>
+            <w:r>
+              <w:rPr>
+                <w:sz w:val="18"/>
+              </w:rPr>
+              <w:t>Not recorded</w:t>
+            </w:r>
+          </w:p>
+        </w:tc>
+        <w:tc>
+          <w:tcPr>
+            <w:tcW w:w="2400" w:type="dxa"/>
+            <w:tcBorders>
+              <w:top w:val="single" w:sz="4" w:space="0" w:color="D9D9D9"/>
+              <w:left w:val="single" w:sz="4" w:space="0" w:color="D9D9D9"/>
+              <w:bottom w:val="single" w:sz="4" w:space="0" w:color="D9D9D9"/>
+              <w:right w:val="single" w:sz="4" w:space="0" w:color="D9D9D9"/>
+            </w:tcBorders>
+            <w:shd w:val="clear" w:color="auto" w:fill="F6F8FA"/>
+          </w:tcPr>
+          <w:p>
+            <w:pPr>
+              <w:spacing w:after="80"/>
+            </w:pPr>
+            <w:r>
+              <w:rPr>
+                <w:sz w:val="18"/>
+              </w:rPr>
+              <w:t>excluded</w:t>
+            </w:r>
+          </w:p>
+        </w:tc>
+      </w:tr>
+      <w:tr>
+        <w:tc>
+          <w:tcPr>
+            <w:tcW w:w="2400" w:type="dxa"/>
+            <w:tcBorders>
+              <w:top w:val="single" w:sz="4" w:space="0" w:color="D9D9D9"/>
+              <w:left w:val="single" w:sz="4" w:space="0" w:color="D9D9D9"/>
+              <w:bottom w:val="single" w:sz="4" w:space="0" w:color="D9D9D9"/>
+              <w:right w:val="single" w:sz="4" w:space="0" w:color="D9D9D9"/>
+            </w:tcBorders>
+            <w:shd w:val="clear" w:color="auto" w:fill="FFFFFF"/>
+          </w:tcPr>
+          <w:p>
+            <w:pPr>
+              <w:spacing w:after="80"/>
+            </w:pPr>
+            <w:r>
+              <w:rPr>
+                <w:sz w:val="18"/>
+              </w:rPr>
+              <w:t>132502222</w:t>
+            </w:r>
+          </w:p>
+        </w:tc>
+        <w:tc>
+          <w:tcPr>
+            <w:tcW w:w="2400" w:type="dxa"/>
+            <w:tcBorders>
+              <w:top w:val="single" w:sz="4" w:space="0" w:color="D9D9D9"/>
+              <w:left w:val="single" w:sz="4" w:space="0" w:color="D9D9D9"/>
+              <w:bottom w:val="single" w:sz="4" w:space="0" w:color="D9D9D9"/>
+              <w:right w:val="single" w:sz="4" w:space="0" w:color="D9D9D9"/>
+            </w:tcBorders>
+            <w:shd w:val="clear" w:color="auto" w:fill="FFFFFF"/>
+          </w:tcPr>
+          <w:p>
+            <w:pPr>
+              <w:spacing w:after="80"/>
+            </w:pPr>
+            <w:r>
+              <w:rPr>
+                <w:sz w:val="18"/>
+              </w:rPr>
+              <w:t>1,000</w:t>
+            </w:r>
+          </w:p>
+        </w:tc>
+        <w:tc>
+          <w:tcPr>
+            <w:tcW w:w="2400" w:type="dxa"/>
+            <w:tcBorders>
+              <w:top w:val="single" w:sz="4" w:space="0" w:color="D9D9D9"/>
+              <w:left w:val="single" w:sz="4" w:space="0" w:color="D9D9D9"/>
+              <w:bottom w:val="single" w:sz="4" w:space="0" w:color="D9D9D9"/>
+              <w:right w:val="single" w:sz="4" w:space="0" w:color="D9D9D9"/>
+            </w:tcBorders>
+            <w:shd w:val="clear" w:color="auto" w:fill="FFFFFF"/>
+          </w:tcPr>
+          <w:p>
+            <w:pPr>
+              <w:spacing w:after="80"/>
+            </w:pPr>
+            <w:r>
+              <w:rPr>
+                <w:sz w:val="18"/>
+              </w:rPr>
+              <w:t>Not recorded</w:t>
+            </w:r>
+          </w:p>
+        </w:tc>
+        <w:tc>
+          <w:tcPr>
+            <w:tcW w:w="2400" w:type="dxa"/>
+            <w:tcBorders>
+              <w:top w:val="single" w:sz="4" w:space="0" w:color="D9D9D9"/>
+              <w:left w:val="single" w:sz="4" w:space="0" w:color="D9D9D9"/>
+              <w:bottom w:val="single" w:sz="4" w:space="0" w:color="D9D9D9"/>
+              <w:right w:val="single" w:sz="4" w:space="0" w:color="D9D9D9"/>
+            </w:tcBorders>
+            <w:shd w:val="clear" w:color="auto" w:fill="FFFFFF"/>
+          </w:tcPr>
+          <w:p>
+            <w:pPr>
+              <w:spacing w:after="80"/>
+            </w:pPr>
+            <w:r>
+              <w:rPr>
+                <w:sz w:val="18"/>
+              </w:rPr>
+              <w:t>excluded</w:t>
+            </w:r>
+          </w:p>
+        </w:tc>
+      </w:tr>
+      <w:tr>
+        <w:tc>
+          <w:tcPr>
+            <w:tcW w:w="2400" w:type="dxa"/>
+            <w:tcBorders>
+              <w:top w:val="single" w:sz="4" w:space="0" w:color="D9D9D9"/>
+              <w:left w:val="single" w:sz="4" w:space="0" w:color="D9D9D9"/>
+              <w:bottom w:val="single" w:sz="4" w:space="0" w:color="D9D9D9"/>
+              <w:right w:val="single" w:sz="4" w:space="0" w:color="D9D9D9"/>
+            </w:tcBorders>
+            <w:shd w:val="clear" w:color="auto" w:fill="F6F8FA"/>
+          </w:tcPr>
+          <w:p>
+            <w:pPr>
+              <w:spacing w:after="80"/>
+            </w:pPr>
+            <w:r>
+              <w:rPr>
+                <w:sz w:val="18"/>
+              </w:rPr>
+              <w:t>133336888</w:t>
+            </w:r>
+          </w:p>
+        </w:tc>
+        <w:tc>
+          <w:tcPr>
+            <w:tcW w:w="2400" w:type="dxa"/>
+            <w:tcBorders>
+              <w:top w:val="single" w:sz="4" w:space="0" w:color="D9D9D9"/>
+              <w:left w:val="single" w:sz="4" w:space="0" w:color="D9D9D9"/>
+              <w:bottom w:val="single" w:sz="4" w:space="0" w:color="D9D9D9"/>
+              <w:right w:val="single" w:sz="4" w:space="0" w:color="D9D9D9"/>
+            </w:tcBorders>
+            <w:shd w:val="clear" w:color="auto" w:fill="F6F8FA"/>
+          </w:tcPr>
+          <w:p>
+            <w:pPr>
+              <w:spacing w:after="80"/>
+            </w:pPr>
+            <w:r>
+              <w:rPr>
+                <w:sz w:val="18"/>
+              </w:rPr>
+              <w:t>750</w:t>
+            </w:r>
+          </w:p>
+        </w:tc>
+        <w:tc>
+          <w:tcPr>
+            <w:tcW w:w="2400" w:type="dxa"/>
+            <w:tcBorders>
+              <w:top w:val="single" w:sz="4" w:space="0" w:color="D9D9D9"/>
+              <w:left w:val="single" w:sz="4" w:space="0" w:color="D9D9D9"/>
+              <w:bottom w:val="single" w:sz="4" w:space="0" w:color="D9D9D9"/>
+              <w:right w:val="single" w:sz="4" w:space="0" w:color="D9D9D9"/>
+            </w:tcBorders>
+            <w:shd w:val="clear" w:color="auto" w:fill="F6F8FA"/>
+          </w:tcPr>
+          <w:p>
+            <w:pPr>
+              <w:spacing w:after="80"/>
+            </w:pPr>
+            <w:r>
+              <w:rPr>
+                <w:sz w:val="18"/>
+              </w:rPr>
+              <w:t>Canovine</w:t>
+            </w:r>
+          </w:p>
+        </w:tc>
+        <w:tc>
+          <w:tcPr>
+            <w:tcW w:w="2400" w:type="dxa"/>
+            <w:tcBorders>
+              <w:top w:val="single" w:sz="4" w:space="0" w:color="D9D9D9"/>
+              <w:left w:val="single" w:sz="4" w:space="0" w:color="D9D9D9"/>
+              <w:bottom w:val="single" w:sz="4" w:space="0" w:color="D9D9D9"/>
+              <w:right w:val="single" w:sz="4" w:space="0" w:color="D9D9D9"/>
+            </w:tcBorders>
+            <w:shd w:val="clear" w:color="auto" w:fill="F6F8FA"/>
+          </w:tcPr>
+          <w:p>
+            <w:pPr>
+              <w:spacing w:after="80"/>
+            </w:pPr>
+            <w:r>
+              <w:rPr>
+                <w:sz w:val="18"/>
+              </w:rPr>
+              <w:t>primary</w:t>
+            </w:r>
+          </w:p>
+        </w:tc>
+      </w:tr>
+      <w:tr>
+        <w:tc>
+          <w:tcPr>
+            <w:tcW w:w="2400" w:type="dxa"/>
+            <w:tcBorders>
+              <w:top w:val="single" w:sz="4" w:space="0" w:color="D9D9D9"/>
+              <w:left w:val="single" w:sz="4" w:space="0" w:color="D9D9D9"/>
+              <w:bottom w:val="single" w:sz="4" w:space="0" w:color="D9D9D9"/>
+              <w:right w:val="single" w:sz="4" w:space="0" w:color="D9D9D9"/>
+            </w:tcBorders>
+            <w:shd w:val="clear" w:color="auto" w:fill="FFFFFF"/>
+          </w:tcPr>
+          <w:p>
+            <w:pPr>
+              <w:spacing w:after="80"/>
+            </w:pPr>
+            <w:r>
+              <w:rPr>
+                <w:sz w:val="18"/>
+              </w:rPr>
+              <w:t>129790224</w:t>
+            </w:r>
+          </w:p>
+        </w:tc>
+        <w:tc>
+          <w:tcPr>
+            <w:tcW w:w="2400" w:type="dxa"/>
+            <w:tcBorders>
+              <w:top w:val="single" w:sz="4" w:space="0" w:color="D9D9D9"/>
+              <w:left w:val="single" w:sz="4" w:space="0" w:color="D9D9D9"/>
+              <w:bottom w:val="single" w:sz="4" w:space="0" w:color="D9D9D9"/>
+              <w:right w:val="single" w:sz="4" w:space="0" w:color="D9D9D9"/>
+            </w:tcBorders>
+            <w:shd w:val="clear" w:color="auto" w:fill="FFFFFF"/>
+          </w:tcPr>
+          <w:p>
+            <w:pPr>
+              <w:spacing w:after="80"/>
+            </w:pPr>
+            <w:r>
+              <w:rPr>
+                <w:sz w:val="18"/>
+              </w:rPr>
+              <w:t>900</w:t>
+            </w:r>
+          </w:p>
+        </w:tc>
+        <w:tc>
+          <w:tcPr>
+            <w:tcW w:w="2400" w:type="dxa"/>
+            <w:tcBorders>
+              <w:top w:val="single" w:sz="4" w:space="0" w:color="D9D9D9"/>
+              <w:left w:val="single" w:sz="4" w:space="0" w:color="D9D9D9"/>
+              <w:bottom w:val="single" w:sz="4" w:space="0" w:color="D9D9D9"/>
+              <w:right w:val="single" w:sz="4" w:space="0" w:color="D9D9D9"/>
+            </w:tcBorders>
+            <w:shd w:val="clear" w:color="auto" w:fill="FFFFFF"/>
+          </w:tcPr>
+          <w:p>
+            <w:pPr>
+              <w:spacing w:after="80"/>
+            </w:pPr>
+            <w:r>
+              <w:rPr>
+                <w:sz w:val="18"/>
+              </w:rPr>
+              <w:t>Not recorded</w:t>
+            </w:r>
+          </w:p>
+        </w:tc>
+        <w:tc>
+          <w:tcPr>
+            <w:tcW w:w="2400" w:type="dxa"/>
+            <w:tcBorders>
+              <w:top w:val="single" w:sz="4" w:space="0" w:color="D9D9D9"/>
+              <w:left w:val="single" w:sz="4" w:space="0" w:color="D9D9D9"/>
+              <w:bottom w:val="single" w:sz="4" w:space="0" w:color="D9D9D9"/>
+              <w:right w:val="single" w:sz="4" w:space="0" w:color="D9D9D9"/>
+            </w:tcBorders>
+            <w:shd w:val="clear" w:color="auto" w:fill="FFFFFF"/>
+          </w:tcPr>
+          <w:p>
+            <w:pPr>
+              <w:spacing w:after="80"/>
+            </w:pPr>
+            <w:r>
+              <w:rPr>
+                <w:sz w:val="18"/>
+              </w:rPr>
+              <w:t>duration_unknown</w:t>
+            </w:r>
+          </w:p>
+        </w:tc>
+      </w:tr>
+      <w:tr>
+        <w:tc>
+          <w:tcPr>
+            <w:tcW w:w="2400" w:type="dxa"/>
+            <w:tcBorders>
+              <w:top w:val="single" w:sz="4" w:space="0" w:color="D9D9D9"/>
+              <w:left w:val="single" w:sz="4" w:space="0" w:color="D9D9D9"/>
+              <w:bottom w:val="single" w:sz="4" w:space="0" w:color="D9D9D9"/>
+              <w:right w:val="single" w:sz="4" w:space="0" w:color="D9D9D9"/>
+            </w:tcBorders>
+            <w:shd w:val="clear" w:color="auto" w:fill="F6F8FA"/>
+          </w:tcPr>
+          <w:p>
+            <w:pPr>
+              <w:spacing w:after="80"/>
+            </w:pPr>
+            <w:r>
+              <w:rPr>
+                <w:sz w:val="18"/>
+              </w:rPr>
+              <w:t>127707676</w:t>
+            </w:r>
+          </w:p>
+        </w:tc>
+        <w:tc>
+          <w:tcPr>
+            <w:tcW w:w="2400" w:type="dxa"/>
+            <w:tcBorders>
+              <w:top w:val="single" w:sz="4" w:space="0" w:color="D9D9D9"/>
+              <w:left w:val="single" w:sz="4" w:space="0" w:color="D9D9D9"/>
+              <w:bottom w:val="single" w:sz="4" w:space="0" w:color="D9D9D9"/>
+              <w:right w:val="single" w:sz="4" w:space="0" w:color="D9D9D9"/>
+            </w:tcBorders>
+            <w:shd w:val="clear" w:color="auto" w:fill="F6F8FA"/>
+          </w:tcPr>
+          <w:p>
+            <w:pPr>
+              <w:spacing w:after="80"/>
+            </w:pPr>
+            <w:r>
+              <w:rPr>
+                <w:sz w:val="18"/>
+              </w:rPr>
+              <w:t>1,200</w:t>
+            </w:r>
+          </w:p>
+        </w:tc>
+        <w:tc>
+          <w:tcPr>
+            <w:tcW w:w="2400" w:type="dxa"/>
+            <w:tcBorders>
+              <w:top w:val="single" w:sz="4" w:space="0" w:color="D9D9D9"/>
+              <w:left w:val="single" w:sz="4" w:space="0" w:color="D9D9D9"/>
+              <w:bottom w:val="single" w:sz="4" w:space="0" w:color="D9D9D9"/>
+              <w:right w:val="single" w:sz="4" w:space="0" w:color="D9D9D9"/>
+            </w:tcBorders>
+            <w:shd w:val="clear" w:color="auto" w:fill="F6F8FA"/>
+          </w:tcPr>
+          <w:p>
+            <w:pPr>
+              <w:spacing w:after="80"/>
+            </w:pPr>
+            <w:r>
+              <w:rPr>
+                <w:sz w:val="18"/>
+              </w:rPr>
+              <w:t>Not recorded</w:t>
+            </w:r>
+          </w:p>
+        </w:tc>
+        <w:tc>
+          <w:tcPr>
+            <w:tcW w:w="2400" w:type="dxa"/>
+            <w:tcBorders>
+              <w:top w:val="single" w:sz="4" w:space="0" w:color="D9D9D9"/>
+              <w:left w:val="single" w:sz="4" w:space="0" w:color="D9D9D9"/>
+              <w:bottom w:val="single" w:sz="4" w:space="0" w:color="D9D9D9"/>
+              <w:right w:val="single" w:sz="4" w:space="0" w:color="D9D9D9"/>
+            </w:tcBorders>
+            <w:shd w:val="clear" w:color="auto" w:fill="F6F8FA"/>
+          </w:tcPr>
+          <w:p>
+            <w:pPr>
+              <w:spacing w:after="80"/>
+            </w:pPr>
+            <w:r>
+              <w:rPr>
+                <w:sz w:val="18"/>
+              </w:rPr>
+              <w:t>excluded</w:t>
+            </w:r>
+          </w:p>
+        </w:tc>
+      </w:tr>
+      <w:tr>
+        <w:tc>
+          <w:tcPr>
+            <w:tcW w:w="2400" w:type="dxa"/>
+            <w:tcBorders>
+              <w:top w:val="single" w:sz="4" w:space="0" w:color="D9D9D9"/>
+              <w:left w:val="single" w:sz="4" w:space="0" w:color="D9D9D9"/>
+              <w:bottom w:val="single" w:sz="4" w:space="0" w:color="D9D9D9"/>
+              <w:right w:val="single" w:sz="4" w:space="0" w:color="D9D9D9"/>
+            </w:tcBorders>
+            <w:shd w:val="clear" w:color="auto" w:fill="FFFFFF"/>
+          </w:tcPr>
+          <w:p>
+            <w:pPr>
+              <w:spacing w:after="80"/>
+            </w:pPr>
+            <w:r>
+              <w:rPr>
+                <w:sz w:val="18"/>
+              </w:rPr>
+              <w:t>124638879</w:t>
+            </w:r>
+          </w:p>
+        </w:tc>
+        <w:tc>
+          <w:tcPr>
+            <w:tcW w:w="2400" w:type="dxa"/>
+            <w:tcBorders>
+              <w:top w:val="single" w:sz="4" w:space="0" w:color="D9D9D9"/>
+              <w:left w:val="single" w:sz="4" w:space="0" w:color="D9D9D9"/>
+              <w:bottom w:val="single" w:sz="4" w:space="0" w:color="D9D9D9"/>
+              <w:right w:val="single" w:sz="4" w:space="0" w:color="D9D9D9"/>
+            </w:tcBorders>
+            <w:shd w:val="clear" w:color="auto" w:fill="FFFFFF"/>
+          </w:tcPr>
+          <w:p>
+            <w:pPr>
+              <w:spacing w:after="80"/>
+            </w:pPr>
+            <w:r>
+              <w:rPr>
+                <w:sz w:val="18"/>
+              </w:rPr>
+              <w:t>Missing</w:t>
+            </w:r>
+          </w:p>
+        </w:tc>
+        <w:tc>
+          <w:tcPr>
+            <w:tcW w:w="2400" w:type="dxa"/>
+            <w:tcBorders>
+              <w:top w:val="single" w:sz="4" w:space="0" w:color="D9D9D9"/>
+              <w:left w:val="single" w:sz="4" w:space="0" w:color="D9D9D9"/>
+              <w:bottom w:val="single" w:sz="4" w:space="0" w:color="D9D9D9"/>
+              <w:right w:val="single" w:sz="4" w:space="0" w:color="D9D9D9"/>
+            </w:tcBorders>
+            <w:shd w:val="clear" w:color="auto" w:fill="FFFFFF"/>
+          </w:tcPr>
+          <w:p>
+            <w:pPr>
+              <w:spacing w:after="80"/>
+            </w:pPr>
+            <w:r>
+              <w:rPr>
+                <w:sz w:val="18"/>
+              </w:rPr>
+              <w:t>Not recorded</w:t>
+            </w:r>
+          </w:p>
+        </w:tc>
+        <w:tc>
+          <w:tcPr>
+            <w:tcW w:w="2400" w:type="dxa"/>
+            <w:tcBorders>
+              <w:top w:val="single" w:sz="4" w:space="0" w:color="D9D9D9"/>
+              <w:left w:val="single" w:sz="4" w:space="0" w:color="D9D9D9"/>
+              <w:bottom w:val="single" w:sz="4" w:space="0" w:color="D9D9D9"/>
+              <w:right w:val="single" w:sz="4" w:space="0" w:color="D9D9D9"/>
+            </w:tcBorders>
+            <w:shd w:val="clear" w:color="auto" w:fill="FFFFFF"/>
+          </w:tcPr>
+          <w:p>
+            <w:pPr>
+              <w:spacing w:after="80"/>
+            </w:pPr>
+            <w:r>
+              <w:rPr>
+                <w:sz w:val="18"/>
+              </w:rPr>
+              <w:t>excluded</w:t>
+            </w:r>
+          </w:p>
+        </w:tc>
+      </w:tr>
+      <w:tr>
+        <w:tc>
+          <w:tcPr>
+            <w:tcW w:w="2400" w:type="dxa"/>
+            <w:tcBorders>
+              <w:top w:val="single" w:sz="4" w:space="0" w:color="D9D9D9"/>
+              <w:left w:val="single" w:sz="4" w:space="0" w:color="D9D9D9"/>
+              <w:bottom w:val="single" w:sz="4" w:space="0" w:color="D9D9D9"/>
+              <w:right w:val="single" w:sz="4" w:space="0" w:color="D9D9D9"/>
+            </w:tcBorders>
+            <w:shd w:val="clear" w:color="auto" w:fill="F6F8FA"/>
+          </w:tcPr>
+          <w:p>
+            <w:pPr>
+              <w:spacing w:after="80"/>
+            </w:pPr>
+            <w:r>
+              <w:rPr>
+                <w:sz w:val="18"/>
+              </w:rPr>
+              <w:t>133410286</w:t>
+            </w:r>
+          </w:p>
+        </w:tc>
+        <w:tc>
+          <w:tcPr>
+            <w:tcW w:w="2400" w:type="dxa"/>
+            <w:tcBorders>
+              <w:top w:val="single" w:sz="4" w:space="0" w:color="D9D9D9"/>
+              <w:left w:val="single" w:sz="4" w:space="0" w:color="D9D9D9"/>
+              <w:bottom w:val="single" w:sz="4" w:space="0" w:color="D9D9D9"/>
+              <w:right w:val="single" w:sz="4" w:space="0" w:color="D9D9D9"/>
+            </w:tcBorders>
+            <w:shd w:val="clear" w:color="auto" w:fill="F6F8FA"/>
+          </w:tcPr>
+          <w:p>
+            <w:pPr>
+              <w:spacing w:after="80"/>
+            </w:pPr>
+            <w:r>
+              <w:rPr>
+                <w:sz w:val="18"/>
+              </w:rPr>
+              <w:t>Missing</w:t>
+            </w:r>
+          </w:p>
+        </w:tc>
+        <w:tc>
+          <w:tcPr>
+            <w:tcW w:w="2400" w:type="dxa"/>
+            <w:tcBorders>
+              <w:top w:val="single" w:sz="4" w:space="0" w:color="D9D9D9"/>
+              <w:left w:val="single" w:sz="4" w:space="0" w:color="D9D9D9"/>
+              <w:bottom w:val="single" w:sz="4" w:space="0" w:color="D9D9D9"/>
+              <w:right w:val="single" w:sz="4" w:space="0" w:color="D9D9D9"/>
+            </w:tcBorders>
+            <w:shd w:val="clear" w:color="auto" w:fill="F6F8FA"/>
+          </w:tcPr>
+          <w:p>
+            <w:pPr>
+              <w:spacing w:after="80"/>
+            </w:pPr>
+            <w:r>
+              <w:rPr>
+                <w:sz w:val="18"/>
+              </w:rPr>
+              <w:t>Not recorded</w:t>
+            </w:r>
+          </w:p>
+        </w:tc>
+        <w:tc>
+          <w:tcPr>
+            <w:tcW w:w="2400" w:type="dxa"/>
+            <w:tcBorders>
+              <w:top w:val="single" w:sz="4" w:space="0" w:color="D9D9D9"/>
+              <w:left w:val="single" w:sz="4" w:space="0" w:color="D9D9D9"/>
+              <w:bottom w:val="single" w:sz="4" w:space="0" w:color="D9D9D9"/>
+              <w:right w:val="single" w:sz="4" w:space="0" w:color="D9D9D9"/>
+            </w:tcBorders>
+            <w:shd w:val="clear" w:color="auto" w:fill="F6F8FA"/>
+          </w:tcPr>
+          <w:p>
+            <w:pPr>
+              <w:spacing w:after="80"/>
+            </w:pPr>
+            <w:r>
+              <w:rPr>
+                <w:sz w:val="18"/>
+              </w:rPr>
+              <w:t>excluded</w:t>
+            </w:r>
+          </w:p>
+        </w:tc>
+      </w:tr>
+      <w:tr>
+        <w:tc>
+          <w:tcPr>
+            <w:tcW w:w="2400" w:type="dxa"/>
+            <w:tcBorders>
+              <w:top w:val="single" w:sz="4" w:space="0" w:color="D9D9D9"/>
+              <w:left w:val="single" w:sz="4" w:space="0" w:color="D9D9D9"/>
+              <w:bottom w:val="single" w:sz="4" w:space="0" w:color="D9D9D9"/>
+              <w:right w:val="single" w:sz="4" w:space="0" w:color="D9D9D9"/>
+            </w:tcBorders>
+            <w:shd w:val="clear" w:color="auto" w:fill="FFFFFF"/>
+          </w:tcPr>
+          <w:p>
+            <w:pPr>
+              <w:spacing w:after="80"/>
+            </w:pPr>
+            <w:r>
+              <w:rPr>
+                <w:sz w:val="18"/>
+              </w:rPr>
+              <w:t>120078316</w:t>
+            </w:r>
+          </w:p>
+        </w:tc>
+        <w:tc>
+          <w:tcPr>
+            <w:tcW w:w="2400" w:type="dxa"/>
+            <w:tcBorders>
+              <w:top w:val="single" w:sz="4" w:space="0" w:color="D9D9D9"/>
+              <w:left w:val="single" w:sz="4" w:space="0" w:color="D9D9D9"/>
+              <w:bottom w:val="single" w:sz="4" w:space="0" w:color="D9D9D9"/>
+              <w:right w:val="single" w:sz="4" w:space="0" w:color="D9D9D9"/>
+            </w:tcBorders>
+            <w:shd w:val="clear" w:color="auto" w:fill="FFFFFF"/>
+          </w:tcPr>
+          <w:p>
+            <w:pPr>
+              <w:spacing w:after="80"/>
+            </w:pPr>
+            <w:r>
+              <w:rPr>
+                <w:sz w:val="18"/>
+              </w:rPr>
+              <w:t>850</w:t>
+            </w:r>
+          </w:p>
+        </w:tc>
+        <w:tc>
+          <w:tcPr>
+            <w:tcW w:w="2400" w:type="dxa"/>
+            <w:tcBorders>
+              <w:top w:val="single" w:sz="4" w:space="0" w:color="D9D9D9"/>
+              <w:left w:val="single" w:sz="4" w:space="0" w:color="D9D9D9"/>
+              <w:bottom w:val="single" w:sz="4" w:space="0" w:color="D9D9D9"/>
+              <w:right w:val="single" w:sz="4" w:space="0" w:color="D9D9D9"/>
+            </w:tcBorders>
+            <w:shd w:val="clear" w:color="auto" w:fill="FFFFFF"/>
+          </w:tcPr>
+          <w:p>
+            <w:pPr>
+              <w:spacing w:after="80"/>
+            </w:pPr>
+            <w:r>
+              <w:rPr>
+                <w:sz w:val="18"/>
+              </w:rPr>
+              <w:t>Not recorded</w:t>
+            </w:r>
+          </w:p>
+        </w:tc>
+        <w:tc>
+          <w:tcPr>
+            <w:tcW w:w="2400" w:type="dxa"/>
+            <w:tcBorders>
+              <w:top w:val="single" w:sz="4" w:space="0" w:color="D9D9D9"/>
+              <w:left w:val="single" w:sz="4" w:space="0" w:color="D9D9D9"/>
+              <w:bottom w:val="single" w:sz="4" w:space="0" w:color="D9D9D9"/>
+              <w:right w:val="single" w:sz="4" w:space="0" w:color="D9D9D9"/>
+            </w:tcBorders>
+            <w:shd w:val="clear" w:color="auto" w:fill="FFFFFF"/>
+          </w:tcPr>
+          <w:p>
+            <w:pPr>
+              <w:spacing w:after="80"/>
+            </w:pPr>
+            <w:r>
+              <w:rPr>
+                <w:sz w:val="18"/>
+              </w:rPr>
+              <w:t>duration_unknown</w:t>
+            </w:r>
+          </w:p>
+        </w:tc>
+      </w:tr>
+      <w:tr>
+        <w:tc>
+          <w:tcPr>
+            <w:tcW w:w="2400" w:type="dxa"/>
+            <w:tcBorders>
+              <w:top w:val="single" w:sz="4" w:space="0" w:color="D9D9D9"/>
+              <w:left w:val="single" w:sz="4" w:space="0" w:color="D9D9D9"/>
+              <w:bottom w:val="single" w:sz="4" w:space="0" w:color="D9D9D9"/>
+              <w:right w:val="single" w:sz="4" w:space="0" w:color="D9D9D9"/>
+            </w:tcBorders>
+            <w:shd w:val="clear" w:color="auto" w:fill="F6F8FA"/>
+          </w:tcPr>
+          <w:p>
+            <w:pPr>
+              <w:spacing w:after="80"/>
+            </w:pPr>
+            <w:r>
+              <w:rPr>
+                <w:sz w:val="18"/>
+              </w:rPr>
+              <w:t>132219784</w:t>
+            </w:r>
+          </w:p>
+        </w:tc>
+        <w:tc>
+          <w:tcPr>
+            <w:tcW w:w="2400" w:type="dxa"/>
+            <w:tcBorders>
+              <w:top w:val="single" w:sz="4" w:space="0" w:color="D9D9D9"/>
+              <w:left w:val="single" w:sz="4" w:space="0" w:color="D9D9D9"/>
+              <w:bottom w:val="single" w:sz="4" w:space="0" w:color="D9D9D9"/>
+              <w:right w:val="single" w:sz="4" w:space="0" w:color="D9D9D9"/>
+            </w:tcBorders>
+            <w:shd w:val="clear" w:color="auto" w:fill="F6F8FA"/>
+          </w:tcPr>
+          <w:p>
+            <w:pPr>
+              <w:spacing w:after="80"/>
+            </w:pPr>
+            <w:r>
+              <w:rPr>
+                <w:sz w:val="18"/>
+              </w:rPr>
+              <w:t>1,200</w:t>
+            </w:r>
+          </w:p>
+        </w:tc>
+        <w:tc>
+          <w:tcPr>
+            <w:tcW w:w="2400" w:type="dxa"/>
+            <w:tcBorders>
+              <w:top w:val="single" w:sz="4" w:space="0" w:color="D9D9D9"/>
+              <w:left w:val="single" w:sz="4" w:space="0" w:color="D9D9D9"/>
+              <w:bottom w:val="single" w:sz="4" w:space="0" w:color="D9D9D9"/>
+              <w:right w:val="single" w:sz="4" w:space="0" w:color="D9D9D9"/>
+            </w:tcBorders>
+            <w:shd w:val="clear" w:color="auto" w:fill="F6F8FA"/>
+          </w:tcPr>
+          <w:p>
+            <w:pPr>
+              <w:spacing w:after="80"/>
+            </w:pPr>
+            <w:r>
+              <w:rPr>
+                <w:sz w:val="18"/>
+              </w:rPr>
+              <w:t>Centro</w:t>
+            </w:r>
+          </w:p>
+        </w:tc>
+        <w:tc>
+          <w:tcPr>
+            <w:tcW w:w="2400" w:type="dxa"/>
+            <w:tcBorders>
+              <w:top w:val="single" w:sz="4" w:space="0" w:color="D9D9D9"/>
+              <w:left w:val="single" w:sz="4" w:space="0" w:color="D9D9D9"/>
+              <w:bottom w:val="single" w:sz="4" w:space="0" w:color="D9D9D9"/>
+              <w:right w:val="single" w:sz="4" w:space="0" w:color="D9D9D9"/>
+            </w:tcBorders>
+            <w:shd w:val="clear" w:color="auto" w:fill="F6F8FA"/>
+          </w:tcPr>
+          <w:p>
+            <w:pPr>
+              <w:spacing w:after="80"/>
+            </w:pPr>
+            <w:r>
+              <w:rPr>
+                <w:sz w:val="18"/>
+              </w:rPr>
+              <w:t>primary</w:t>
+            </w:r>
+          </w:p>
+        </w:tc>
+      </w:tr>
+      <w:tr>
+        <w:tc>
+          <w:tcPr>
+            <w:tcW w:w="2400" w:type="dxa"/>
+            <w:tcBorders>
+              <w:top w:val="single" w:sz="4" w:space="0" w:color="D9D9D9"/>
+              <w:left w:val="single" w:sz="4" w:space="0" w:color="D9D9D9"/>
+              <w:bottom w:val="single" w:sz="4" w:space="0" w:color="D9D9D9"/>
+              <w:right w:val="single" w:sz="4" w:space="0" w:color="D9D9D9"/>
+            </w:tcBorders>
+            <w:shd w:val="clear" w:color="auto" w:fill="FFFFFF"/>
+          </w:tcPr>
+          <w:p>
+            <w:pPr>
+              <w:spacing w:after="80"/>
+            </w:pPr>
+            <w:r>
+              <w:rPr>
+                <w:sz w:val="18"/>
+              </w:rPr>
+              <w:t>73676006</w:t>
+            </w:r>
+          </w:p>
+        </w:tc>
+        <w:tc>
+          <w:tcPr>
+            <w:tcW w:w="2400" w:type="dxa"/>
+            <w:tcBorders>
+              <w:top w:val="single" w:sz="4" w:space="0" w:color="D9D9D9"/>
+              <w:left w:val="single" w:sz="4" w:space="0" w:color="D9D9D9"/>
+              <w:bottom w:val="single" w:sz="4" w:space="0" w:color="D9D9D9"/>
+              <w:right w:val="single" w:sz="4" w:space="0" w:color="D9D9D9"/>
+            </w:tcBorders>
+            <w:shd w:val="clear" w:color="auto" w:fill="FFFFFF"/>
+          </w:tcPr>
+          <w:p>
+            <w:pPr>
+              <w:spacing w:after="80"/>
+            </w:pPr>
+            <w:r>
+              <w:rPr>
+                <w:sz w:val="18"/>
+              </w:rPr>
+              <w:t>1,200</w:t>
+            </w:r>
+          </w:p>
+        </w:tc>
+        <w:tc>
+          <w:tcPr>
+            <w:tcW w:w="2400" w:type="dxa"/>
+            <w:tcBorders>
+              <w:top w:val="single" w:sz="4" w:space="0" w:color="D9D9D9"/>
+              <w:left w:val="single" w:sz="4" w:space="0" w:color="D9D9D9"/>
+              <w:bottom w:val="single" w:sz="4" w:space="0" w:color="D9D9D9"/>
+              <w:right w:val="single" w:sz="4" w:space="0" w:color="D9D9D9"/>
+            </w:tcBorders>
+            <w:shd w:val="clear" w:color="auto" w:fill="FFFFFF"/>
+          </w:tcPr>
+          <w:p>
+            <w:pPr>
+              <w:spacing w:after="80"/>
+            </w:pPr>
+            <w:r>
+              <w:rPr>
+                <w:sz w:val="18"/>
+              </w:rPr>
+              <w:t>Not recorded</w:t>
+            </w:r>
+          </w:p>
+        </w:tc>
+        <w:tc>
+          <w:tcPr>
+            <w:tcW w:w="2400" w:type="dxa"/>
+            <w:tcBorders>
+              <w:top w:val="single" w:sz="4" w:space="0" w:color="D9D9D9"/>
+              <w:left w:val="single" w:sz="4" w:space="0" w:color="D9D9D9"/>
+              <w:bottom w:val="single" w:sz="4" w:space="0" w:color="D9D9D9"/>
+              <w:right w:val="single" w:sz="4" w:space="0" w:color="D9D9D9"/>
+            </w:tcBorders>
+            <w:shd w:val="clear" w:color="auto" w:fill="FFFFFF"/>
+          </w:tcPr>
+          <w:p>
+            <w:pPr>
+              <w:spacing w:after="80"/>
+            </w:pPr>
+            <w:r>
+              <w:rPr>
+                <w:sz w:val="18"/>
+              </w:rPr>
+              <w:t>excluded</w:t>
+            </w:r>
+          </w:p>
+        </w:tc>
+      </w:tr>
+      <w:tr>
+        <w:tc>
+          <w:tcPr>
+            <w:tcW w:w="2400" w:type="dxa"/>
+            <w:tcBorders>
+              <w:top w:val="single" w:sz="4" w:space="0" w:color="D9D9D9"/>
+              <w:left w:val="single" w:sz="4" w:space="0" w:color="D9D9D9"/>
+              <w:bottom w:val="single" w:sz="4" w:space="0" w:color="D9D9D9"/>
+              <w:right w:val="single" w:sz="4" w:space="0" w:color="D9D9D9"/>
+            </w:tcBorders>
+            <w:shd w:val="clear" w:color="auto" w:fill="F6F8FA"/>
+          </w:tcPr>
+          <w:p>
+            <w:pPr>
+              <w:spacing w:after="80"/>
+            </w:pPr>
+            <w:r>
+              <w:rPr>
+                <w:sz w:val="18"/>
+              </w:rPr>
+              <w:t>121511946</w:t>
+            </w:r>
+          </w:p>
+        </w:tc>
+        <w:tc>
+          <w:tcPr>
+            <w:tcW w:w="2400" w:type="dxa"/>
+            <w:tcBorders>
+              <w:top w:val="single" w:sz="4" w:space="0" w:color="D9D9D9"/>
+              <w:left w:val="single" w:sz="4" w:space="0" w:color="D9D9D9"/>
+              <w:bottom w:val="single" w:sz="4" w:space="0" w:color="D9D9D9"/>
+              <w:right w:val="single" w:sz="4" w:space="0" w:color="D9D9D9"/>
+            </w:tcBorders>
+            <w:shd w:val="clear" w:color="auto" w:fill="F6F8FA"/>
+          </w:tcPr>
+          <w:p>
+            <w:pPr>
+              <w:spacing w:after="80"/>
+            </w:pPr>
+            <w:r>
+              <w:rPr>
+                <w:sz w:val="18"/>
+              </w:rPr>
+              <w:t>Missing</w:t>
+            </w:r>
+          </w:p>
+        </w:tc>
+        <w:tc>
+          <w:tcPr>
+            <w:tcW w:w="2400" w:type="dxa"/>
+            <w:tcBorders>
+              <w:top w:val="single" w:sz="4" w:space="0" w:color="D9D9D9"/>
+              <w:left w:val="single" w:sz="4" w:space="0" w:color="D9D9D9"/>
+              <w:bottom w:val="single" w:sz="4" w:space="0" w:color="D9D9D9"/>
+              <w:right w:val="single" w:sz="4" w:space="0" w:color="D9D9D9"/>
+            </w:tcBorders>
+            <w:shd w:val="clear" w:color="auto" w:fill="F6F8FA"/>
+          </w:tcPr>
+          <w:p>
+            <w:pPr>
+              <w:spacing w:after="80"/>
+            </w:pPr>
+            <w:r>
+              <w:rPr>
+                <w:sz w:val="18"/>
+              </w:rPr>
+              <w:t>Not recorded</w:t>
+            </w:r>
+          </w:p>
+        </w:tc>
+        <w:tc>
+          <w:tcPr>
+            <w:tcW w:w="2400" w:type="dxa"/>
+            <w:tcBorders>
+              <w:top w:val="single" w:sz="4" w:space="0" w:color="D9D9D9"/>
+              <w:left w:val="single" w:sz="4" w:space="0" w:color="D9D9D9"/>
+              <w:bottom w:val="single" w:sz="4" w:space="0" w:color="D9D9D9"/>
+              <w:right w:val="single" w:sz="4" w:space="0" w:color="D9D9D9"/>
+            </w:tcBorders>
+            <w:shd w:val="clear" w:color="auto" w:fill="F6F8FA"/>
+          </w:tcPr>
+          <w:p>
+            <w:pPr>
+              <w:spacing w:after="80"/>
+            </w:pPr>
+            <w:r>
+              <w:rPr>
+                <w:sz w:val="18"/>
+              </w:rPr>
+              <w:t>excluded</w:t>
+            </w:r>
+          </w:p>
+        </w:tc>
+      </w:tr>
+      <w:tr>
+        <w:tc>
+          <w:tcPr>
+            <w:tcW w:w="2400" w:type="dxa"/>
+            <w:tcBorders>
+              <w:top w:val="single" w:sz="4" w:space="0" w:color="D9D9D9"/>
+              <w:left w:val="single" w:sz="4" w:space="0" w:color="D9D9D9"/>
+              <w:bottom w:val="single" w:sz="4" w:space="0" w:color="D9D9D9"/>
+              <w:right w:val="single" w:sz="4" w:space="0" w:color="D9D9D9"/>
+            </w:tcBorders>
+            <w:shd w:val="clear" w:color="auto" w:fill="FFFFFF"/>
+          </w:tcPr>
+          <w:p>
+            <w:pPr>
+              <w:spacing w:after="80"/>
+            </w:pPr>
+            <w:r>
+              <w:rPr>
+                <w:sz w:val="18"/>
+              </w:rPr>
+              <w:t>111380853</w:t>
+            </w:r>
+          </w:p>
+        </w:tc>
+        <w:tc>
+          <w:tcPr>
+            <w:tcW w:w="2400" w:type="dxa"/>
+            <w:tcBorders>
+              <w:top w:val="single" w:sz="4" w:space="0" w:color="D9D9D9"/>
+              <w:left w:val="single" w:sz="4" w:space="0" w:color="D9D9D9"/>
+              <w:bottom w:val="single" w:sz="4" w:space="0" w:color="D9D9D9"/>
+              <w:right w:val="single" w:sz="4" w:space="0" w:color="D9D9D9"/>
+            </w:tcBorders>
+            <w:shd w:val="clear" w:color="auto" w:fill="FFFFFF"/>
+          </w:tcPr>
+          <w:p>
+            <w:pPr>
+              <w:spacing w:after="80"/>
+            </w:pPr>
+            <w:r>
+              <w:rPr>
+                <w:sz w:val="18"/>
+              </w:rPr>
+              <w:t>1,400</w:t>
+            </w:r>
+          </w:p>
+        </w:tc>
+        <w:tc>
+          <w:tcPr>
+            <w:tcW w:w="2400" w:type="dxa"/>
+            <w:tcBorders>
+              <w:top w:val="single" w:sz="4" w:space="0" w:color="D9D9D9"/>
+              <w:left w:val="single" w:sz="4" w:space="0" w:color="D9D9D9"/>
+              <w:bottom w:val="single" w:sz="4" w:space="0" w:color="D9D9D9"/>
+              <w:right w:val="single" w:sz="4" w:space="0" w:color="D9D9D9"/>
+            </w:tcBorders>
+            <w:shd w:val="clear" w:color="auto" w:fill="FFFFFF"/>
+          </w:tcPr>
+          <w:p>
+            <w:pPr>
+              <w:spacing w:after="80"/>
+            </w:pPr>
+            <w:r>
+              <w:rPr>
+                <w:sz w:val="18"/>
+              </w:rPr>
+              <w:t>Not recorded</w:t>
+            </w:r>
+          </w:p>
+        </w:tc>
+        <w:tc>
+          <w:tcPr>
+            <w:tcW w:w="2400" w:type="dxa"/>
+            <w:tcBorders>
+              <w:top w:val="single" w:sz="4" w:space="0" w:color="D9D9D9"/>
+              <w:left w:val="single" w:sz="4" w:space="0" w:color="D9D9D9"/>
+              <w:bottom w:val="single" w:sz="4" w:space="0" w:color="D9D9D9"/>
+              <w:right w:val="single" w:sz="4" w:space="0" w:color="D9D9D9"/>
+            </w:tcBorders>
+            <w:shd w:val="clear" w:color="auto" w:fill="FFFFFF"/>
+          </w:tcPr>
+          <w:p>
+            <w:pPr>
+              <w:spacing w:after="80"/>
+            </w:pPr>
+            <w:r>
+              <w:rPr>
+                <w:sz w:val="18"/>
+              </w:rPr>
+              <w:t>excluded</w:t>
+            </w:r>
+          </w:p>
+        </w:tc>
+      </w:tr>
+      <w:tr>
+        <w:tc>
+          <w:tcPr>
+            <w:tcW w:w="2400" w:type="dxa"/>
+            <w:tcBorders>
+              <w:top w:val="single" w:sz="4" w:space="0" w:color="D9D9D9"/>
+              <w:left w:val="single" w:sz="4" w:space="0" w:color="D9D9D9"/>
+              <w:bottom w:val="single" w:sz="4" w:space="0" w:color="D9D9D9"/>
+              <w:right w:val="single" w:sz="4" w:space="0" w:color="D9D9D9"/>
+            </w:tcBorders>
+            <w:shd w:val="clear" w:color="auto" w:fill="F6F8FA"/>
+          </w:tcPr>
+          <w:p>
+            <w:pPr>
+              <w:spacing w:after="80"/>
+            </w:pPr>
+            <w:r>
+              <w:rPr>
+                <w:sz w:val="18"/>
+              </w:rPr>
+              <w:t>132513280</w:t>
+            </w:r>
+          </w:p>
+        </w:tc>
+        <w:tc>
+          <w:tcPr>
+            <w:tcW w:w="2400" w:type="dxa"/>
+            <w:tcBorders>
+              <w:top w:val="single" w:sz="4" w:space="0" w:color="D9D9D9"/>
+              <w:left w:val="single" w:sz="4" w:space="0" w:color="D9D9D9"/>
+              <w:bottom w:val="single" w:sz="4" w:space="0" w:color="D9D9D9"/>
+              <w:right w:val="single" w:sz="4" w:space="0" w:color="D9D9D9"/>
+            </w:tcBorders>
+            <w:shd w:val="clear" w:color="auto" w:fill="F6F8FA"/>
+          </w:tcPr>
+          <w:p>
+            <w:pPr>
+              <w:spacing w:after="80"/>
+            </w:pPr>
+            <w:r>
+              <w:rPr>
+                <w:sz w:val="18"/>
+              </w:rPr>
+              <w:t>900</w:t>
+            </w:r>
+          </w:p>
+        </w:tc>
+        <w:tc>
+          <w:tcPr>
+            <w:tcW w:w="2400" w:type="dxa"/>
+            <w:tcBorders>
+              <w:top w:val="single" w:sz="4" w:space="0" w:color="D9D9D9"/>
+              <w:left w:val="single" w:sz="4" w:space="0" w:color="D9D9D9"/>
+              <w:bottom w:val="single" w:sz="4" w:space="0" w:color="D9D9D9"/>
+              <w:right w:val="single" w:sz="4" w:space="0" w:color="D9D9D9"/>
+            </w:tcBorders>
+            <w:shd w:val="clear" w:color="auto" w:fill="F6F8FA"/>
+          </w:tcPr>
+          <w:p>
+            <w:pPr>
+              <w:spacing w:after="80"/>
+            </w:pPr>
+            <w:r>
+              <w:rPr>
+                <w:sz w:val="18"/>
+              </w:rPr>
+              <w:t>Borgo Palazzo</w:t>
+            </w:r>
+          </w:p>
+        </w:tc>
+        <w:tc>
+          <w:tcPr>
+            <w:tcW w:w="2400" w:type="dxa"/>
+            <w:tcBorders>
+              <w:top w:val="single" w:sz="4" w:space="0" w:color="D9D9D9"/>
+              <w:left w:val="single" w:sz="4" w:space="0" w:color="D9D9D9"/>
+              <w:bottom w:val="single" w:sz="4" w:space="0" w:color="D9D9D9"/>
+              <w:right w:val="single" w:sz="4" w:space="0" w:color="D9D9D9"/>
+            </w:tcBorders>
+            <w:shd w:val="clear" w:color="auto" w:fill="F6F8FA"/>
+          </w:tcPr>
+          <w:p>
+            <w:pPr>
+              <w:spacing w:after="80"/>
+            </w:pPr>
+            <w:r>
+              <w:rPr>
+                <w:sz w:val="18"/>
+              </w:rPr>
+              <w:t>primary</w:t>
+            </w:r>
+          </w:p>
+        </w:tc>
+      </w:tr>
+      <w:tr>
+        <w:tc>
+          <w:tcPr>
+            <w:tcW w:w="2400" w:type="dxa"/>
+            <w:tcBorders>
+              <w:top w:val="single" w:sz="4" w:space="0" w:color="D9D9D9"/>
+              <w:left w:val="single" w:sz="4" w:space="0" w:color="D9D9D9"/>
+              <w:bottom w:val="single" w:sz="4" w:space="0" w:color="D9D9D9"/>
+              <w:right w:val="single" w:sz="4" w:space="0" w:color="D9D9D9"/>
+            </w:tcBorders>
+            <w:shd w:val="clear" w:color="auto" w:fill="FFFFFF"/>
+          </w:tcPr>
+          <w:p>
+            <w:pPr>
+              <w:spacing w:after="80"/>
+            </w:pPr>
+            <w:r>
+              <w:rPr>
+                <w:sz w:val="18"/>
+              </w:rPr>
+              <w:t>36732340</w:t>
+            </w:r>
+          </w:p>
+        </w:tc>
+        <w:tc>
+          <w:tcPr>
+            <w:tcW w:w="2400" w:type="dxa"/>
+            <w:tcBorders>
+              <w:top w:val="single" w:sz="4" w:space="0" w:color="D9D9D9"/>
+              <w:left w:val="single" w:sz="4" w:space="0" w:color="D9D9D9"/>
+              <w:bottom w:val="single" w:sz="4" w:space="0" w:color="D9D9D9"/>
+              <w:right w:val="single" w:sz="4" w:space="0" w:color="D9D9D9"/>
+            </w:tcBorders>
+            <w:shd w:val="clear" w:color="auto" w:fill="FFFFFF"/>
+          </w:tcPr>
+          <w:p>
+            <w:pPr>
+              <w:spacing w:after="80"/>
+            </w:pPr>
+            <w:r>
+              <w:rPr>
+                <w:sz w:val="18"/>
+              </w:rPr>
+              <w:t>900</w:t>
+            </w:r>
+          </w:p>
+        </w:tc>
+        <w:tc>
+          <w:tcPr>
+            <w:tcW w:w="2400" w:type="dxa"/>
+            <w:tcBorders>
+              <w:top w:val="single" w:sz="4" w:space="0" w:color="D9D9D9"/>
+              <w:left w:val="single" w:sz="4" w:space="0" w:color="D9D9D9"/>
+              <w:bottom w:val="single" w:sz="4" w:space="0" w:color="D9D9D9"/>
+              <w:right w:val="single" w:sz="4" w:space="0" w:color="D9D9D9"/>
+            </w:tcBorders>
+            <w:shd w:val="clear" w:color="auto" w:fill="FFFFFF"/>
+          </w:tcPr>
+          <w:p>
+            <w:pPr>
+              <w:spacing w:after="80"/>
+            </w:pPr>
+            <w:r>
+              <w:rPr>
+                <w:sz w:val="18"/>
+              </w:rPr>
+              <w:t>Borgo Palazzo</w:t>
+            </w:r>
+          </w:p>
+        </w:tc>
+        <w:tc>
+          <w:tcPr>
+            <w:tcW w:w="2400" w:type="dxa"/>
+            <w:tcBorders>
+              <w:top w:val="single" w:sz="4" w:space="0" w:color="D9D9D9"/>
+              <w:left w:val="single" w:sz="4" w:space="0" w:color="D9D9D9"/>
+              <w:bottom w:val="single" w:sz="4" w:space="0" w:color="D9D9D9"/>
+              <w:right w:val="single" w:sz="4" w:space="0" w:color="D9D9D9"/>
+            </w:tcBorders>
+            <w:shd w:val="clear" w:color="auto" w:fill="FFFFFF"/>
+          </w:tcPr>
+          <w:p>
+            <w:pPr>
+              <w:spacing w:after="80"/>
+            </w:pPr>
+            <w:r>
+              <w:rPr>
+                <w:sz w:val="18"/>
+              </w:rPr>
+              <w:t>primary</w:t>
+            </w:r>
+          </w:p>
+        </w:tc>
+      </w:tr>
+      <w:tr>
+        <w:tc>
+          <w:tcPr>
+            <w:tcW w:w="2400" w:type="dxa"/>
+            <w:tcBorders>
+              <w:top w:val="single" w:sz="4" w:space="0" w:color="D9D9D9"/>
+              <w:left w:val="single" w:sz="4" w:space="0" w:color="D9D9D9"/>
+              <w:bottom w:val="single" w:sz="4" w:space="0" w:color="D9D9D9"/>
+              <w:right w:val="single" w:sz="4" w:space="0" w:color="D9D9D9"/>
+            </w:tcBorders>
+            <w:shd w:val="clear" w:color="auto" w:fill="F6F8FA"/>
+          </w:tcPr>
+          <w:p>
+            <w:pPr>
+              <w:spacing w:after="80"/>
+            </w:pPr>
+            <w:r>
+              <w:rPr>
+                <w:sz w:val="18"/>
+              </w:rPr>
+              <w:t>36084937</w:t>
+            </w:r>
+          </w:p>
+        </w:tc>
+        <w:tc>
+          <w:tcPr>
+            <w:tcW w:w="2400" w:type="dxa"/>
+            <w:tcBorders>
+              <w:top w:val="single" w:sz="4" w:space="0" w:color="D9D9D9"/>
+              <w:left w:val="single" w:sz="4" w:space="0" w:color="D9D9D9"/>
+              <w:bottom w:val="single" w:sz="4" w:space="0" w:color="D9D9D9"/>
+              <w:right w:val="single" w:sz="4" w:space="0" w:color="D9D9D9"/>
+            </w:tcBorders>
+            <w:shd w:val="clear" w:color="auto" w:fill="F6F8FA"/>
+          </w:tcPr>
+          <w:p>
+            <w:pPr>
+              <w:spacing w:after="80"/>
+            </w:pPr>
+            <w:r>
+              <w:rPr>
+                <w:sz w:val="18"/>
+              </w:rPr>
+              <w:t>1,000</w:t>
+            </w:r>
+          </w:p>
+        </w:tc>
+        <w:tc>
+          <w:tcPr>
+            <w:tcW w:w="2400" w:type="dxa"/>
+            <w:tcBorders>
+              <w:top w:val="single" w:sz="4" w:space="0" w:color="D9D9D9"/>
+              <w:left w:val="single" w:sz="4" w:space="0" w:color="D9D9D9"/>
+              <w:bottom w:val="single" w:sz="4" w:space="0" w:color="D9D9D9"/>
+              <w:right w:val="single" w:sz="4" w:space="0" w:color="D9D9D9"/>
+            </w:tcBorders>
+            <w:shd w:val="clear" w:color="auto" w:fill="F6F8FA"/>
+          </w:tcPr>
+          <w:p>
+            <w:pPr>
+              <w:spacing w:after="80"/>
+            </w:pPr>
+            <w:r>
+              <w:rPr>
+                <w:sz w:val="18"/>
+              </w:rPr>
+              <w:t>Centro</w:t>
+            </w:r>
+          </w:p>
+        </w:tc>
+        <w:tc>
+          <w:tcPr>
+            <w:tcW w:w="2400" w:type="dxa"/>
+            <w:tcBorders>
+              <w:top w:val="single" w:sz="4" w:space="0" w:color="D9D9D9"/>
+              <w:left w:val="single" w:sz="4" w:space="0" w:color="D9D9D9"/>
+              <w:bottom w:val="single" w:sz="4" w:space="0" w:color="D9D9D9"/>
+              <w:right w:val="single" w:sz="4" w:space="0" w:color="D9D9D9"/>
+            </w:tcBorders>
+            <w:shd w:val="clear" w:color="auto" w:fill="F6F8FA"/>
+          </w:tcPr>
+          <w:p>
+            <w:pPr>
+              <w:spacing w:after="80"/>
+            </w:pPr>
+            <w:r>
+              <w:rPr>
+                <w:sz w:val="18"/>
+              </w:rPr>
+              <w:t>annual</w:t>
+            </w:r>
+          </w:p>
+        </w:tc>
+      </w:tr>
+      <w:tr>
+        <w:tc>
+          <w:tcPr>
+            <w:tcW w:w="2400" w:type="dxa"/>
+            <w:tcBorders>
+              <w:top w:val="single" w:sz="4" w:space="0" w:color="D9D9D9"/>
+              <w:left w:val="single" w:sz="4" w:space="0" w:color="D9D9D9"/>
+              <w:bottom w:val="single" w:sz="4" w:space="0" w:color="D9D9D9"/>
+              <w:right w:val="single" w:sz="4" w:space="0" w:color="D9D9D9"/>
+            </w:tcBorders>
+            <w:shd w:val="clear" w:color="auto" w:fill="FFFFFF"/>
+          </w:tcPr>
+          <w:p>
+            <w:pPr>
+              <w:spacing w:after="80"/>
+            </w:pPr>
+            <w:r>
+              <w:rPr>
+                <w:sz w:val="18"/>
+              </w:rPr>
+              <w:t>36830219</w:t>
+            </w:r>
+          </w:p>
+        </w:tc>
+        <w:tc>
+          <w:tcPr>
+            <w:tcW w:w="2400" w:type="dxa"/>
+            <w:tcBorders>
+              <w:top w:val="single" w:sz="4" w:space="0" w:color="D9D9D9"/>
+              <w:left w:val="single" w:sz="4" w:space="0" w:color="D9D9D9"/>
+              <w:bottom w:val="single" w:sz="4" w:space="0" w:color="D9D9D9"/>
+              <w:right w:val="single" w:sz="4" w:space="0" w:color="D9D9D9"/>
+            </w:tcBorders>
+            <w:shd w:val="clear" w:color="auto" w:fill="FFFFFF"/>
+          </w:tcPr>
+          <w:p>
+            <w:pPr>
+              <w:spacing w:after="80"/>
+            </w:pPr>
+            <w:r>
+              <w:rPr>
+                <w:sz w:val="18"/>
+              </w:rPr>
+              <w:t>700</w:t>
+            </w:r>
+          </w:p>
+        </w:tc>
+        <w:tc>
+          <w:tcPr>
+            <w:tcW w:w="2400" w:type="dxa"/>
+            <w:tcBorders>
+              <w:top w:val="single" w:sz="4" w:space="0" w:color="D9D9D9"/>
+              <w:left w:val="single" w:sz="4" w:space="0" w:color="D9D9D9"/>
+              <w:bottom w:val="single" w:sz="4" w:space="0" w:color="D9D9D9"/>
+              <w:right w:val="single" w:sz="4" w:space="0" w:color="D9D9D9"/>
+            </w:tcBorders>
+            <w:shd w:val="clear" w:color="auto" w:fill="FFFFFF"/>
+          </w:tcPr>
+          <w:p>
+            <w:pPr>
+              <w:spacing w:after="80"/>
+            </w:pPr>
+            <w:r>
+              <w:rPr>
+                <w:sz w:val="18"/>
+              </w:rPr>
+              <w:t>Moroni</w:t>
+            </w:r>
+          </w:p>
+        </w:tc>
+        <w:tc>
+          <w:tcPr>
+            <w:tcW w:w="2400" w:type="dxa"/>
+            <w:tcBorders>
+              <w:top w:val="single" w:sz="4" w:space="0" w:color="D9D9D9"/>
+              <w:left w:val="single" w:sz="4" w:space="0" w:color="D9D9D9"/>
+              <w:bottom w:val="single" w:sz="4" w:space="0" w:color="D9D9D9"/>
+              <w:right w:val="single" w:sz="4" w:space="0" w:color="D9D9D9"/>
+            </w:tcBorders>
+            <w:shd w:val="clear" w:color="auto" w:fill="FFFFFF"/>
+          </w:tcPr>
+          <w:p>
+            <w:pPr>
+              <w:spacing w:after="80"/>
+            </w:pPr>
+            <w:r>
+              <w:rPr>
+                <w:sz w:val="18"/>
+              </w:rPr>
+              <w:t>temporary</w:t>
+            </w:r>
+          </w:p>
+        </w:tc>
+      </w:tr>
+    </w:tbl>
+    <w:p/>
+    <w:p>
+      <w:r>
+        <w:t>Arithmetic mean = sum of the recorded numeric rents / number of numeric rents = EUR 17,240 / 17 = EUR 1,014.12. The missing four records are not counted as zero. The sample standard deviation uses n minus one. These statistics describe the heterogeneous recorded values and cannot verify a mean of 21 eligible long-term city-centre offers. The intended approximately EUR 900 arithmetic mean remains unverified.</w:t>
       </w:r>
     </w:p>
     <w:sectPr>
-      <w:headerReference w:type="default" r:id="rId59"/>
-      <w:footerReference w:type="default" r:id="rId60"/>
-      <w:pgSz w:w="12240" w:h="15840"/>
+      <w:headerReference w:type="default" r:id="rId62"/>
+      <w:footerReference w:type="default" r:id="rId63"/>
+      <w:pgSz w:w="11906" w:h="16838"/>
       <w:pgMar w:top="1008" w:right="1152" w:bottom="1008" w:left="1152" w:header="360" w:footer="720" w:gutter="0"/>
+      <w:pgNumType w:start="1"/>
       <w:cols w:space="720"/>
       <w:docGrid w:linePitch="360"/>
     </w:sectPr>
@@ -10193,6 +12398,12 @@
 </file>
 
 <file path=word/footer1.xml><?xml version="1.0" encoding="utf-8"?>
+<w:ftr xmlns:wpc="http://schemas.microsoft.com/office/word/2010/wordprocessingCanvas" xmlns:cx="http://schemas.microsoft.com/office/drawing/2014/chartex" xmlns:cx1="http://schemas.microsoft.com/office/drawing/2015/9/8/chartex" xmlns:cx2="http://schemas.microsoft.com/office/drawing/2015/10/21/chartex" xmlns:cx3="http://schemas.microsoft.com/office/drawing/2016/5/9/chartex" xmlns:cx4="http://schemas.microsoft.com/office/drawing/2016/5/10/chartex" xmlns:cx5="http://schemas.microsoft.com/office/drawing/2016/5/11/chartex" xmlns:cx6="http://schemas.microsoft.com/office/drawing/2016/5/12/chartex" xmlns:cx7="http://schemas.microsoft.com/office/drawing/2016/5/13/chartex" xmlns:cx8="http://schemas.microsoft.com/office/drawing/2016/5/14/chartex" xmlns:mc="http://schemas.openxmlformats.org/markup-compatibility/2006" xmlns:aink="http://schemas.microsoft.com/office/drawing/2016/ink" xmlns:am3d="http://schemas.microsoft.com/office/drawing/2017/model3d" xmlns:o="urn:schemas-microsoft-com:office:office" xmlns:oel="http://schemas.microsoft.com/office/2019/extlst" xmlns:r="http://schemas.openxmlformats.org/officeDocument/2006/relationships" xmlns:m="http://schemas.openxmlformats.org/officeDocument/2006/math" xmlns:v="urn:schemas-microsoft-com:vml" xmlns:wp14="http://schemas.microsoft.com/office/word/2010/wordprocessingDrawing" xmlns:wp="http://schemas.openxmlformats.org/drawingml/2006/wordprocessingDrawing" xmlns:w10="urn:schemas-microsoft-com:office:word" xmlns:w="http://schemas.openxmlformats.org/wordprocessingml/2006/main" xmlns:w14="http://schemas.microsoft.com/office/word/2010/wordml" xmlns:w15="http://schemas.microsoft.com/office/word/2012/wordml" xmlns:w16cex="http://schemas.microsoft.com/office/word/2018/wordml/cex" xmlns:w16cid="http://schemas.microsoft.com/office/word/2016/wordml/cid" xmlns:w16="http://schemas.microsoft.com/office/word/2018/wordml" xmlns:w16du="http://schemas.microsoft.com/office/word/2023/wordml/word16du" xmlns:w16sdtdh="http://schemas.microsoft.com/office/word/2020/wordml/sdtdatahash" xmlns:w16sdtfl="http://schemas.microsoft.com/office/word/2024/wordml/sdtformatlock" xmlns:w16se="http://schemas.microsoft.com/office/word/2015/wordml/symex" xmlns:wpg="http://schemas.microsoft.com/office/word/2010/wordprocessingGroup" xmlns:wpi="http://schemas.microsoft.com/office/word/2010/wordprocessingInk" xmlns:wne="http://schemas.microsoft.com/office/word/2006/wordml" xmlns:wps="http://schemas.microsoft.com/office/word/2010/wordprocessingShape" mc:Ignorable="w14 w15 w16se w16cid w16 w16cex w16sdtdh w16sdtfl w16du wp14">
+  <w:p/>
+</w:ftr>
+</file>
+
+<file path=word/footer2.xml><?xml version="1.0" encoding="utf-8"?>
 <w:ftr xmlns:wpc="http://schemas.microsoft.com/office/word/2010/wordprocessingCanvas" xmlns:cx="http://schemas.microsoft.com/office/drawing/2014/chartex" xmlns:cx1="http://schemas.microsoft.com/office/drawing/2015/9/8/chartex" xmlns:cx2="http://schemas.microsoft.com/office/drawing/2015/10/21/chartex" xmlns:cx3="http://schemas.microsoft.com/office/drawing/2016/5/9/chartex" xmlns:cx4="http://schemas.microsoft.com/office/drawing/2016/5/10/chartex" xmlns:cx5="http://schemas.microsoft.com/office/drawing/2016/5/11/chartex" xmlns:cx6="http://schemas.microsoft.com/office/drawing/2016/5/12/chartex" xmlns:cx7="http://schemas.microsoft.com/office/drawing/2016/5/13/chartex" xmlns:cx8="http://schemas.microsoft.com/office/drawing/2016/5/14/chartex" xmlns:mc="http://schemas.openxmlformats.org/markup-compatibility/2006" xmlns:aink="http://schemas.microsoft.com/office/drawing/2016/ink" xmlns:am3d="http://schemas.microsoft.com/office/drawing/2017/model3d" xmlns:o="urn:schemas-microsoft-com:office:office" xmlns:oel="http://schemas.microsoft.com/office/2019/extlst" xmlns:r="http://schemas.openxmlformats.org/officeDocument/2006/relationships" xmlns:m="http://schemas.openxmlformats.org/officeDocument/2006/math" xmlns:v="urn:schemas-microsoft-com:vml" xmlns:wp14="http://schemas.microsoft.com/office/word/2010/wordprocessingDrawing" xmlns:wp="http://schemas.openxmlformats.org/drawingml/2006/wordprocessingDrawing" xmlns:w10="urn:schemas-microsoft-com:office:word" xmlns:w="http://schemas.openxmlformats.org/wordprocessingml/2006/main" xmlns:w14="http://schemas.microsoft.com/office/word/2010/wordml" xmlns:w15="http://schemas.microsoft.com/office/word/2012/wordml" xmlns:w16cex="http://schemas.microsoft.com/office/word/2018/wordml/cex" xmlns:w16cid="http://schemas.microsoft.com/office/word/2016/wordml/cid" xmlns:w16="http://schemas.microsoft.com/office/word/2018/wordml" xmlns:w16du="http://schemas.microsoft.com/office/word/2023/wordml/word16du" xmlns:w16sdtdh="http://schemas.microsoft.com/office/word/2020/wordml/sdtdatahash" xmlns:w16sdtfl="http://schemas.microsoft.com/office/word/2024/wordml/sdtformatlock" xmlns:w16se="http://schemas.microsoft.com/office/word/2015/wordml/symex" xmlns:wpg="http://schemas.microsoft.com/office/word/2010/wordprocessingGroup" xmlns:wpi="http://schemas.microsoft.com/office/word/2010/wordprocessingInk" xmlns:wne="http://schemas.microsoft.com/office/word/2006/wordml" xmlns:wps="http://schemas.microsoft.com/office/word/2010/wordprocessingShape" mc:Ignorable="w14 w15 w16se w16cid w16 w16cex w16sdtdh w16sdtfl w16du wp14">
   <w:p>
     <w:pPr>
@@ -10250,6 +12461,12 @@
 </file>
 
 <file path=word/header1.xml><?xml version="1.0" encoding="utf-8"?>
+<w:hdr xmlns:wpc="http://schemas.microsoft.com/office/word/2010/wordprocessingCanvas" xmlns:cx="http://schemas.microsoft.com/office/drawing/2014/chartex" xmlns:cx1="http://schemas.microsoft.com/office/drawing/2015/9/8/chartex" xmlns:cx2="http://schemas.microsoft.com/office/drawing/2015/10/21/chartex" xmlns:cx3="http://schemas.microsoft.com/office/drawing/2016/5/9/chartex" xmlns:cx4="http://schemas.microsoft.com/office/drawing/2016/5/10/chartex" xmlns:cx5="http://schemas.microsoft.com/office/drawing/2016/5/11/chartex" xmlns:cx6="http://schemas.microsoft.com/office/drawing/2016/5/12/chartex" xmlns:cx7="http://schemas.microsoft.com/office/drawing/2016/5/13/chartex" xmlns:cx8="http://schemas.microsoft.com/office/drawing/2016/5/14/chartex" xmlns:mc="http://schemas.openxmlformats.org/markup-compatibility/2006" xmlns:aink="http://schemas.microsoft.com/office/drawing/2016/ink" xmlns:am3d="http://schemas.microsoft.com/office/drawing/2017/model3d" xmlns:o="urn:schemas-microsoft-com:office:office" xmlns:oel="http://schemas.microsoft.com/office/2019/extlst" xmlns:r="http://schemas.openxmlformats.org/officeDocument/2006/relationships" xmlns:m="http://schemas.openxmlformats.org/officeDocument/2006/math" xmlns:v="urn:schemas-microsoft-com:vml" xmlns:wp14="http://schemas.microsoft.com/office/word/2010/wordprocessingDrawing" xmlns:wp="http://schemas.openxmlformats.org/drawingml/2006/wordprocessingDrawing" xmlns:w10="urn:schemas-microsoft-com:office:word" xmlns:w="http://schemas.openxmlformats.org/wordprocessingml/2006/main" xmlns:w14="http://schemas.microsoft.com/office/word/2010/wordml" xmlns:w15="http://schemas.microsoft.com/office/word/2012/wordml" xmlns:w16cex="http://schemas.microsoft.com/office/word/2018/wordml/cex" xmlns:w16cid="http://schemas.microsoft.com/office/word/2016/wordml/cid" xmlns:w16="http://schemas.microsoft.com/office/word/2018/wordml" xmlns:w16du="http://schemas.microsoft.com/office/word/2023/wordml/word16du" xmlns:w16sdtdh="http://schemas.microsoft.com/office/word/2020/wordml/sdtdatahash" xmlns:w16sdtfl="http://schemas.microsoft.com/office/word/2024/wordml/sdtformatlock" xmlns:w16se="http://schemas.microsoft.com/office/word/2015/wordml/symex" xmlns:wpg="http://schemas.microsoft.com/office/word/2010/wordprocessingGroup" xmlns:wpi="http://schemas.microsoft.com/office/word/2010/wordprocessingInk" xmlns:wne="http://schemas.microsoft.com/office/word/2006/wordml" xmlns:wps="http://schemas.microsoft.com/office/word/2010/wordprocessingShape" mc:Ignorable="w14 w15 w16se w16cid w16 w16cex w16sdtdh w16sdtfl w16du wp14">
+  <w:p/>
+</w:hdr>
+</file>
+
+<file path=word/header2.xml><?xml version="1.0" encoding="utf-8"?>
 <w:hdr xmlns:wpc="http://schemas.microsoft.com/office/word/2010/wordprocessingCanvas" xmlns:cx="http://schemas.microsoft.com/office/drawing/2014/chartex" xmlns:cx1="http://schemas.microsoft.com/office/drawing/2015/9/8/chartex" xmlns:cx2="http://schemas.microsoft.com/office/drawing/2015/10/21/chartex" xmlns:cx3="http://schemas.microsoft.com/office/drawing/2016/5/9/chartex" xmlns:cx4="http://schemas.microsoft.com/office/drawing/2016/5/10/chartex" xmlns:cx5="http://schemas.microsoft.com/office/drawing/2016/5/11/chartex" xmlns:cx6="http://schemas.microsoft.com/office/drawing/2016/5/12/chartex" xmlns:cx7="http://schemas.microsoft.com/office/drawing/2016/5/13/chartex" xmlns:cx8="http://schemas.microsoft.com/office/drawing/2016/5/14/chartex" xmlns:mc="http://schemas.openxmlformats.org/markup-compatibility/2006" xmlns:aink="http://schemas.microsoft.com/office/drawing/2016/ink" xmlns:am3d="http://schemas.microsoft.com/office/drawing/2017/model3d" xmlns:o="urn:schemas-microsoft-com:office:office" xmlns:oel="http://schemas.microsoft.com/office/2019/extlst" xmlns:r="http://schemas.openxmlformats.org/officeDocument/2006/relationships" xmlns:m="http://schemas.openxmlformats.org/officeDocument/2006/math" xmlns:v="urn:schemas-microsoft-com:vml" xmlns:wp14="http://schemas.microsoft.com/office/word/2010/wordprocessingDrawing" xmlns:wp="http://schemas.openxmlformats.org/drawingml/2006/wordprocessingDrawing" xmlns:w10="urn:schemas-microsoft-com:office:word" xmlns:w="http://schemas.openxmlformats.org/wordprocessingml/2006/main" xmlns:w14="http://schemas.microsoft.com/office/word/2010/wordml" xmlns:w15="http://schemas.microsoft.com/office/word/2012/wordml" xmlns:w16cex="http://schemas.microsoft.com/office/word/2018/wordml/cex" xmlns:w16cid="http://schemas.microsoft.com/office/word/2016/wordml/cid" xmlns:w16="http://schemas.microsoft.com/office/word/2018/wordml" xmlns:w16du="http://schemas.microsoft.com/office/word/2023/wordml/word16du" xmlns:w16sdtdh="http://schemas.microsoft.com/office/word/2020/wordml/sdtdatahash" xmlns:w16sdtfl="http://schemas.microsoft.com/office/word/2024/wordml/sdtformatlock" xmlns:w16se="http://schemas.microsoft.com/office/word/2015/wordml/symex" xmlns:wpg="http://schemas.microsoft.com/office/word/2010/wordprocessingGroup" xmlns:wpi="http://schemas.microsoft.com/office/word/2010/wordprocessingInk" xmlns:wne="http://schemas.microsoft.com/office/word/2006/wordml" xmlns:wps="http://schemas.microsoft.com/office/word/2010/wordprocessingShape" mc:Ignorable="w14 w15 w16se w16cid w16 w16cex w16sdtdh w16sdtfl w16du wp14">
   <w:p>
     <w:pPr>
@@ -10442,31 +12659,31 @@
       </w:rPr>
     </w:lvl>
   </w:abstractNum>
-  <w:num w:numId="1" w16cid:durableId="2019043845">
+  <w:num w:numId="1" w16cid:durableId="1006978439">
     <w:abstractNumId w:val="8"/>
   </w:num>
-  <w:num w:numId="2" w16cid:durableId="1783105731">
+  <w:num w:numId="2" w16cid:durableId="1991444539">
     <w:abstractNumId w:val="6"/>
   </w:num>
-  <w:num w:numId="3" w16cid:durableId="1370259123">
+  <w:num w:numId="3" w16cid:durableId="679550242">
     <w:abstractNumId w:val="5"/>
   </w:num>
-  <w:num w:numId="4" w16cid:durableId="218634485">
+  <w:num w:numId="4" w16cid:durableId="998270145">
     <w:abstractNumId w:val="4"/>
   </w:num>
-  <w:num w:numId="5" w16cid:durableId="444353014">
+  <w:num w:numId="5" w16cid:durableId="434910811">
     <w:abstractNumId w:val="7"/>
   </w:num>
-  <w:num w:numId="6" w16cid:durableId="1827630745">
+  <w:num w:numId="6" w16cid:durableId="779572084">
     <w:abstractNumId w:val="3"/>
   </w:num>
-  <w:num w:numId="7" w16cid:durableId="1873613078">
+  <w:num w:numId="7" w16cid:durableId="1003627973">
     <w:abstractNumId w:val="2"/>
   </w:num>
-  <w:num w:numId="8" w16cid:durableId="1643341511">
+  <w:num w:numId="8" w16cid:durableId="1620837709">
     <w:abstractNumId w:val="1"/>
   </w:num>
-  <w:num w:numId="9" w16cid:durableId="338049495">
+  <w:num w:numId="9" w16cid:durableId="1807313964">
     <w:abstractNumId w:val="0"/>
   </w:num>
 </w:numbering>
@@ -21849,7 +24066,7 @@
     <w:autoRedefine/>
     <w:uiPriority w:val="39"/>
     <w:unhideWhenUsed/>
-    <w:rsid w:val="00CB0A15"/>
+    <w:rsid w:val="00967FEE"/>
     <w:pPr>
       <w:spacing w:after="100"/>
       <w:ind w:left="220"/>
@@ -21862,7 +24079,7 @@
     <w:autoRedefine/>
     <w:uiPriority w:val="39"/>
     <w:unhideWhenUsed/>
-    <w:rsid w:val="00CB0A15"/>
+    <w:rsid w:val="00967FEE"/>
     <w:pPr>
       <w:spacing w:after="100"/>
     </w:pPr>
@@ -21872,7 +24089,7 @@
     <w:basedOn w:val="DefaultParagraphFont"/>
     <w:uiPriority w:val="99"/>
     <w:unhideWhenUsed/>
-    <w:rsid w:val="00CB0A15"/>
+    <w:rsid w:val="00967FEE"/>
     <w:rPr>
       <w:color w:val="0000FF" w:themeColor="hyperlink"/>
       <w:u w:val="single"/>
